--- a/dissertation/aniket-dissertation.docx
+++ b/dissertation/aniket-dissertation.docx
@@ -168,17 +168,7 @@
           <w:szCs w:val="32"/>
           <w:lang w:bidi="en-US"/>
         </w:rPr>
-        <w:t xml:space="preserve">MASTER OF </w:t>
-      </w:r>
-      <w:r>
-        <w:rPr>
-          <w:rFonts w:ascii="Garamond" w:eastAsia="Calibri" w:hAnsi="Garamond" w:cs="Mangal"/>
-          <w:b/>
-          <w:sz w:val="32"/>
-          <w:szCs w:val="32"/>
-          <w:lang w:bidi="en-US"/>
-        </w:rPr>
-        <w:t>SCIENCE</w:t>
+        <w:t>MASTER OF SCIENCE</w:t>
       </w:r>
     </w:p>
     <w:p>
@@ -469,7 +459,7 @@
           <w:lang w:eastAsia="en-IN"/>
         </w:rPr>
         <w:drawing>
-          <wp:inline distT="0" distB="0" distL="0" distR="0" wp14:anchorId="3C617C87" wp14:editId="02F321EF">
+          <wp:inline distT="0" distB="0" distL="0" distR="0" wp14:anchorId="110E124F" wp14:editId="63E110E0">
             <wp:extent cx="1379361" cy="1079500"/>
             <wp:effectExtent l="0" t="0" r="0" b="6350"/>
             <wp:docPr id="2055573453" name="Picture 2055573453" descr="C:\Users\Ganesha\Desktop\JNU_Logo.jpg"/>
@@ -486,7 +476,7 @@
                     </pic:cNvPicPr>
                   </pic:nvPicPr>
                   <pic:blipFill>
-                    <a:blip r:embed="rId6" cstate="print">
+                    <a:blip r:embed="rId8" cstate="print">
                       <a:extLst>
                         <a:ext uri="{28A0092B-C50C-407E-A947-70E740481C1C}">
                           <a14:useLocalDpi xmlns:a14="http://schemas.microsoft.com/office/drawing/2010/main" val="0"/>
@@ -540,17 +530,7 @@
           <w:szCs w:val="28"/>
           <w:lang w:bidi="en-US"/>
         </w:rPr>
-        <w:t xml:space="preserve">SCHOOL OF </w:t>
-      </w:r>
-      <w:r>
-        <w:rPr>
-          <w:rFonts w:eastAsia="Calibri"/>
-          <w:b/>
-          <w:sz w:val="28"/>
-          <w:szCs w:val="28"/>
-          <w:lang w:bidi="en-US"/>
-        </w:rPr>
-        <w:t>ENGINEERING</w:t>
+        <w:t>SCHOOL OF ENGINEERING</w:t>
       </w:r>
     </w:p>
     <w:p>
@@ -644,27 +624,7 @@
           <w:szCs w:val="32"/>
           <w:lang w:bidi="en-US"/>
         </w:rPr>
-        <w:t>MAY</w:t>
-      </w:r>
-      <w:r>
-        <w:rPr>
-          <w:rFonts w:ascii="Garamond" w:eastAsia="Calibri" w:hAnsi="Garamond" w:cs="Mangal"/>
-          <w:b/>
-          <w:sz w:val="32"/>
-          <w:szCs w:val="32"/>
-          <w:lang w:bidi="en-US"/>
-        </w:rPr>
-        <w:t xml:space="preserve"> </w:t>
-      </w:r>
-      <w:r>
-        <w:rPr>
-          <w:rFonts w:ascii="Garamond" w:eastAsia="Calibri" w:hAnsi="Garamond" w:cs="Mangal"/>
-          <w:b/>
-          <w:sz w:val="32"/>
-          <w:szCs w:val="32"/>
-          <w:lang w:bidi="en-US"/>
-        </w:rPr>
-        <w:t>2026</w:t>
+        <w:t>MAY 2026</w:t>
       </w:r>
     </w:p>
     <w:p>
@@ -697,8 +657,8 @@
           <w:lang w:bidi="en-US"/>
         </w:rPr>
         <w:sectPr>
-          <w:footerReference w:type="default" r:id="rId7"/>
-          <w:footerReference w:type="first" r:id="rId8"/>
+          <w:footerReference w:type="default" r:id="rId9"/>
+          <w:footerReference w:type="first" r:id="rId10"/>
           <w:pgSz w:w="11906" w:h="16838"/>
           <w:pgMar w:top="1702" w:right="1416" w:bottom="1134" w:left="1276" w:header="708" w:footer="708" w:gutter="0"/>
           <w:cols w:space="708"/>
@@ -718,7 +678,7 @@
           <w:lang w:bidi="en-US"/>
         </w:rPr>
         <w:sectPr>
-          <w:footerReference w:type="default" r:id="rId9"/>
+          <w:footerReference w:type="default" r:id="rId11"/>
           <w:type w:val="continuous"/>
           <w:pgSz w:w="11906" w:h="16838"/>
           <w:pgMar w:top="1440" w:right="1440" w:bottom="1440" w:left="2126" w:header="709" w:footer="709" w:gutter="0"/>
@@ -781,7 +741,7 @@
               </w:rPr>
               <w:lastRenderedPageBreak/>
               <w:drawing>
-                <wp:inline distT="0" distB="0" distL="0" distR="0" wp14:anchorId="44698DF7" wp14:editId="207802CB">
+                <wp:inline distT="0" distB="0" distL="0" distR="0" wp14:anchorId="4C5159B6" wp14:editId="67EB6A04">
                   <wp:extent cx="1379361" cy="1079500"/>
                   <wp:effectExtent l="0" t="0" r="0" b="6350"/>
                   <wp:docPr id="1325575655" name="Picture 1325575655" descr="C:\Users\Ganesha\Desktop\JNU_Logo.jpg"/>
@@ -798,7 +758,7 @@
                           </pic:cNvPicPr>
                         </pic:nvPicPr>
                         <pic:blipFill>
-                          <a:blip r:embed="rId6" cstate="print">
+                          <a:blip r:embed="rId8" cstate="print">
                             <a:extLst>
                               <a:ext uri="{28A0092B-C50C-407E-A947-70E740481C1C}">
                                 <a14:useLocalDpi xmlns:a14="http://schemas.microsoft.com/office/drawing/2010/main" val="0"/>
@@ -860,16 +820,7 @@
                 <w:szCs w:val="28"/>
                 <w:lang w:bidi="en-US"/>
               </w:rPr>
-              <w:t xml:space="preserve">SCHOOL OF </w:t>
-            </w:r>
-            <w:r>
-              <w:rPr>
-                <w:b/>
-                <w:sz w:val="28"/>
-                <w:szCs w:val="28"/>
-                <w:lang w:bidi="en-US"/>
-              </w:rPr>
-              <w:t>ENGINEERING</w:t>
+              <w:t>SCHOOL OF ENGINEERING</w:t>
             </w:r>
           </w:p>
           <w:p>
@@ -1045,28 +996,7 @@
           <w:szCs w:val="24"/>
           <w:lang w:bidi="en-US"/>
         </w:rPr>
-        <w:t xml:space="preserve">is being submitted to the School of </w:t>
-      </w:r>
-      <w:r>
-        <w:rPr>
-          <w:szCs w:val="24"/>
-          <w:lang w:bidi="en-US"/>
-        </w:rPr>
-        <w:t>Engineering</w:t>
-      </w:r>
-      <w:r>
-        <w:rPr>
-          <w:szCs w:val="24"/>
-          <w:lang w:bidi="en-US"/>
-        </w:rPr>
-        <w:t xml:space="preserve">, Jawaharlal Nehru University, New Delhi, in partial fulfilment of the requirements for the award of the degree of </w:t>
-      </w:r>
-      <w:r>
-        <w:rPr>
-          <w:szCs w:val="24"/>
-          <w:lang w:bidi="en-US"/>
-        </w:rPr>
-        <w:t xml:space="preserve"> </w:t>
+        <w:t xml:space="preserve">is being submitted to the School of Engineering, Jawaharlal Nehru University, New Delhi, in partial fulfilment of the requirements for the award of the degree of  </w:t>
       </w:r>
       <w:r>
         <w:rPr>
@@ -1074,23 +1004,7 @@
           <w:szCs w:val="24"/>
           <w:lang w:bidi="en-US"/>
         </w:rPr>
-        <w:t xml:space="preserve">Master of </w:t>
-      </w:r>
-      <w:r>
-        <w:rPr>
-          <w:b/>
-          <w:szCs w:val="24"/>
-          <w:lang w:bidi="en-US"/>
-        </w:rPr>
-        <w:t>Science</w:t>
-      </w:r>
-      <w:r>
-        <w:rPr>
-          <w:b/>
-          <w:szCs w:val="24"/>
-          <w:lang w:bidi="en-US"/>
-        </w:rPr>
-        <w:t xml:space="preserve"> </w:t>
+        <w:t xml:space="preserve">Master of Science </w:t>
       </w:r>
       <w:r>
         <w:rPr>
@@ -1122,14 +1036,7 @@
           <w:szCs w:val="24"/>
           <w:lang w:bidi="en-US"/>
         </w:rPr>
-        <w:t xml:space="preserve">, </w:t>
-      </w:r>
-      <w:r>
-        <w:rPr>
-          <w:szCs w:val="24"/>
-          <w:lang w:bidi="en-US"/>
-        </w:rPr>
-        <w:t xml:space="preserve">as part of the dual degree </w:t>
+        <w:t xml:space="preserve">, as part of the dual degree </w:t>
       </w:r>
       <w:proofErr w:type="spellStart"/>
       <w:r>
@@ -1145,14 +1052,7 @@
           <w:szCs w:val="24"/>
           <w:lang w:bidi="en-US"/>
         </w:rPr>
-        <w:t xml:space="preserve"> in the School of Engineering, </w:t>
-      </w:r>
-      <w:r>
-        <w:rPr>
-          <w:szCs w:val="24"/>
-          <w:lang w:bidi="en-US"/>
-        </w:rPr>
-        <w:t xml:space="preserve">is a record of bona fide work carried out by me under the supervision of </w:t>
+        <w:t xml:space="preserve"> in the School of Engineering, is a record of bona fide work carried out by me under the supervision of </w:t>
       </w:r>
       <w:r>
         <w:rPr>
@@ -1299,7 +1199,7 @@
           <w:szCs w:val="24"/>
           <w:lang w:bidi="en-US"/>
         </w:rPr>
-        <w:br w:type="textWrapping" w:clear="all"/>
+        <w:br/>
       </w:r>
     </w:p>
     <w:p>
@@ -1399,7 +1299,7 @@
                 <w:lang w:eastAsia="en-IN"/>
               </w:rPr>
               <w:drawing>
-                <wp:inline distT="0" distB="0" distL="0" distR="0" wp14:anchorId="370FE9DB" wp14:editId="788B54AA">
+                <wp:inline distT="0" distB="0" distL="0" distR="0" wp14:anchorId="4D4EFF8F" wp14:editId="6AAEDE33">
                   <wp:extent cx="1379361" cy="1079500"/>
                   <wp:effectExtent l="0" t="0" r="0" b="6350"/>
                   <wp:docPr id="1540527707" name="Picture 1540527707" descr="C:\Users\Ganesha\Desktop\JNU_Logo.jpg"/>
@@ -1416,7 +1316,7 @@
                           </pic:cNvPicPr>
                         </pic:nvPicPr>
                         <pic:blipFill>
-                          <a:blip r:embed="rId6" cstate="print">
+                          <a:blip r:embed="rId8" cstate="print">
                             <a:extLst>
                               <a:ext uri="{28A0092B-C50C-407E-A947-70E740481C1C}">
                                 <a14:useLocalDpi xmlns:a14="http://schemas.microsoft.com/office/drawing/2010/main" val="0"/>
@@ -1478,16 +1378,7 @@
                 <w:szCs w:val="28"/>
                 <w:lang w:bidi="en-US"/>
               </w:rPr>
-              <w:t xml:space="preserve">SCHOOL OF </w:t>
-            </w:r>
-            <w:r>
-              <w:rPr>
-                <w:b/>
-                <w:sz w:val="28"/>
-                <w:szCs w:val="28"/>
-                <w:lang w:bidi="en-US"/>
-              </w:rPr>
-              <w:t>ENGINEERING</w:t>
+              <w:t>SCHOOL OF ENGINEERING</w:t>
             </w:r>
           </w:p>
           <w:p>
@@ -1652,21 +1543,7 @@
           <w:szCs w:val="24"/>
           <w:lang w:bidi="en-US"/>
         </w:rPr>
-        <w:t xml:space="preserve"> to the School of </w:t>
-      </w:r>
-      <w:r>
-        <w:rPr>
-          <w:szCs w:val="24"/>
-          <w:lang w:bidi="en-US"/>
-        </w:rPr>
-        <w:t>Engineering</w:t>
-      </w:r>
-      <w:r>
-        <w:rPr>
-          <w:szCs w:val="24"/>
-          <w:lang w:bidi="en-US"/>
-        </w:rPr>
-        <w:t xml:space="preserve">, Jawaharlal Nehru University, New Delhi for the award of the degree of </w:t>
+        <w:t xml:space="preserve"> to the School of Engineering, Jawaharlal Nehru University, New Delhi for the award of the degree of </w:t>
       </w:r>
       <w:r>
         <w:rPr>
@@ -1674,23 +1551,7 @@
           <w:szCs w:val="24"/>
           <w:lang w:bidi="en-US"/>
         </w:rPr>
-        <w:t xml:space="preserve">Master of </w:t>
-      </w:r>
-      <w:r>
-        <w:rPr>
-          <w:b/>
-          <w:szCs w:val="24"/>
-          <w:lang w:bidi="en-US"/>
-        </w:rPr>
-        <w:t>Science</w:t>
-      </w:r>
-      <w:r>
-        <w:rPr>
-          <w:b/>
-          <w:szCs w:val="24"/>
-          <w:lang w:bidi="en-US"/>
-        </w:rPr>
-        <w:t xml:space="preserve"> </w:t>
+        <w:t xml:space="preserve">Master of Science </w:t>
       </w:r>
       <w:r>
         <w:rPr>
@@ -1738,14 +1599,7 @@
           <w:szCs w:val="24"/>
           <w:lang w:bidi="en-US"/>
         </w:rPr>
-        <w:t xml:space="preserve"> in the School of Engineering, </w:t>
-      </w:r>
-      <w:r>
-        <w:rPr>
-          <w:szCs w:val="24"/>
-          <w:lang w:bidi="en-US"/>
-        </w:rPr>
-        <w:t xml:space="preserve">is a research work carried out by </w:t>
+        <w:t xml:space="preserve"> in the School of Engineering, is a research work carried out by </w:t>
       </w:r>
       <w:r>
         <w:rPr>
@@ -1755,7 +1609,14 @@
           <w:u w:val="single"/>
           <w:lang w:bidi="en-US"/>
         </w:rPr>
-        <w:t>him</w:t>
+        <w:t xml:space="preserve">him </w:t>
+      </w:r>
+      <w:r>
+        <w:rPr>
+          <w:szCs w:val="24"/>
+          <w:lang w:bidi="en-US"/>
+        </w:rPr>
+        <w:t xml:space="preserve"> under the supervision of </w:t>
       </w:r>
       <w:r>
         <w:rPr>
@@ -1765,34 +1626,7 @@
           <w:u w:val="single"/>
           <w:lang w:bidi="en-US"/>
         </w:rPr>
-        <w:t xml:space="preserve"> </w:t>
-      </w:r>
-      <w:r>
-        <w:rPr>
-          <w:szCs w:val="24"/>
-          <w:lang w:bidi="en-US"/>
-        </w:rPr>
-        <w:t xml:space="preserve"> under the supervision of </w:t>
-      </w:r>
-      <w:r>
-        <w:rPr>
-          <w:b/>
-          <w:i/>
-          <w:szCs w:val="24"/>
-          <w:u w:val="single"/>
-          <w:lang w:bidi="en-US"/>
-        </w:rPr>
-        <w:t>S</w:t>
-      </w:r>
-      <w:r>
-        <w:rPr>
-          <w:b/>
-          <w:i/>
-          <w:szCs w:val="24"/>
-          <w:u w:val="single"/>
-          <w:lang w:bidi="en-US"/>
-        </w:rPr>
-        <w:t>hakti Kumar .</w:t>
+        <w:t>Shakti Kumar .</w:t>
       </w:r>
     </w:p>
     <w:p>
@@ -1843,17 +1677,7 @@
           <w:u w:val="single"/>
           <w:lang w:bidi="en-US"/>
         </w:rPr>
-        <w:t>S</w:t>
-      </w:r>
-      <w:r>
-        <w:rPr>
-          <w:b/>
-          <w:i/>
-          <w:szCs w:val="24"/>
-          <w:u w:val="single"/>
-          <w:lang w:bidi="en-US"/>
-        </w:rPr>
-        <w:t>hakti Kumar</w:t>
+        <w:t>Shakti Kumar</w:t>
       </w:r>
     </w:p>
     <w:p>
@@ -1970,14 +1794,7 @@
           <w:szCs w:val="24"/>
           <w:lang w:bidi="en-US"/>
         </w:rPr>
-        <w:t xml:space="preserve"> (Dean</w:t>
-      </w:r>
-      <w:r>
-        <w:rPr>
-          <w:szCs w:val="24"/>
-          <w:lang w:bidi="en-US"/>
-        </w:rPr>
-        <w:t>)</w:t>
+        <w:t xml:space="preserve"> (Dean)</w:t>
       </w:r>
     </w:p>
     <w:p>
@@ -1997,7 +1814,7 @@
       <w:pPr>
         <w:pStyle w:val="Heading1"/>
       </w:pPr>
-      <w:bookmarkStart w:id="4" w:name="_Toc229010088"/>
+      <w:bookmarkStart w:id="4" w:name="_Toc229053783"/>
       <w:r>
         <w:rPr>
           <w:rFonts w:ascii="Times New Roman" w:hAnsi="Times New Roman"/>
@@ -2009,7 +1826,7 @@
     </w:p>
     <w:p>
       <w:r>
-        <w:t>This dissertation studies how global oil-price shocks pass through India's domestic price system. India imports most of its crude oil, and crude is priced in dollars, so movements in Brent and the INR/USD exchange rate form the external cost shock. Rather than estimating one oil-to-headline-CPI elasticity, the dissertation follows the shock across layers: headline WPI, WPI Fuel and Power, PPAC Delhi retail petrol, CPI Fuel and Light, and headline CPI. The models use monthly data and short-run asymmetric ADL specifications in log differences. Inference relies on Newey-West HAC standard errors, cumulative pass-through tests, bootstrap symmetry checks, and diagnostic checks. The results show layered attenuation. Retail petrol responds strongly to Brent shocks, while WPI Fuel and Power responds strongly to rupee oil shocks. CPI Fuel and Light records a smaller but statistically significant bridge response. Headline WPI pass-through is statistically significant but modest. Headline CPI pass-through is positive, weak, and not statistically significant at conventional levels. A common-sample attenuation test rejects equality between retail-petrol and headline-CPI positive pass-through. The evidence does not say that oil shocks are irrelevant for Indian inflation. It says their measurable effect is strongest near fuel prices and much weaker in the broad consumer index. Short-run asymmetry is secondary: it is marginal in retail petrol and unsupported in headline WPI, WPI Fuel and Power, and headline CPI.</w:t>
+        <w:t>This dissertation studies how global oil-price shocks pass through India's domestic price system. India imports most of its crude oil, and crude is priced in dollars, so movements in Brent and the INR/USD exchange rate form the external cost shock. Rather than estimating one oil-to-headline-CPI elasticity, the dissertation follows the shock across several layers: headline WPI, WPI Fuel and Power, PPAC Delhi retail petrol, CPI Fuel and Light, and headline CPI. The models use monthly data and short-run asymmetric ADL specifications in log differences. Inference relies on Newey-West HAC standard errors, cumulative pass-through tests, bootstrap symmetry checks, and diagnostic checks. The results show layered attenuation. Retail petrol responds strongly to Brent shocks, while WPI Fuel and Power responds strongly to rupee oil shocks. CPI Fuel and Light records a smaller but statistically significant bridge response. Headline WPI pass-through is statistically significant but modest. Headline CPI pass-through is positive, weak, and not statistically significant at conventional levels. A common-sample attenuation test rejects equality between retail-petrol and headline-CPI positive pass-through. The evidence does not say that oil shocks are irrelevant for Indian inflation. It says their measurable effect is strongest near fuel prices and much weaker in the broad consumer index. Short-run asymmetry is secondary: it is marginal in retail petrol and unsupported in headline WPI, WPI Fuel and Power, and headline CPI.</w:t>
       </w:r>
     </w:p>
     <w:p>
@@ -2023,7 +1840,15 @@
     </w:p>
     <w:sdt>
       <w:sdtPr>
-        <w:id w:val="1322774684"/>
+        <w:rPr>
+          <w:rFonts w:ascii="Times New Roman" w:eastAsia="Times New Roman" w:hAnsi="Times New Roman" w:cs="Times New Roman"/>
+          <w:b w:val="0"/>
+          <w:bCs w:val="0"/>
+          <w:color w:val="auto"/>
+          <w:sz w:val="24"/>
+          <w:szCs w:val="22"/>
+        </w:rPr>
+        <w:id w:val="86442336"/>
         <w:docPartObj>
           <w:docPartGallery w:val="Table of Contents"/>
           <w:docPartUnique/>
@@ -2031,11 +1856,7 @@
       </w:sdtPr>
       <w:sdtEndPr>
         <w:rPr>
-          <w:rFonts w:ascii="Times New Roman" w:eastAsia="Times New Roman" w:hAnsi="Times New Roman" w:cs="Times New Roman"/>
           <w:noProof/>
-          <w:color w:val="auto"/>
-          <w:sz w:val="24"/>
-          <w:szCs w:val="22"/>
         </w:rPr>
       </w:sdtEndPr>
       <w:sdtContent>
@@ -2074,7 +1895,7 @@
             </w:rPr>
             <w:fldChar w:fldCharType="separate"/>
           </w:r>
-          <w:hyperlink w:anchor="_Toc229010088" w:history="1">
+          <w:hyperlink w:anchor="_Toc229053783" w:history="1">
             <w:r>
               <w:rPr>
                 <w:rStyle w:val="Hyperlink"/>
@@ -2102,7 +1923,7 @@
                 <w:noProof/>
                 <w:webHidden/>
               </w:rPr>
-              <w:instrText xml:space="preserve"> PAGEREF _Toc229010088 \h </w:instrText>
+              <w:instrText xml:space="preserve"> PAGEREF _Toc229053783 \h </w:instrText>
             </w:r>
             <w:r>
               <w:rPr>
@@ -2122,7 +1943,7 @@
                 <w:noProof/>
                 <w:webHidden/>
               </w:rPr>
-              <w:t>4</w:t>
+              <w:t>2</w:t>
             </w:r>
             <w:r>
               <w:rPr>
@@ -2143,7 +1964,7 @@
               <w:noProof/>
             </w:rPr>
           </w:pPr>
-          <w:hyperlink w:anchor="_Toc229010089" w:history="1">
+          <w:hyperlink w:anchor="_Toc229053784" w:history="1">
             <w:r>
               <w:rPr>
                 <w:rStyle w:val="Hyperlink"/>
@@ -2171,7 +1992,7 @@
                 <w:noProof/>
                 <w:webHidden/>
               </w:rPr>
-              <w:instrText xml:space="preserve"> PAGEREF _Toc229010089 \h </w:instrText>
+              <w:instrText xml:space="preserve"> PAGEREF _Toc229053784 \h </w:instrText>
             </w:r>
             <w:r>
               <w:rPr>
@@ -2191,7 +2012,7 @@
                 <w:noProof/>
                 <w:webHidden/>
               </w:rPr>
-              <w:t>6</w:t>
+              <w:t>4</w:t>
             </w:r>
             <w:r>
               <w:rPr>
@@ -2212,7 +2033,7 @@
               <w:noProof/>
             </w:rPr>
           </w:pPr>
-          <w:hyperlink w:anchor="_Toc229010090" w:history="1">
+          <w:hyperlink w:anchor="_Toc229053785" w:history="1">
             <w:r>
               <w:rPr>
                 <w:rStyle w:val="Hyperlink"/>
@@ -2240,7 +2061,7 @@
                 <w:noProof/>
                 <w:webHidden/>
               </w:rPr>
-              <w:instrText xml:space="preserve"> PAGEREF _Toc229010090 \h </w:instrText>
+              <w:instrText xml:space="preserve"> PAGEREF _Toc229053785 \h </w:instrText>
             </w:r>
             <w:r>
               <w:rPr>
@@ -2260,7 +2081,7 @@
                 <w:noProof/>
                 <w:webHidden/>
               </w:rPr>
-              <w:t>6</w:t>
+              <w:t>4</w:t>
             </w:r>
             <w:r>
               <w:rPr>
@@ -2281,7 +2102,7 @@
               <w:noProof/>
             </w:rPr>
           </w:pPr>
-          <w:hyperlink w:anchor="_Toc229010091" w:history="1">
+          <w:hyperlink w:anchor="_Toc229053786" w:history="1">
             <w:r>
               <w:rPr>
                 <w:rStyle w:val="Hyperlink"/>
@@ -2309,7 +2130,7 @@
                 <w:noProof/>
                 <w:webHidden/>
               </w:rPr>
-              <w:instrText xml:space="preserve"> PAGEREF _Toc229010091 \h </w:instrText>
+              <w:instrText xml:space="preserve"> PAGEREF _Toc229053786 \h </w:instrText>
             </w:r>
             <w:r>
               <w:rPr>
@@ -2329,7 +2150,7 @@
                 <w:noProof/>
                 <w:webHidden/>
               </w:rPr>
-              <w:t>6</w:t>
+              <w:t>4</w:t>
             </w:r>
             <w:r>
               <w:rPr>
@@ -2350,7 +2171,7 @@
               <w:noProof/>
             </w:rPr>
           </w:pPr>
-          <w:hyperlink w:anchor="_Toc229010092" w:history="1">
+          <w:hyperlink w:anchor="_Toc229053787" w:history="1">
             <w:r>
               <w:rPr>
                 <w:rStyle w:val="Hyperlink"/>
@@ -2378,7 +2199,7 @@
                 <w:noProof/>
                 <w:webHidden/>
               </w:rPr>
-              <w:instrText xml:space="preserve"> PAGEREF _Toc229010092 \h </w:instrText>
+              <w:instrText xml:space="preserve"> PAGEREF _Toc229053787 \h </w:instrText>
             </w:r>
             <w:r>
               <w:rPr>
@@ -2398,7 +2219,7 @@
                 <w:noProof/>
                 <w:webHidden/>
               </w:rPr>
-              <w:t>7</w:t>
+              <w:t>5</w:t>
             </w:r>
             <w:r>
               <w:rPr>
@@ -2419,7 +2240,7 @@
               <w:noProof/>
             </w:rPr>
           </w:pPr>
-          <w:hyperlink w:anchor="_Toc229010093" w:history="1">
+          <w:hyperlink w:anchor="_Toc229053788" w:history="1">
             <w:r>
               <w:rPr>
                 <w:rStyle w:val="Hyperlink"/>
@@ -2447,7 +2268,7 @@
                 <w:noProof/>
                 <w:webHidden/>
               </w:rPr>
-              <w:instrText xml:space="preserve"> PAGEREF _Toc229010093 \h </w:instrText>
+              <w:instrText xml:space="preserve"> PAGEREF _Toc229053788 \h </w:instrText>
             </w:r>
             <w:r>
               <w:rPr>
@@ -2467,7 +2288,7 @@
                 <w:noProof/>
                 <w:webHidden/>
               </w:rPr>
-              <w:t>8</w:t>
+              <w:t>6</w:t>
             </w:r>
             <w:r>
               <w:rPr>
@@ -2488,7 +2309,7 @@
               <w:noProof/>
             </w:rPr>
           </w:pPr>
-          <w:hyperlink w:anchor="_Toc229010094" w:history="1">
+          <w:hyperlink w:anchor="_Toc229053789" w:history="1">
             <w:r>
               <w:rPr>
                 <w:rStyle w:val="Hyperlink"/>
@@ -2516,7 +2337,7 @@
                 <w:noProof/>
                 <w:webHidden/>
               </w:rPr>
-              <w:instrText xml:space="preserve"> PAGEREF _Toc229010094 \h </w:instrText>
+              <w:instrText xml:space="preserve"> PAGEREF _Toc229053789 \h </w:instrText>
             </w:r>
             <w:r>
               <w:rPr>
@@ -2536,7 +2357,7 @@
                 <w:noProof/>
                 <w:webHidden/>
               </w:rPr>
-              <w:t>8</w:t>
+              <w:t>6</w:t>
             </w:r>
             <w:r>
               <w:rPr>
@@ -2557,7 +2378,7 @@
               <w:noProof/>
             </w:rPr>
           </w:pPr>
-          <w:hyperlink w:anchor="_Toc229010095" w:history="1">
+          <w:hyperlink w:anchor="_Toc229053790" w:history="1">
             <w:r>
               <w:rPr>
                 <w:rStyle w:val="Hyperlink"/>
@@ -2585,7 +2406,7 @@
                 <w:noProof/>
                 <w:webHidden/>
               </w:rPr>
-              <w:instrText xml:space="preserve"> PAGEREF _Toc229010095 \h </w:instrText>
+              <w:instrText xml:space="preserve"> PAGEREF _Toc229053790 \h </w:instrText>
             </w:r>
             <w:r>
               <w:rPr>
@@ -2605,7 +2426,7 @@
                 <w:noProof/>
                 <w:webHidden/>
               </w:rPr>
-              <w:t>9</w:t>
+              <w:t>7</w:t>
             </w:r>
             <w:r>
               <w:rPr>
@@ -2626,7 +2447,7 @@
               <w:noProof/>
             </w:rPr>
           </w:pPr>
-          <w:hyperlink w:anchor="_Toc229010096" w:history="1">
+          <w:hyperlink w:anchor="_Toc229053791" w:history="1">
             <w:r>
               <w:rPr>
                 <w:rStyle w:val="Hyperlink"/>
@@ -2654,7 +2475,7 @@
                 <w:noProof/>
                 <w:webHidden/>
               </w:rPr>
-              <w:instrText xml:space="preserve"> PAGEREF _Toc229010096 \h </w:instrText>
+              <w:instrText xml:space="preserve"> PAGEREF _Toc229053791 \h </w:instrText>
             </w:r>
             <w:r>
               <w:rPr>
@@ -2674,7 +2495,7 @@
                 <w:noProof/>
                 <w:webHidden/>
               </w:rPr>
-              <w:t>9</w:t>
+              <w:t>7</w:t>
             </w:r>
             <w:r>
               <w:rPr>
@@ -2695,7 +2516,7 @@
               <w:noProof/>
             </w:rPr>
           </w:pPr>
-          <w:hyperlink w:anchor="_Toc229010097" w:history="1">
+          <w:hyperlink w:anchor="_Toc229053792" w:history="1">
             <w:r>
               <w:rPr>
                 <w:rStyle w:val="Hyperlink"/>
@@ -2723,7 +2544,7 @@
                 <w:noProof/>
                 <w:webHidden/>
               </w:rPr>
-              <w:instrText xml:space="preserve"> PAGEREF _Toc229010097 \h </w:instrText>
+              <w:instrText xml:space="preserve"> PAGEREF _Toc229053792 \h </w:instrText>
             </w:r>
             <w:r>
               <w:rPr>
@@ -2743,7 +2564,7 @@
                 <w:noProof/>
                 <w:webHidden/>
               </w:rPr>
-              <w:t>9</w:t>
+              <w:t>7</w:t>
             </w:r>
             <w:r>
               <w:rPr>
@@ -2764,7 +2585,7 @@
               <w:noProof/>
             </w:rPr>
           </w:pPr>
-          <w:hyperlink w:anchor="_Toc229010098" w:history="1">
+          <w:hyperlink w:anchor="_Toc229053793" w:history="1">
             <w:r>
               <w:rPr>
                 <w:rStyle w:val="Hyperlink"/>
@@ -2792,7 +2613,7 @@
                 <w:noProof/>
                 <w:webHidden/>
               </w:rPr>
-              <w:instrText xml:space="preserve"> PAGEREF _Toc229010098 \h </w:instrText>
+              <w:instrText xml:space="preserve"> PAGEREF _Toc229053793 \h </w:instrText>
             </w:r>
             <w:r>
               <w:rPr>
@@ -2812,7 +2633,7 @@
                 <w:noProof/>
                 <w:webHidden/>
               </w:rPr>
-              <w:t>10</w:t>
+              <w:t>8</w:t>
             </w:r>
             <w:r>
               <w:rPr>
@@ -2833,7 +2654,7 @@
               <w:noProof/>
             </w:rPr>
           </w:pPr>
-          <w:hyperlink w:anchor="_Toc229010099" w:history="1">
+          <w:hyperlink w:anchor="_Toc229053794" w:history="1">
             <w:r>
               <w:rPr>
                 <w:rStyle w:val="Hyperlink"/>
@@ -2861,7 +2682,7 @@
                 <w:noProof/>
                 <w:webHidden/>
               </w:rPr>
-              <w:instrText xml:space="preserve"> PAGEREF _Toc229010099 \h </w:instrText>
+              <w:instrText xml:space="preserve"> PAGEREF _Toc229053794 \h </w:instrText>
             </w:r>
             <w:r>
               <w:rPr>
@@ -2881,7 +2702,7 @@
                 <w:noProof/>
                 <w:webHidden/>
               </w:rPr>
-              <w:t>11</w:t>
+              <w:t>9</w:t>
             </w:r>
             <w:r>
               <w:rPr>
@@ -2902,7 +2723,7 @@
               <w:noProof/>
             </w:rPr>
           </w:pPr>
-          <w:hyperlink w:anchor="_Toc229010100" w:history="1">
+          <w:hyperlink w:anchor="_Toc229053795" w:history="1">
             <w:r>
               <w:rPr>
                 <w:rStyle w:val="Hyperlink"/>
@@ -2930,7 +2751,7 @@
                 <w:noProof/>
                 <w:webHidden/>
               </w:rPr>
-              <w:instrText xml:space="preserve"> PAGEREF _Toc229010100 \h </w:instrText>
+              <w:instrText xml:space="preserve"> PAGEREF _Toc229053795 \h </w:instrText>
             </w:r>
             <w:r>
               <w:rPr>
@@ -2950,7 +2771,7 @@
                 <w:noProof/>
                 <w:webHidden/>
               </w:rPr>
-              <w:t>12</w:t>
+              <w:t>10</w:t>
             </w:r>
             <w:r>
               <w:rPr>
@@ -2971,7 +2792,7 @@
               <w:noProof/>
             </w:rPr>
           </w:pPr>
-          <w:hyperlink w:anchor="_Toc229010101" w:history="1">
+          <w:hyperlink w:anchor="_Toc229053796" w:history="1">
             <w:r>
               <w:rPr>
                 <w:rStyle w:val="Hyperlink"/>
@@ -2999,7 +2820,7 @@
                 <w:noProof/>
                 <w:webHidden/>
               </w:rPr>
-              <w:instrText xml:space="preserve"> PAGEREF _Toc229010101 \h </w:instrText>
+              <w:instrText xml:space="preserve"> PAGEREF _Toc229053796 \h </w:instrText>
             </w:r>
             <w:r>
               <w:rPr>
@@ -3019,7 +2840,7 @@
                 <w:noProof/>
                 <w:webHidden/>
               </w:rPr>
-              <w:t>12</w:t>
+              <w:t>10</w:t>
             </w:r>
             <w:r>
               <w:rPr>
@@ -3040,7 +2861,7 @@
               <w:noProof/>
             </w:rPr>
           </w:pPr>
-          <w:hyperlink w:anchor="_Toc229010102" w:history="1">
+          <w:hyperlink w:anchor="_Toc229053797" w:history="1">
             <w:r>
               <w:rPr>
                 <w:rStyle w:val="Hyperlink"/>
@@ -3068,7 +2889,7 @@
                 <w:noProof/>
                 <w:webHidden/>
               </w:rPr>
-              <w:instrText xml:space="preserve"> PAGEREF _Toc229010102 \h </w:instrText>
+              <w:instrText xml:space="preserve"> PAGEREF _Toc229053797 \h </w:instrText>
             </w:r>
             <w:r>
               <w:rPr>
@@ -3088,7 +2909,7 @@
                 <w:noProof/>
                 <w:webHidden/>
               </w:rPr>
-              <w:t>13</w:t>
+              <w:t>11</w:t>
             </w:r>
             <w:r>
               <w:rPr>
@@ -3109,7 +2930,7 @@
               <w:noProof/>
             </w:rPr>
           </w:pPr>
-          <w:hyperlink w:anchor="_Toc229010103" w:history="1">
+          <w:hyperlink w:anchor="_Toc229053798" w:history="1">
             <w:r>
               <w:rPr>
                 <w:rStyle w:val="Hyperlink"/>
@@ -3137,7 +2958,7 @@
                 <w:noProof/>
                 <w:webHidden/>
               </w:rPr>
-              <w:instrText xml:space="preserve"> PAGEREF _Toc229010103 \h </w:instrText>
+              <w:instrText xml:space="preserve"> PAGEREF _Toc229053798 \h </w:instrText>
             </w:r>
             <w:r>
               <w:rPr>
@@ -3157,7 +2978,7 @@
                 <w:noProof/>
                 <w:webHidden/>
               </w:rPr>
-              <w:t>14</w:t>
+              <w:t>12</w:t>
             </w:r>
             <w:r>
               <w:rPr>
@@ -3178,7 +2999,7 @@
               <w:noProof/>
             </w:rPr>
           </w:pPr>
-          <w:hyperlink w:anchor="_Toc229010104" w:history="1">
+          <w:hyperlink w:anchor="_Toc229053799" w:history="1">
             <w:r>
               <w:rPr>
                 <w:rStyle w:val="Hyperlink"/>
@@ -3206,7 +3027,7 @@
                 <w:noProof/>
                 <w:webHidden/>
               </w:rPr>
-              <w:instrText xml:space="preserve"> PAGEREF _Toc229010104 \h </w:instrText>
+              <w:instrText xml:space="preserve"> PAGEREF _Toc229053799 \h </w:instrText>
             </w:r>
             <w:r>
               <w:rPr>
@@ -3226,7 +3047,7 @@
                 <w:noProof/>
                 <w:webHidden/>
               </w:rPr>
-              <w:t>15</w:t>
+              <w:t>13</w:t>
             </w:r>
             <w:r>
               <w:rPr>
@@ -3247,7 +3068,7 @@
               <w:noProof/>
             </w:rPr>
           </w:pPr>
-          <w:hyperlink w:anchor="_Toc229010105" w:history="1">
+          <w:hyperlink w:anchor="_Toc229053800" w:history="1">
             <w:r>
               <w:rPr>
                 <w:rStyle w:val="Hyperlink"/>
@@ -3275,7 +3096,7 @@
                 <w:noProof/>
                 <w:webHidden/>
               </w:rPr>
-              <w:instrText xml:space="preserve"> PAGEREF _Toc229010105 \h </w:instrText>
+              <w:instrText xml:space="preserve"> PAGEREF _Toc229053800 \h </w:instrText>
             </w:r>
             <w:r>
               <w:rPr>
@@ -3295,7 +3116,7 @@
                 <w:noProof/>
                 <w:webHidden/>
               </w:rPr>
-              <w:t>16</w:t>
+              <w:t>14</w:t>
             </w:r>
             <w:r>
               <w:rPr>
@@ -3316,7 +3137,7 @@
               <w:noProof/>
             </w:rPr>
           </w:pPr>
-          <w:hyperlink w:anchor="_Toc229010106" w:history="1">
+          <w:hyperlink w:anchor="_Toc229053801" w:history="1">
             <w:r>
               <w:rPr>
                 <w:rStyle w:val="Hyperlink"/>
@@ -3344,7 +3165,7 @@
                 <w:noProof/>
                 <w:webHidden/>
               </w:rPr>
-              <w:instrText xml:space="preserve"> PAGEREF _Toc229010106 \h </w:instrText>
+              <w:instrText xml:space="preserve"> PAGEREF _Toc229053801 \h </w:instrText>
             </w:r>
             <w:r>
               <w:rPr>
@@ -3364,7 +3185,7 @@
                 <w:noProof/>
                 <w:webHidden/>
               </w:rPr>
-              <w:t>17</w:t>
+              <w:t>15</w:t>
             </w:r>
             <w:r>
               <w:rPr>
@@ -3385,7 +3206,7 @@
               <w:noProof/>
             </w:rPr>
           </w:pPr>
-          <w:hyperlink w:anchor="_Toc229010107" w:history="1">
+          <w:hyperlink w:anchor="_Toc229053802" w:history="1">
             <w:r>
               <w:rPr>
                 <w:rStyle w:val="Hyperlink"/>
@@ -3413,7 +3234,7 @@
                 <w:noProof/>
                 <w:webHidden/>
               </w:rPr>
-              <w:instrText xml:space="preserve"> PAGEREF _Toc229010107 \h </w:instrText>
+              <w:instrText xml:space="preserve"> PAGEREF _Toc229053802 \h </w:instrText>
             </w:r>
             <w:r>
               <w:rPr>
@@ -3433,7 +3254,7 @@
                 <w:noProof/>
                 <w:webHidden/>
               </w:rPr>
-              <w:t>17</w:t>
+              <w:t>15</w:t>
             </w:r>
             <w:r>
               <w:rPr>
@@ -3454,7 +3275,7 @@
               <w:noProof/>
             </w:rPr>
           </w:pPr>
-          <w:hyperlink w:anchor="_Toc229010108" w:history="1">
+          <w:hyperlink w:anchor="_Toc229053803" w:history="1">
             <w:r>
               <w:rPr>
                 <w:rStyle w:val="Hyperlink"/>
@@ -3482,7 +3303,7 @@
                 <w:noProof/>
                 <w:webHidden/>
               </w:rPr>
-              <w:instrText xml:space="preserve"> PAGEREF _Toc229010108 \h </w:instrText>
+              <w:instrText xml:space="preserve"> PAGEREF _Toc229053803 \h </w:instrText>
             </w:r>
             <w:r>
               <w:rPr>
@@ -3502,7 +3323,7 @@
                 <w:noProof/>
                 <w:webHidden/>
               </w:rPr>
-              <w:t>18</w:t>
+              <w:t>16</w:t>
             </w:r>
             <w:r>
               <w:rPr>
@@ -3523,7 +3344,7 @@
               <w:noProof/>
             </w:rPr>
           </w:pPr>
-          <w:hyperlink w:anchor="_Toc229010109" w:history="1">
+          <w:hyperlink w:anchor="_Toc229053804" w:history="1">
             <w:r>
               <w:rPr>
                 <w:rStyle w:val="Hyperlink"/>
@@ -3551,7 +3372,7 @@
                 <w:noProof/>
                 <w:webHidden/>
               </w:rPr>
-              <w:instrText xml:space="preserve"> PAGEREF _Toc229010109 \h </w:instrText>
+              <w:instrText xml:space="preserve"> PAGEREF _Toc229053804 \h </w:instrText>
             </w:r>
             <w:r>
               <w:rPr>
@@ -3571,7 +3392,7 @@
                 <w:noProof/>
                 <w:webHidden/>
               </w:rPr>
-              <w:t>18</w:t>
+              <w:t>16</w:t>
             </w:r>
             <w:r>
               <w:rPr>
@@ -3592,7 +3413,7 @@
               <w:noProof/>
             </w:rPr>
           </w:pPr>
-          <w:hyperlink w:anchor="_Toc229010110" w:history="1">
+          <w:hyperlink w:anchor="_Toc229053805" w:history="1">
             <w:r>
               <w:rPr>
                 <w:rStyle w:val="Hyperlink"/>
@@ -3620,7 +3441,7 @@
                 <w:noProof/>
                 <w:webHidden/>
               </w:rPr>
-              <w:instrText xml:space="preserve"> PAGEREF _Toc229010110 \h </w:instrText>
+              <w:instrText xml:space="preserve"> PAGEREF _Toc229053805 \h </w:instrText>
             </w:r>
             <w:r>
               <w:rPr>
@@ -3640,7 +3461,7 @@
                 <w:noProof/>
                 <w:webHidden/>
               </w:rPr>
-              <w:t>19</w:t>
+              <w:t>17</w:t>
             </w:r>
             <w:r>
               <w:rPr>
@@ -3661,7 +3482,7 @@
               <w:noProof/>
             </w:rPr>
           </w:pPr>
-          <w:hyperlink w:anchor="_Toc229010111" w:history="1">
+          <w:hyperlink w:anchor="_Toc229053806" w:history="1">
             <w:r>
               <w:rPr>
                 <w:rStyle w:val="Hyperlink"/>
@@ -3689,7 +3510,7 @@
                 <w:noProof/>
                 <w:webHidden/>
               </w:rPr>
-              <w:instrText xml:space="preserve"> PAGEREF _Toc229010111 \h </w:instrText>
+              <w:instrText xml:space="preserve"> PAGEREF _Toc229053806 \h </w:instrText>
             </w:r>
             <w:r>
               <w:rPr>
@@ -3709,7 +3530,7 @@
                 <w:noProof/>
                 <w:webHidden/>
               </w:rPr>
-              <w:t>20</w:t>
+              <w:t>18</w:t>
             </w:r>
             <w:r>
               <w:rPr>
@@ -3730,7 +3551,7 @@
               <w:noProof/>
             </w:rPr>
           </w:pPr>
-          <w:hyperlink w:anchor="_Toc229010112" w:history="1">
+          <w:hyperlink w:anchor="_Toc229053807" w:history="1">
             <w:r>
               <w:rPr>
                 <w:rStyle w:val="Hyperlink"/>
@@ -3758,7 +3579,7 @@
                 <w:noProof/>
                 <w:webHidden/>
               </w:rPr>
-              <w:instrText xml:space="preserve"> PAGEREF _Toc229010112 \h </w:instrText>
+              <w:instrText xml:space="preserve"> PAGEREF _Toc229053807 \h </w:instrText>
             </w:r>
             <w:r>
               <w:rPr>
@@ -3778,7 +3599,7 @@
                 <w:noProof/>
                 <w:webHidden/>
               </w:rPr>
-              <w:t>20</w:t>
+              <w:t>18</w:t>
             </w:r>
             <w:r>
               <w:rPr>
@@ -3799,7 +3620,7 @@
               <w:noProof/>
             </w:rPr>
           </w:pPr>
-          <w:hyperlink w:anchor="_Toc229010113" w:history="1">
+          <w:hyperlink w:anchor="_Toc229053808" w:history="1">
             <w:r>
               <w:rPr>
                 <w:rStyle w:val="Hyperlink"/>
@@ -3827,7 +3648,7 @@
                 <w:noProof/>
                 <w:webHidden/>
               </w:rPr>
-              <w:instrText xml:space="preserve"> PAGEREF _Toc229010113 \h </w:instrText>
+              <w:instrText xml:space="preserve"> PAGEREF _Toc229053808 \h </w:instrText>
             </w:r>
             <w:r>
               <w:rPr>
@@ -3847,7 +3668,7 @@
                 <w:noProof/>
                 <w:webHidden/>
               </w:rPr>
-              <w:t>20</w:t>
+              <w:t>18</w:t>
             </w:r>
             <w:r>
               <w:rPr>
@@ -3868,7 +3689,7 @@
               <w:noProof/>
             </w:rPr>
           </w:pPr>
-          <w:hyperlink w:anchor="_Toc229010114" w:history="1">
+          <w:hyperlink w:anchor="_Toc229053809" w:history="1">
             <w:r>
               <w:rPr>
                 <w:rStyle w:val="Hyperlink"/>
@@ -3896,7 +3717,7 @@
                 <w:noProof/>
                 <w:webHidden/>
               </w:rPr>
-              <w:instrText xml:space="preserve"> PAGEREF _Toc229010114 \h </w:instrText>
+              <w:instrText xml:space="preserve"> PAGEREF _Toc229053809 \h </w:instrText>
             </w:r>
             <w:r>
               <w:rPr>
@@ -3916,7 +3737,7 @@
                 <w:noProof/>
                 <w:webHidden/>
               </w:rPr>
-              <w:t>21</w:t>
+              <w:t>19</w:t>
             </w:r>
             <w:r>
               <w:rPr>
@@ -3937,7 +3758,7 @@
               <w:noProof/>
             </w:rPr>
           </w:pPr>
-          <w:hyperlink w:anchor="_Toc229010115" w:history="1">
+          <w:hyperlink w:anchor="_Toc229053810" w:history="1">
             <w:r>
               <w:rPr>
                 <w:rStyle w:val="Hyperlink"/>
@@ -3965,7 +3786,7 @@
                 <w:noProof/>
                 <w:webHidden/>
               </w:rPr>
-              <w:instrText xml:space="preserve"> PAGEREF _Toc229010115 \h </w:instrText>
+              <w:instrText xml:space="preserve"> PAGEREF _Toc229053810 \h </w:instrText>
             </w:r>
             <w:r>
               <w:rPr>
@@ -3985,7 +3806,7 @@
                 <w:noProof/>
                 <w:webHidden/>
               </w:rPr>
-              <w:t>22</w:t>
+              <w:t>20</w:t>
             </w:r>
             <w:r>
               <w:rPr>
@@ -4006,7 +3827,7 @@
               <w:noProof/>
             </w:rPr>
           </w:pPr>
-          <w:hyperlink w:anchor="_Toc229010116" w:history="1">
+          <w:hyperlink w:anchor="_Toc229053811" w:history="1">
             <w:r>
               <w:rPr>
                 <w:rStyle w:val="Hyperlink"/>
@@ -4034,7 +3855,7 @@
                 <w:noProof/>
                 <w:webHidden/>
               </w:rPr>
-              <w:instrText xml:space="preserve"> PAGEREF _Toc229010116 \h </w:instrText>
+              <w:instrText xml:space="preserve"> PAGEREF _Toc229053811 \h </w:instrText>
             </w:r>
             <w:r>
               <w:rPr>
@@ -4054,7 +3875,7 @@
                 <w:noProof/>
                 <w:webHidden/>
               </w:rPr>
-              <w:t>23</w:t>
+              <w:t>21</w:t>
             </w:r>
             <w:r>
               <w:rPr>
@@ -4075,7 +3896,7 @@
               <w:noProof/>
             </w:rPr>
           </w:pPr>
-          <w:hyperlink w:anchor="_Toc229010117" w:history="1">
+          <w:hyperlink w:anchor="_Toc229053812" w:history="1">
             <w:r>
               <w:rPr>
                 <w:rStyle w:val="Hyperlink"/>
@@ -4103,7 +3924,7 @@
                 <w:noProof/>
                 <w:webHidden/>
               </w:rPr>
-              <w:instrText xml:space="preserve"> PAGEREF _Toc229010117 \h </w:instrText>
+              <w:instrText xml:space="preserve"> PAGEREF _Toc229053812 \h </w:instrText>
             </w:r>
             <w:r>
               <w:rPr>
@@ -4123,7 +3944,7 @@
                 <w:noProof/>
                 <w:webHidden/>
               </w:rPr>
-              <w:t>23</w:t>
+              <w:t>21</w:t>
             </w:r>
             <w:r>
               <w:rPr>
@@ -4144,7 +3965,7 @@
               <w:noProof/>
             </w:rPr>
           </w:pPr>
-          <w:hyperlink w:anchor="_Toc229010118" w:history="1">
+          <w:hyperlink w:anchor="_Toc229053813" w:history="1">
             <w:r>
               <w:rPr>
                 <w:rStyle w:val="Hyperlink"/>
@@ -4172,7 +3993,7 @@
                 <w:noProof/>
                 <w:webHidden/>
               </w:rPr>
-              <w:instrText xml:space="preserve"> PAGEREF _Toc229010118 \h </w:instrText>
+              <w:instrText xml:space="preserve"> PAGEREF _Toc229053813 \h </w:instrText>
             </w:r>
             <w:r>
               <w:rPr>
@@ -4192,7 +4013,7 @@
                 <w:noProof/>
                 <w:webHidden/>
               </w:rPr>
-              <w:t>26</w:t>
+              <w:t>24</w:t>
             </w:r>
             <w:r>
               <w:rPr>
@@ -4213,7 +4034,7 @@
               <w:noProof/>
             </w:rPr>
           </w:pPr>
-          <w:hyperlink w:anchor="_Toc229010119" w:history="1">
+          <w:hyperlink w:anchor="_Toc229053814" w:history="1">
             <w:r>
               <w:rPr>
                 <w:rStyle w:val="Hyperlink"/>
@@ -4241,7 +4062,7 @@
                 <w:noProof/>
                 <w:webHidden/>
               </w:rPr>
-              <w:instrText xml:space="preserve"> PAGEREF _Toc229010119 \h </w:instrText>
+              <w:instrText xml:space="preserve"> PAGEREF _Toc229053814 \h </w:instrText>
             </w:r>
             <w:r>
               <w:rPr>
@@ -4261,7 +4082,7 @@
                 <w:noProof/>
                 <w:webHidden/>
               </w:rPr>
-              <w:t>27</w:t>
+              <w:t>25</w:t>
             </w:r>
             <w:r>
               <w:rPr>
@@ -4282,7 +4103,7 @@
               <w:noProof/>
             </w:rPr>
           </w:pPr>
-          <w:hyperlink w:anchor="_Toc229010120" w:history="1">
+          <w:hyperlink w:anchor="_Toc229053815" w:history="1">
             <w:r>
               <w:rPr>
                 <w:rStyle w:val="Hyperlink"/>
@@ -4310,7 +4131,7 @@
                 <w:noProof/>
                 <w:webHidden/>
               </w:rPr>
-              <w:instrText xml:space="preserve"> PAGEREF _Toc229010120 \h </w:instrText>
+              <w:instrText xml:space="preserve"> PAGEREF _Toc229053815 \h </w:instrText>
             </w:r>
             <w:r>
               <w:rPr>
@@ -4330,7 +4151,7 @@
                 <w:noProof/>
                 <w:webHidden/>
               </w:rPr>
-              <w:t>27</w:t>
+              <w:t>25</w:t>
             </w:r>
             <w:r>
               <w:rPr>
@@ -4351,7 +4172,7 @@
               <w:noProof/>
             </w:rPr>
           </w:pPr>
-          <w:hyperlink w:anchor="_Toc229010121" w:history="1">
+          <w:hyperlink w:anchor="_Toc229053816" w:history="1">
             <w:r>
               <w:rPr>
                 <w:rStyle w:val="Hyperlink"/>
@@ -4379,7 +4200,7 @@
                 <w:noProof/>
                 <w:webHidden/>
               </w:rPr>
-              <w:instrText xml:space="preserve"> PAGEREF _Toc229010121 \h </w:instrText>
+              <w:instrText xml:space="preserve"> PAGEREF _Toc229053816 \h </w:instrText>
             </w:r>
             <w:r>
               <w:rPr>
@@ -4399,7 +4220,7 @@
                 <w:noProof/>
                 <w:webHidden/>
               </w:rPr>
-              <w:t>28</w:t>
+              <w:t>26</w:t>
             </w:r>
             <w:r>
               <w:rPr>
@@ -4420,7 +4241,7 @@
               <w:noProof/>
             </w:rPr>
           </w:pPr>
-          <w:hyperlink w:anchor="_Toc229010122" w:history="1">
+          <w:hyperlink w:anchor="_Toc229053817" w:history="1">
             <w:r>
               <w:rPr>
                 <w:rStyle w:val="Hyperlink"/>
@@ -4448,7 +4269,7 @@
                 <w:noProof/>
                 <w:webHidden/>
               </w:rPr>
-              <w:instrText xml:space="preserve"> PAGEREF _Toc229010122 \h </w:instrText>
+              <w:instrText xml:space="preserve"> PAGEREF _Toc229053817 \h </w:instrText>
             </w:r>
             <w:r>
               <w:rPr>
@@ -4468,7 +4289,7 @@
                 <w:noProof/>
                 <w:webHidden/>
               </w:rPr>
-              <w:t>29</w:t>
+              <w:t>27</w:t>
             </w:r>
             <w:r>
               <w:rPr>
@@ -4489,7 +4310,7 @@
               <w:noProof/>
             </w:rPr>
           </w:pPr>
-          <w:hyperlink w:anchor="_Toc229010123" w:history="1">
+          <w:hyperlink w:anchor="_Toc229053818" w:history="1">
             <w:r>
               <w:rPr>
                 <w:rStyle w:val="Hyperlink"/>
@@ -4517,7 +4338,7 @@
                 <w:noProof/>
                 <w:webHidden/>
               </w:rPr>
-              <w:instrText xml:space="preserve"> PAGEREF _Toc229010123 \h </w:instrText>
+              <w:instrText xml:space="preserve"> PAGEREF _Toc229053818 \h </w:instrText>
             </w:r>
             <w:r>
               <w:rPr>
@@ -4537,7 +4358,7 @@
                 <w:noProof/>
                 <w:webHidden/>
               </w:rPr>
-              <w:t>31</w:t>
+              <w:t>29</w:t>
             </w:r>
             <w:r>
               <w:rPr>
@@ -4561,10 +4382,6 @@
       </w:sdtContent>
     </w:sdt>
     <w:p>
-      <w:pPr>
-        <w:spacing w:after="200" w:line="276" w:lineRule="auto"/>
-        <w:jc w:val="left"/>
-      </w:pPr>
       <w:r>
         <w:br w:type="page"/>
       </w:r>
@@ -4573,7 +4390,7 @@
       <w:pPr>
         <w:pStyle w:val="Heading1"/>
       </w:pPr>
-      <w:bookmarkStart w:id="5" w:name="_Toc229010089"/>
+      <w:bookmarkStart w:id="5" w:name="_Toc229053784"/>
       <w:r>
         <w:rPr>
           <w:rFonts w:ascii="Times New Roman" w:hAnsi="Times New Roman"/>
@@ -4595,7 +4412,7 @@
         <w:pStyle w:val="Heading2"/>
         <w:jc w:val="left"/>
       </w:pPr>
-      <w:bookmarkStart w:id="6" w:name="_Toc229010090"/>
+      <w:bookmarkStart w:id="6" w:name="_Toc229053785"/>
       <w:r>
         <w:rPr>
           <w:rFonts w:ascii="Times New Roman" w:hAnsi="Times New Roman"/>
@@ -4624,7 +4441,7 @@
         <w:pStyle w:val="Heading2"/>
         <w:jc w:val="left"/>
       </w:pPr>
-      <w:bookmarkStart w:id="7" w:name="_Toc229010091"/>
+      <w:bookmarkStart w:id="7" w:name="_Toc229053786"/>
       <w:r>
         <w:rPr>
           <w:rFonts w:ascii="Times New Roman" w:hAnsi="Times New Roman"/>
@@ -4640,6 +4457,11 @@
       <w:r>
         <w:lastRenderedPageBreak/>
         <w:t>questions remain important, but the primary framing is transmission and attenuation across layers.</w:t>
+      </w:r>
+    </w:p>
+    <w:p>
+      <w:r>
+        <w:t>The contribution is the combined map. The dissertation puts wholesale prices, retail petrol, fuel-sensitive consumer prices, and headline CPI in one India-specific frame, while keeping the differences in samples and shock variables visible.</w:t>
       </w:r>
     </w:p>
     <w:p>
@@ -4652,7 +4474,7 @@
         <w:pStyle w:val="Heading2"/>
         <w:jc w:val="left"/>
       </w:pPr>
-      <w:bookmarkStart w:id="8" w:name="_Toc229010092"/>
+      <w:bookmarkStart w:id="8" w:name="_Toc229053787"/>
       <w:r>
         <w:rPr>
           <w:rFonts w:ascii="Times New Roman" w:hAnsi="Times New Roman"/>
@@ -4676,7 +4498,7 @@
         <w:pStyle w:val="Heading2"/>
         <w:jc w:val="left"/>
       </w:pPr>
-      <w:bookmarkStart w:id="9" w:name="_Toc229010093"/>
+      <w:bookmarkStart w:id="9" w:name="_Toc229053788"/>
       <w:r>
         <w:rPr>
           <w:rFonts w:ascii="Times New Roman" w:hAnsi="Times New Roman"/>
@@ -4696,7 +4518,7 @@
         <w:pStyle w:val="Heading2"/>
         <w:jc w:val="left"/>
       </w:pPr>
-      <w:bookmarkStart w:id="10" w:name="_Toc229010094"/>
+      <w:bookmarkStart w:id="10" w:name="_Toc229053789"/>
       <w:r>
         <w:rPr>
           <w:rFonts w:ascii="Times New Roman" w:hAnsi="Times New Roman"/>
@@ -4717,7 +4539,7 @@
       <w:pPr>
         <w:pStyle w:val="Heading1"/>
       </w:pPr>
-      <w:bookmarkStart w:id="11" w:name="_Toc229010095"/>
+      <w:bookmarkStart w:id="11" w:name="_Toc229053790"/>
       <w:r>
         <w:rPr>
           <w:rFonts w:ascii="Times New Roman" w:hAnsi="Times New Roman"/>
@@ -4739,7 +4561,7 @@
         <w:pStyle w:val="Heading2"/>
         <w:jc w:val="left"/>
       </w:pPr>
-      <w:bookmarkStart w:id="12" w:name="_Toc229010096"/>
+      <w:bookmarkStart w:id="12" w:name="_Toc229053791"/>
       <w:r>
         <w:rPr>
           <w:rFonts w:ascii="Times New Roman" w:hAnsi="Times New Roman"/>
@@ -4763,7 +4585,7 @@
         <w:pStyle w:val="Heading2"/>
         <w:jc w:val="left"/>
       </w:pPr>
-      <w:bookmarkStart w:id="13" w:name="_Toc229010097"/>
+      <w:bookmarkStart w:id="13" w:name="_Toc229053792"/>
       <w:r>
         <w:rPr>
           <w:rFonts w:ascii="Times New Roman" w:hAnsi="Times New Roman"/>
@@ -4791,7 +4613,7 @@
         <w:pStyle w:val="Heading2"/>
         <w:jc w:val="left"/>
       </w:pPr>
-      <w:bookmarkStart w:id="14" w:name="_Toc229010098"/>
+      <w:bookmarkStart w:id="14" w:name="_Toc229053793"/>
       <w:r>
         <w:rPr>
           <w:rFonts w:ascii="Times New Roman" w:hAnsi="Times New Roman"/>
@@ -4808,6 +4630,15 @@
     <w:p>
       <w:r>
         <w:t>Pradeep (2022) studies the impact of diesel price reform on the asymmetricity of oil-price pass-through to disaggregated wholesale prices, retail diesel, and aggregate consumer prices. That study is the closest in spirit to the layered design used here, although the present dissertation extends the layered map to include retail petrol, the WPI Fuel and Power group, the CPI Fuel and Light bridge, and headline CPI inside a single empirical frame. On the methodological side, Newey and West (1987) provide the HAC covariance estimator used for inference in the ADL models. Bai and Perron (2003) provide the multiple-break test used in the structural-break diagnostics. Kwiatkowski et al. (1992) provide the stationarity test used in the unit root battery.</w:t>
+      </w:r>
+    </w:p>
+    <w:p>
+      <w:r>
+        <w:t xml:space="preserve">This dissertation fits that literature but uses a different frame. The results agree with Mandal et al. on pricing-regime dependence, with Bhanumurthy et al. on policy-mediated transmission, and with Pradeep's emphasis that reform can change both magnitude and asymmetry. Instead of leading with one aggregate inflation estimate, the dissertation asks how the same broad oil-price problem looks as the empirical object </w:t>
+      </w:r>
+      <w:r>
+        <w:lastRenderedPageBreak/>
+        <w:t>moves from wholesale and retail fuel prices to fuel-sensitive consumer prices and then to headline CPI.</w:t>
       </w:r>
     </w:p>
     <w:p>
@@ -4820,12 +4651,11 @@
         <w:pStyle w:val="Heading2"/>
         <w:jc w:val="left"/>
       </w:pPr>
-      <w:bookmarkStart w:id="15" w:name="_Toc229010099"/>
+      <w:bookmarkStart w:id="15" w:name="_Toc229053794"/>
       <w:r>
         <w:rPr>
           <w:rFonts w:ascii="Times New Roman" w:hAnsi="Times New Roman"/>
         </w:rPr>
-        <w:lastRenderedPageBreak/>
         <w:t>2.4 Gap and hypotheses</w:t>
       </w:r>
       <w:bookmarkEnd w:id="15"/>
@@ -4847,7 +4677,7 @@
       <w:pPr>
         <w:pStyle w:val="Heading1"/>
       </w:pPr>
-      <w:bookmarkStart w:id="16" w:name="_Toc229010100"/>
+      <w:bookmarkStart w:id="16" w:name="_Toc229053795"/>
       <w:r>
         <w:rPr>
           <w:rFonts w:ascii="Times New Roman" w:hAnsi="Times New Roman"/>
@@ -4869,7 +4699,7 @@
         <w:pStyle w:val="Heading2"/>
         <w:jc w:val="left"/>
       </w:pPr>
-      <w:bookmarkStart w:id="17" w:name="_Toc229010101"/>
+      <w:bookmarkStart w:id="17" w:name="_Toc229053796"/>
       <w:r>
         <w:rPr>
           <w:rFonts w:ascii="Times New Roman" w:hAnsi="Times New Roman"/>
@@ -4926,6 +4756,13 @@
         <w:tc>
           <w:tcPr>
             <w:tcW w:w="2232" w:type="dxa"/>
+            <w:tcMar>
+              <w:top w:w="80" w:type="dxa"/>
+              <w:left w:w="100" w:type="dxa"/>
+              <w:bottom w:w="80" w:type="dxa"/>
+              <w:right w:w="100" w:type="dxa"/>
+            </w:tcMar>
+            <w:vAlign w:val="center"/>
           </w:tcPr>
           <w:p>
             <w:pPr>
@@ -4944,6 +4781,13 @@
         <w:tc>
           <w:tcPr>
             <w:tcW w:w="2808" w:type="dxa"/>
+            <w:tcMar>
+              <w:top w:w="80" w:type="dxa"/>
+              <w:left w:w="100" w:type="dxa"/>
+              <w:bottom w:w="80" w:type="dxa"/>
+              <w:right w:w="100" w:type="dxa"/>
+            </w:tcMar>
+            <w:vAlign w:val="center"/>
           </w:tcPr>
           <w:p>
             <w:pPr>
@@ -4962,6 +4806,13 @@
         <w:tc>
           <w:tcPr>
             <w:tcW w:w="1584" w:type="dxa"/>
+            <w:tcMar>
+              <w:top w:w="80" w:type="dxa"/>
+              <w:left w:w="100" w:type="dxa"/>
+              <w:bottom w:w="80" w:type="dxa"/>
+              <w:right w:w="100" w:type="dxa"/>
+            </w:tcMar>
+            <w:vAlign w:val="center"/>
           </w:tcPr>
           <w:p>
             <w:pPr>
@@ -4980,6 +4831,13 @@
         <w:tc>
           <w:tcPr>
             <w:tcW w:w="1728" w:type="dxa"/>
+            <w:tcMar>
+              <w:top w:w="80" w:type="dxa"/>
+              <w:left w:w="100" w:type="dxa"/>
+              <w:bottom w:w="80" w:type="dxa"/>
+              <w:right w:w="100" w:type="dxa"/>
+            </w:tcMar>
+            <w:vAlign w:val="center"/>
           </w:tcPr>
           <w:p>
             <w:pPr>
@@ -5003,6 +4861,13 @@
         <w:tc>
           <w:tcPr>
             <w:tcW w:w="2232" w:type="dxa"/>
+            <w:tcMar>
+              <w:top w:w="80" w:type="dxa"/>
+              <w:left w:w="100" w:type="dxa"/>
+              <w:bottom w:w="80" w:type="dxa"/>
+              <w:right w:w="100" w:type="dxa"/>
+            </w:tcMar>
+            <w:vAlign w:val="center"/>
           </w:tcPr>
           <w:p>
             <w:pPr>
@@ -5020,6 +4885,13 @@
         <w:tc>
           <w:tcPr>
             <w:tcW w:w="2808" w:type="dxa"/>
+            <w:tcMar>
+              <w:top w:w="80" w:type="dxa"/>
+              <w:left w:w="100" w:type="dxa"/>
+              <w:bottom w:w="80" w:type="dxa"/>
+              <w:right w:w="100" w:type="dxa"/>
+            </w:tcMar>
+            <w:vAlign w:val="center"/>
           </w:tcPr>
           <w:p>
             <w:pPr>
@@ -5037,6 +4909,13 @@
         <w:tc>
           <w:tcPr>
             <w:tcW w:w="1584" w:type="dxa"/>
+            <w:tcMar>
+              <w:top w:w="80" w:type="dxa"/>
+              <w:left w:w="100" w:type="dxa"/>
+              <w:bottom w:w="80" w:type="dxa"/>
+              <w:right w:w="100" w:type="dxa"/>
+            </w:tcMar>
+            <w:vAlign w:val="center"/>
           </w:tcPr>
           <w:p>
             <w:pPr>
@@ -5054,6 +4933,13 @@
         <w:tc>
           <w:tcPr>
             <w:tcW w:w="1728" w:type="dxa"/>
+            <w:tcMar>
+              <w:top w:w="80" w:type="dxa"/>
+              <w:left w:w="100" w:type="dxa"/>
+              <w:bottom w:w="80" w:type="dxa"/>
+              <w:right w:w="100" w:type="dxa"/>
+            </w:tcMar>
+            <w:vAlign w:val="center"/>
           </w:tcPr>
           <w:p>
             <w:pPr>
@@ -5076,6 +4962,13 @@
         <w:tc>
           <w:tcPr>
             <w:tcW w:w="2232" w:type="dxa"/>
+            <w:tcMar>
+              <w:top w:w="80" w:type="dxa"/>
+              <w:left w:w="100" w:type="dxa"/>
+              <w:bottom w:w="80" w:type="dxa"/>
+              <w:right w:w="100" w:type="dxa"/>
+            </w:tcMar>
+            <w:vAlign w:val="center"/>
           </w:tcPr>
           <w:p>
             <w:pPr>
@@ -5093,6 +4986,13 @@
         <w:tc>
           <w:tcPr>
             <w:tcW w:w="2808" w:type="dxa"/>
+            <w:tcMar>
+              <w:top w:w="80" w:type="dxa"/>
+              <w:left w:w="100" w:type="dxa"/>
+              <w:bottom w:w="80" w:type="dxa"/>
+              <w:right w:w="100" w:type="dxa"/>
+            </w:tcMar>
+            <w:vAlign w:val="center"/>
           </w:tcPr>
           <w:p>
             <w:pPr>
@@ -5110,6 +5010,13 @@
         <w:tc>
           <w:tcPr>
             <w:tcW w:w="1584" w:type="dxa"/>
+            <w:tcMar>
+              <w:top w:w="80" w:type="dxa"/>
+              <w:left w:w="100" w:type="dxa"/>
+              <w:bottom w:w="80" w:type="dxa"/>
+              <w:right w:w="100" w:type="dxa"/>
+            </w:tcMar>
+            <w:vAlign w:val="center"/>
           </w:tcPr>
           <w:p>
             <w:pPr>
@@ -5127,6 +5034,13 @@
         <w:tc>
           <w:tcPr>
             <w:tcW w:w="1728" w:type="dxa"/>
+            <w:tcMar>
+              <w:top w:w="80" w:type="dxa"/>
+              <w:left w:w="100" w:type="dxa"/>
+              <w:bottom w:w="80" w:type="dxa"/>
+              <w:right w:w="100" w:type="dxa"/>
+            </w:tcMar>
+            <w:vAlign w:val="center"/>
           </w:tcPr>
           <w:p>
             <w:pPr>
@@ -5149,6 +5063,13 @@
         <w:tc>
           <w:tcPr>
             <w:tcW w:w="2232" w:type="dxa"/>
+            <w:tcMar>
+              <w:top w:w="80" w:type="dxa"/>
+              <w:left w:w="100" w:type="dxa"/>
+              <w:bottom w:w="80" w:type="dxa"/>
+              <w:right w:w="100" w:type="dxa"/>
+            </w:tcMar>
+            <w:vAlign w:val="center"/>
           </w:tcPr>
           <w:p>
             <w:pPr>
@@ -5166,6 +5087,13 @@
         <w:tc>
           <w:tcPr>
             <w:tcW w:w="2808" w:type="dxa"/>
+            <w:tcMar>
+              <w:top w:w="80" w:type="dxa"/>
+              <w:left w:w="100" w:type="dxa"/>
+              <w:bottom w:w="80" w:type="dxa"/>
+              <w:right w:w="100" w:type="dxa"/>
+            </w:tcMar>
+            <w:vAlign w:val="center"/>
           </w:tcPr>
           <w:p>
             <w:pPr>
@@ -5183,6 +5111,13 @@
         <w:tc>
           <w:tcPr>
             <w:tcW w:w="1584" w:type="dxa"/>
+            <w:tcMar>
+              <w:top w:w="80" w:type="dxa"/>
+              <w:left w:w="100" w:type="dxa"/>
+              <w:bottom w:w="80" w:type="dxa"/>
+              <w:right w:w="100" w:type="dxa"/>
+            </w:tcMar>
+            <w:vAlign w:val="center"/>
           </w:tcPr>
           <w:p>
             <w:pPr>
@@ -5200,6 +5135,13 @@
         <w:tc>
           <w:tcPr>
             <w:tcW w:w="1728" w:type="dxa"/>
+            <w:tcMar>
+              <w:top w:w="80" w:type="dxa"/>
+              <w:left w:w="100" w:type="dxa"/>
+              <w:bottom w:w="80" w:type="dxa"/>
+              <w:right w:w="100" w:type="dxa"/>
+            </w:tcMar>
+            <w:vAlign w:val="center"/>
           </w:tcPr>
           <w:p>
             <w:pPr>
@@ -5222,6 +5164,13 @@
         <w:tc>
           <w:tcPr>
             <w:tcW w:w="2232" w:type="dxa"/>
+            <w:tcMar>
+              <w:top w:w="80" w:type="dxa"/>
+              <w:left w:w="100" w:type="dxa"/>
+              <w:bottom w:w="80" w:type="dxa"/>
+              <w:right w:w="100" w:type="dxa"/>
+            </w:tcMar>
+            <w:vAlign w:val="center"/>
           </w:tcPr>
           <w:p>
             <w:pPr>
@@ -5239,6 +5188,13 @@
         <w:tc>
           <w:tcPr>
             <w:tcW w:w="2808" w:type="dxa"/>
+            <w:tcMar>
+              <w:top w:w="80" w:type="dxa"/>
+              <w:left w:w="100" w:type="dxa"/>
+              <w:bottom w:w="80" w:type="dxa"/>
+              <w:right w:w="100" w:type="dxa"/>
+            </w:tcMar>
+            <w:vAlign w:val="center"/>
           </w:tcPr>
           <w:p>
             <w:pPr>
@@ -5256,6 +5212,13 @@
         <w:tc>
           <w:tcPr>
             <w:tcW w:w="1584" w:type="dxa"/>
+            <w:tcMar>
+              <w:top w:w="80" w:type="dxa"/>
+              <w:left w:w="100" w:type="dxa"/>
+              <w:bottom w:w="80" w:type="dxa"/>
+              <w:right w:w="100" w:type="dxa"/>
+            </w:tcMar>
+            <w:vAlign w:val="center"/>
           </w:tcPr>
           <w:p>
             <w:pPr>
@@ -5273,6 +5236,13 @@
         <w:tc>
           <w:tcPr>
             <w:tcW w:w="1728" w:type="dxa"/>
+            <w:tcMar>
+              <w:top w:w="80" w:type="dxa"/>
+              <w:left w:w="100" w:type="dxa"/>
+              <w:bottom w:w="80" w:type="dxa"/>
+              <w:right w:w="100" w:type="dxa"/>
+            </w:tcMar>
+            <w:vAlign w:val="center"/>
           </w:tcPr>
           <w:p>
             <w:pPr>
@@ -5295,6 +5265,13 @@
         <w:tc>
           <w:tcPr>
             <w:tcW w:w="2232" w:type="dxa"/>
+            <w:tcMar>
+              <w:top w:w="80" w:type="dxa"/>
+              <w:left w:w="100" w:type="dxa"/>
+              <w:bottom w:w="80" w:type="dxa"/>
+              <w:right w:w="100" w:type="dxa"/>
+            </w:tcMar>
+            <w:vAlign w:val="center"/>
           </w:tcPr>
           <w:p>
             <w:pPr>
@@ -5312,6 +5289,13 @@
         <w:tc>
           <w:tcPr>
             <w:tcW w:w="2808" w:type="dxa"/>
+            <w:tcMar>
+              <w:top w:w="80" w:type="dxa"/>
+              <w:left w:w="100" w:type="dxa"/>
+              <w:bottom w:w="80" w:type="dxa"/>
+              <w:right w:w="100" w:type="dxa"/>
+            </w:tcMar>
+            <w:vAlign w:val="center"/>
           </w:tcPr>
           <w:p>
             <w:pPr>
@@ -5329,6 +5313,13 @@
         <w:tc>
           <w:tcPr>
             <w:tcW w:w="1584" w:type="dxa"/>
+            <w:tcMar>
+              <w:top w:w="80" w:type="dxa"/>
+              <w:left w:w="100" w:type="dxa"/>
+              <w:bottom w:w="80" w:type="dxa"/>
+              <w:right w:w="100" w:type="dxa"/>
+            </w:tcMar>
+            <w:vAlign w:val="center"/>
           </w:tcPr>
           <w:p>
             <w:pPr>
@@ -5346,6 +5337,13 @@
         <w:tc>
           <w:tcPr>
             <w:tcW w:w="1728" w:type="dxa"/>
+            <w:tcMar>
+              <w:top w:w="80" w:type="dxa"/>
+              <w:left w:w="100" w:type="dxa"/>
+              <w:bottom w:w="80" w:type="dxa"/>
+              <w:right w:w="100" w:type="dxa"/>
+            </w:tcMar>
+            <w:vAlign w:val="center"/>
           </w:tcPr>
           <w:p>
             <w:pPr>
@@ -5368,6 +5366,13 @@
         <w:tc>
           <w:tcPr>
             <w:tcW w:w="2232" w:type="dxa"/>
+            <w:tcMar>
+              <w:top w:w="80" w:type="dxa"/>
+              <w:left w:w="100" w:type="dxa"/>
+              <w:bottom w:w="80" w:type="dxa"/>
+              <w:right w:w="100" w:type="dxa"/>
+            </w:tcMar>
+            <w:vAlign w:val="center"/>
           </w:tcPr>
           <w:p>
             <w:pPr>
@@ -5385,6 +5390,13 @@
         <w:tc>
           <w:tcPr>
             <w:tcW w:w="2808" w:type="dxa"/>
+            <w:tcMar>
+              <w:top w:w="80" w:type="dxa"/>
+              <w:left w:w="100" w:type="dxa"/>
+              <w:bottom w:w="80" w:type="dxa"/>
+              <w:right w:w="100" w:type="dxa"/>
+            </w:tcMar>
+            <w:vAlign w:val="center"/>
           </w:tcPr>
           <w:p>
             <w:pPr>
@@ -5402,6 +5414,13 @@
         <w:tc>
           <w:tcPr>
             <w:tcW w:w="1584" w:type="dxa"/>
+            <w:tcMar>
+              <w:top w:w="80" w:type="dxa"/>
+              <w:left w:w="100" w:type="dxa"/>
+              <w:bottom w:w="80" w:type="dxa"/>
+              <w:right w:w="100" w:type="dxa"/>
+            </w:tcMar>
+            <w:vAlign w:val="center"/>
           </w:tcPr>
           <w:p>
             <w:pPr>
@@ -5419,6 +5438,13 @@
         <w:tc>
           <w:tcPr>
             <w:tcW w:w="1728" w:type="dxa"/>
+            <w:tcMar>
+              <w:top w:w="80" w:type="dxa"/>
+              <w:left w:w="100" w:type="dxa"/>
+              <w:bottom w:w="80" w:type="dxa"/>
+              <w:right w:w="100" w:type="dxa"/>
+            </w:tcMar>
+            <w:vAlign w:val="center"/>
           </w:tcPr>
           <w:p>
             <w:pPr>
@@ -5441,6 +5467,13 @@
         <w:tc>
           <w:tcPr>
             <w:tcW w:w="2232" w:type="dxa"/>
+            <w:tcMar>
+              <w:top w:w="80" w:type="dxa"/>
+              <w:left w:w="100" w:type="dxa"/>
+              <w:bottom w:w="80" w:type="dxa"/>
+              <w:right w:w="100" w:type="dxa"/>
+            </w:tcMar>
+            <w:vAlign w:val="center"/>
           </w:tcPr>
           <w:p>
             <w:pPr>
@@ -5458,6 +5491,13 @@
         <w:tc>
           <w:tcPr>
             <w:tcW w:w="2808" w:type="dxa"/>
+            <w:tcMar>
+              <w:top w:w="80" w:type="dxa"/>
+              <w:left w:w="100" w:type="dxa"/>
+              <w:bottom w:w="80" w:type="dxa"/>
+              <w:right w:w="100" w:type="dxa"/>
+            </w:tcMar>
+            <w:vAlign w:val="center"/>
           </w:tcPr>
           <w:p>
             <w:pPr>
@@ -5475,6 +5515,13 @@
         <w:tc>
           <w:tcPr>
             <w:tcW w:w="1584" w:type="dxa"/>
+            <w:tcMar>
+              <w:top w:w="80" w:type="dxa"/>
+              <w:left w:w="100" w:type="dxa"/>
+              <w:bottom w:w="80" w:type="dxa"/>
+              <w:right w:w="100" w:type="dxa"/>
+            </w:tcMar>
+            <w:vAlign w:val="center"/>
           </w:tcPr>
           <w:p>
             <w:pPr>
@@ -5492,6 +5539,13 @@
         <w:tc>
           <w:tcPr>
             <w:tcW w:w="1728" w:type="dxa"/>
+            <w:tcMar>
+              <w:top w:w="80" w:type="dxa"/>
+              <w:left w:w="100" w:type="dxa"/>
+              <w:bottom w:w="80" w:type="dxa"/>
+              <w:right w:w="100" w:type="dxa"/>
+            </w:tcMar>
+            <w:vAlign w:val="center"/>
           </w:tcPr>
           <w:p>
             <w:pPr>
@@ -5514,6 +5568,13 @@
         <w:tc>
           <w:tcPr>
             <w:tcW w:w="2232" w:type="dxa"/>
+            <w:tcMar>
+              <w:top w:w="80" w:type="dxa"/>
+              <w:left w:w="100" w:type="dxa"/>
+              <w:bottom w:w="80" w:type="dxa"/>
+              <w:right w:w="100" w:type="dxa"/>
+            </w:tcMar>
+            <w:vAlign w:val="center"/>
           </w:tcPr>
           <w:p>
             <w:pPr>
@@ -5531,6 +5592,13 @@
         <w:tc>
           <w:tcPr>
             <w:tcW w:w="2808" w:type="dxa"/>
+            <w:tcMar>
+              <w:top w:w="80" w:type="dxa"/>
+              <w:left w:w="100" w:type="dxa"/>
+              <w:bottom w:w="80" w:type="dxa"/>
+              <w:right w:w="100" w:type="dxa"/>
+            </w:tcMar>
+            <w:vAlign w:val="center"/>
           </w:tcPr>
           <w:p>
             <w:pPr>
@@ -5548,6 +5616,13 @@
         <w:tc>
           <w:tcPr>
             <w:tcW w:w="1584" w:type="dxa"/>
+            <w:tcMar>
+              <w:top w:w="80" w:type="dxa"/>
+              <w:left w:w="100" w:type="dxa"/>
+              <w:bottom w:w="80" w:type="dxa"/>
+              <w:right w:w="100" w:type="dxa"/>
+            </w:tcMar>
+            <w:vAlign w:val="center"/>
           </w:tcPr>
           <w:p>
             <w:pPr>
@@ -5565,6 +5640,13 @@
         <w:tc>
           <w:tcPr>
             <w:tcW w:w="1728" w:type="dxa"/>
+            <w:tcMar>
+              <w:top w:w="80" w:type="dxa"/>
+              <w:left w:w="100" w:type="dxa"/>
+              <w:bottom w:w="80" w:type="dxa"/>
+              <w:right w:w="100" w:type="dxa"/>
+            </w:tcMar>
+            <w:vAlign w:val="center"/>
           </w:tcPr>
           <w:p>
             <w:pPr>
@@ -5587,6 +5669,13 @@
         <w:tc>
           <w:tcPr>
             <w:tcW w:w="2232" w:type="dxa"/>
+            <w:tcMar>
+              <w:top w:w="80" w:type="dxa"/>
+              <w:left w:w="100" w:type="dxa"/>
+              <w:bottom w:w="80" w:type="dxa"/>
+              <w:right w:w="100" w:type="dxa"/>
+            </w:tcMar>
+            <w:vAlign w:val="center"/>
           </w:tcPr>
           <w:p>
             <w:pPr>
@@ -5604,6 +5693,13 @@
         <w:tc>
           <w:tcPr>
             <w:tcW w:w="2808" w:type="dxa"/>
+            <w:tcMar>
+              <w:top w:w="80" w:type="dxa"/>
+              <w:left w:w="100" w:type="dxa"/>
+              <w:bottom w:w="80" w:type="dxa"/>
+              <w:right w:w="100" w:type="dxa"/>
+            </w:tcMar>
+            <w:vAlign w:val="center"/>
           </w:tcPr>
           <w:p>
             <w:pPr>
@@ -5621,6 +5717,13 @@
         <w:tc>
           <w:tcPr>
             <w:tcW w:w="1584" w:type="dxa"/>
+            <w:tcMar>
+              <w:top w:w="80" w:type="dxa"/>
+              <w:left w:w="100" w:type="dxa"/>
+              <w:bottom w:w="80" w:type="dxa"/>
+              <w:right w:w="100" w:type="dxa"/>
+            </w:tcMar>
+            <w:vAlign w:val="center"/>
           </w:tcPr>
           <w:p>
             <w:pPr>
@@ -5638,6 +5741,13 @@
         <w:tc>
           <w:tcPr>
             <w:tcW w:w="1728" w:type="dxa"/>
+            <w:tcMar>
+              <w:top w:w="80" w:type="dxa"/>
+              <w:left w:w="100" w:type="dxa"/>
+              <w:bottom w:w="80" w:type="dxa"/>
+              <w:right w:w="100" w:type="dxa"/>
+            </w:tcMar>
+            <w:vAlign w:val="center"/>
           </w:tcPr>
           <w:p>
             <w:pPr>
@@ -5656,7 +5766,8 @@
     </w:tbl>
     <w:p>
       <w:pPr>
-        <w:spacing w:after="200"/>
+        <w:spacing w:before="40" w:after="200" w:line="240" w:lineRule="auto"/>
+        <w:jc w:val="left"/>
       </w:pPr>
       <w:r>
         <w:rPr>
@@ -5671,7 +5782,7 @@
         <w:pStyle w:val="Heading2"/>
         <w:jc w:val="left"/>
       </w:pPr>
-      <w:bookmarkStart w:id="18" w:name="_Toc229010102"/>
+      <w:bookmarkStart w:id="18" w:name="_Toc229053797"/>
       <w:r>
         <w:rPr>
           <w:rFonts w:ascii="Times New Roman" w:hAnsi="Times New Roman"/>
@@ -5853,6 +5964,7 @@
     </w:p>
     <w:p>
       <w:r>
+        <w:lastRenderedPageBreak/>
         <w:t>Equation (3.1) defines the monthly log difference of any series x</w:t>
       </w:r>
       <w:r>
@@ -5862,11 +5974,7 @@
         <w:t>t</w:t>
       </w:r>
       <w:r>
-        <w:t xml:space="preserve"> scaled by 100. With this scaling, all main coefficients are approximately percentage responses. If CPT+ is </w:t>
-      </w:r>
-      <w:r>
-        <w:lastRenderedPageBreak/>
-        <w:t>0.030, a one percent positive oil shock is associated with about a 0.030 percent cumulative change in the dependent price index over the lag window.</w:t>
+        <w:t xml:space="preserve"> scaled by 100. With this scaling, all main coefficients are approximately percentage responses. If CPT+ is 0.030, a one percent positive oil shock is associated with about a 0.030 percent cumulative change in the dependent price index over the lag window.</w:t>
       </w:r>
     </w:p>
     <w:p>
@@ -6116,7 +6224,7 @@
         <w:pStyle w:val="Heading2"/>
         <w:jc w:val="left"/>
       </w:pPr>
-      <w:bookmarkStart w:id="19" w:name="_Toc229010103"/>
+      <w:bookmarkStart w:id="19" w:name="_Toc229053798"/>
       <w:r>
         <w:rPr>
           <w:rFonts w:ascii="Times New Roman" w:hAnsi="Times New Roman"/>
@@ -6146,7 +6254,7 @@
         </w:rPr>
         <w:lastRenderedPageBreak/>
         <w:drawing>
-          <wp:inline distT="0" distB="0" distL="0" distR="0" wp14:anchorId="7D7DFB46" wp14:editId="651DA1C4">
+          <wp:inline distT="0" distB="0" distL="0" distR="0" wp14:anchorId="00040F35" wp14:editId="36C8064A">
             <wp:extent cx="5029200" cy="2766060"/>
             <wp:effectExtent l="0" t="0" r="0" b="0"/>
             <wp:docPr id="1" name="Picture 1" descr="Figure 3.1: Chained headline WPI and Fuel and Power series, rebased to 2011-12 = 100." title="fig_01_wpi_chained_series.png"/>
@@ -6161,7 +6269,7 @@
                     <pic:cNvPicPr/>
                   </pic:nvPicPr>
                   <pic:blipFill>
-                    <a:blip r:embed="rId10"/>
+                    <a:blip r:embed="rId12"/>
                     <a:stretch>
                       <a:fillRect/>
                     </a:stretch>
@@ -6199,7 +6307,7 @@
         <w:pStyle w:val="Heading2"/>
         <w:jc w:val="left"/>
       </w:pPr>
-      <w:bookmarkStart w:id="20" w:name="_Toc229010104"/>
+      <w:bookmarkStart w:id="20" w:name="_Toc229053799"/>
       <w:r>
         <w:rPr>
           <w:rFonts w:ascii="Times New Roman" w:hAnsi="Times New Roman"/>
@@ -6223,7 +6331,7 @@
           <w:noProof/>
         </w:rPr>
         <w:drawing>
-          <wp:inline distT="0" distB="0" distL="0" distR="0" wp14:anchorId="3CD3C747" wp14:editId="2390B7ED">
+          <wp:inline distT="0" distB="0" distL="0" distR="0" wp14:anchorId="32A628B5" wp14:editId="2B74857E">
             <wp:extent cx="5029200" cy="2514600"/>
             <wp:effectExtent l="0" t="0" r="0" b="0"/>
             <wp:docPr id="2" name="Picture 2" descr="Figure 3.2: Decomposition of the rupee oil price into Brent and INR/USD contributions." title="fig_03_oil_decomposition.png"/>
@@ -6238,7 +6346,7 @@
                     <pic:cNvPicPr/>
                   </pic:nvPicPr>
                   <pic:blipFill>
-                    <a:blip r:embed="rId11"/>
+                    <a:blip r:embed="rId13"/>
                     <a:stretch>
                       <a:fillRect/>
                     </a:stretch>
@@ -6276,7 +6384,7 @@
         <w:pStyle w:val="Heading2"/>
         <w:jc w:val="left"/>
       </w:pPr>
-      <w:bookmarkStart w:id="21" w:name="_Toc229010105"/>
+      <w:bookmarkStart w:id="21" w:name="_Toc229053800"/>
       <w:r>
         <w:rPr>
           <w:rFonts w:ascii="Times New Roman" w:hAnsi="Times New Roman"/>
@@ -6298,7 +6406,7 @@
       <w:pPr>
         <w:pStyle w:val="Heading1"/>
       </w:pPr>
-      <w:bookmarkStart w:id="22" w:name="_Toc229010106"/>
+      <w:bookmarkStart w:id="22" w:name="_Toc229053801"/>
       <w:r>
         <w:rPr>
           <w:rFonts w:ascii="Times New Roman" w:hAnsi="Times New Roman"/>
@@ -6320,7 +6428,7 @@
         <w:pStyle w:val="Heading2"/>
         <w:jc w:val="left"/>
       </w:pPr>
-      <w:bookmarkStart w:id="23" w:name="_Toc229010107"/>
+      <w:bookmarkStart w:id="23" w:name="_Toc229053802"/>
       <w:r>
         <w:rPr>
           <w:rFonts w:ascii="Times New Roman" w:hAnsi="Times New Roman"/>
@@ -6800,13 +6908,7 @@
               <w:rPr>
                 <w:rFonts w:ascii="Cambria Math" w:hAnsi="Cambria Math"/>
               </w:rPr>
-              <m:t xml:space="preserve">                                                               </m:t>
-            </m:r>
-            <m:r>
-              <w:rPr>
-                <w:rFonts w:ascii="Cambria Math" w:hAnsi="Cambria Math"/>
-              </w:rPr>
-              <m:t>μ</m:t>
+              <m:t xml:space="preserve">                                                                  μ</m:t>
             </m:r>
           </m:e>
           <m:sub>
@@ -6969,6 +7071,13 @@
         <w:tc>
           <w:tcPr>
             <w:tcW w:w="2301" w:type="dxa"/>
+            <w:tcMar>
+              <w:top w:w="80" w:type="dxa"/>
+              <w:left w:w="100" w:type="dxa"/>
+              <w:bottom w:w="80" w:type="dxa"/>
+              <w:right w:w="100" w:type="dxa"/>
+            </w:tcMar>
+            <w:vAlign w:val="center"/>
           </w:tcPr>
           <w:p>
             <w:pPr>
@@ -6987,6 +7096,13 @@
         <w:tc>
           <w:tcPr>
             <w:tcW w:w="2550" w:type="dxa"/>
+            <w:tcMar>
+              <w:top w:w="80" w:type="dxa"/>
+              <w:left w:w="100" w:type="dxa"/>
+              <w:bottom w:w="80" w:type="dxa"/>
+              <w:right w:w="100" w:type="dxa"/>
+            </w:tcMar>
+            <w:vAlign w:val="center"/>
           </w:tcPr>
           <w:p>
             <w:pPr>
@@ -7005,6 +7121,13 @@
         <w:tc>
           <w:tcPr>
             <w:tcW w:w="1617" w:type="dxa"/>
+            <w:tcMar>
+              <w:top w:w="80" w:type="dxa"/>
+              <w:left w:w="100" w:type="dxa"/>
+              <w:bottom w:w="80" w:type="dxa"/>
+              <w:right w:w="100" w:type="dxa"/>
+            </w:tcMar>
+            <w:vAlign w:val="center"/>
           </w:tcPr>
           <w:p>
             <w:pPr>
@@ -7023,6 +7146,13 @@
         <w:tc>
           <w:tcPr>
             <w:tcW w:w="1990" w:type="dxa"/>
+            <w:tcMar>
+              <w:top w:w="80" w:type="dxa"/>
+              <w:left w:w="100" w:type="dxa"/>
+              <w:bottom w:w="80" w:type="dxa"/>
+              <w:right w:w="100" w:type="dxa"/>
+            </w:tcMar>
+            <w:vAlign w:val="center"/>
           </w:tcPr>
           <w:p>
             <w:pPr>
@@ -7046,6 +7176,13 @@
         <w:tc>
           <w:tcPr>
             <w:tcW w:w="2301" w:type="dxa"/>
+            <w:tcMar>
+              <w:top w:w="80" w:type="dxa"/>
+              <w:left w:w="100" w:type="dxa"/>
+              <w:bottom w:w="80" w:type="dxa"/>
+              <w:right w:w="100" w:type="dxa"/>
+            </w:tcMar>
+            <w:vAlign w:val="center"/>
           </w:tcPr>
           <w:p>
             <w:pPr>
@@ -7063,6 +7200,13 @@
         <w:tc>
           <w:tcPr>
             <w:tcW w:w="2550" w:type="dxa"/>
+            <w:tcMar>
+              <w:top w:w="80" w:type="dxa"/>
+              <w:left w:w="100" w:type="dxa"/>
+              <w:bottom w:w="80" w:type="dxa"/>
+              <w:right w:w="100" w:type="dxa"/>
+            </w:tcMar>
+            <w:vAlign w:val="center"/>
           </w:tcPr>
           <w:p>
             <w:pPr>
@@ -7080,6 +7224,13 @@
         <w:tc>
           <w:tcPr>
             <w:tcW w:w="1617" w:type="dxa"/>
+            <w:tcMar>
+              <w:top w:w="80" w:type="dxa"/>
+              <w:left w:w="100" w:type="dxa"/>
+              <w:bottom w:w="80" w:type="dxa"/>
+              <w:right w:w="100" w:type="dxa"/>
+            </w:tcMar>
+            <w:vAlign w:val="center"/>
           </w:tcPr>
           <w:p>
             <w:pPr>
@@ -7097,6 +7248,13 @@
         <w:tc>
           <w:tcPr>
             <w:tcW w:w="1990" w:type="dxa"/>
+            <w:tcMar>
+              <w:top w:w="80" w:type="dxa"/>
+              <w:left w:w="100" w:type="dxa"/>
+              <w:bottom w:w="80" w:type="dxa"/>
+              <w:right w:w="100" w:type="dxa"/>
+            </w:tcMar>
+            <w:vAlign w:val="center"/>
           </w:tcPr>
           <w:p>
             <w:pPr>
@@ -7119,6 +7277,13 @@
         <w:tc>
           <w:tcPr>
             <w:tcW w:w="2301" w:type="dxa"/>
+            <w:tcMar>
+              <w:top w:w="80" w:type="dxa"/>
+              <w:left w:w="100" w:type="dxa"/>
+              <w:bottom w:w="80" w:type="dxa"/>
+              <w:right w:w="100" w:type="dxa"/>
+            </w:tcMar>
+            <w:vAlign w:val="center"/>
           </w:tcPr>
           <w:p>
             <w:pPr>
@@ -7136,6 +7301,13 @@
         <w:tc>
           <w:tcPr>
             <w:tcW w:w="2550" w:type="dxa"/>
+            <w:tcMar>
+              <w:top w:w="80" w:type="dxa"/>
+              <w:left w:w="100" w:type="dxa"/>
+              <w:bottom w:w="80" w:type="dxa"/>
+              <w:right w:w="100" w:type="dxa"/>
+            </w:tcMar>
+            <w:vAlign w:val="center"/>
           </w:tcPr>
           <w:p>
             <w:pPr>
@@ -7153,6 +7325,13 @@
         <w:tc>
           <w:tcPr>
             <w:tcW w:w="1617" w:type="dxa"/>
+            <w:tcMar>
+              <w:top w:w="80" w:type="dxa"/>
+              <w:left w:w="100" w:type="dxa"/>
+              <w:bottom w:w="80" w:type="dxa"/>
+              <w:right w:w="100" w:type="dxa"/>
+            </w:tcMar>
+            <w:vAlign w:val="center"/>
           </w:tcPr>
           <w:p>
             <w:pPr>
@@ -7170,6 +7349,13 @@
         <w:tc>
           <w:tcPr>
             <w:tcW w:w="1990" w:type="dxa"/>
+            <w:tcMar>
+              <w:top w:w="80" w:type="dxa"/>
+              <w:left w:w="100" w:type="dxa"/>
+              <w:bottom w:w="80" w:type="dxa"/>
+              <w:right w:w="100" w:type="dxa"/>
+            </w:tcMar>
+            <w:vAlign w:val="center"/>
           </w:tcPr>
           <w:p>
             <w:pPr>
@@ -7192,6 +7378,13 @@
         <w:tc>
           <w:tcPr>
             <w:tcW w:w="2301" w:type="dxa"/>
+            <w:tcMar>
+              <w:top w:w="80" w:type="dxa"/>
+              <w:left w:w="100" w:type="dxa"/>
+              <w:bottom w:w="80" w:type="dxa"/>
+              <w:right w:w="100" w:type="dxa"/>
+            </w:tcMar>
+            <w:vAlign w:val="center"/>
           </w:tcPr>
           <w:p>
             <w:pPr>
@@ -7209,6 +7402,13 @@
         <w:tc>
           <w:tcPr>
             <w:tcW w:w="2550" w:type="dxa"/>
+            <w:tcMar>
+              <w:top w:w="80" w:type="dxa"/>
+              <w:left w:w="100" w:type="dxa"/>
+              <w:bottom w:w="80" w:type="dxa"/>
+              <w:right w:w="100" w:type="dxa"/>
+            </w:tcMar>
+            <w:vAlign w:val="center"/>
           </w:tcPr>
           <w:p>
             <w:pPr>
@@ -7226,6 +7426,13 @@
         <w:tc>
           <w:tcPr>
             <w:tcW w:w="1617" w:type="dxa"/>
+            <w:tcMar>
+              <w:top w:w="80" w:type="dxa"/>
+              <w:left w:w="100" w:type="dxa"/>
+              <w:bottom w:w="80" w:type="dxa"/>
+              <w:right w:w="100" w:type="dxa"/>
+            </w:tcMar>
+            <w:vAlign w:val="center"/>
           </w:tcPr>
           <w:p>
             <w:pPr>
@@ -7243,6 +7450,13 @@
         <w:tc>
           <w:tcPr>
             <w:tcW w:w="1990" w:type="dxa"/>
+            <w:tcMar>
+              <w:top w:w="80" w:type="dxa"/>
+              <w:left w:w="100" w:type="dxa"/>
+              <w:bottom w:w="80" w:type="dxa"/>
+              <w:right w:w="100" w:type="dxa"/>
+            </w:tcMar>
+            <w:vAlign w:val="center"/>
           </w:tcPr>
           <w:p>
             <w:pPr>
@@ -7265,6 +7479,13 @@
         <w:tc>
           <w:tcPr>
             <w:tcW w:w="2301" w:type="dxa"/>
+            <w:tcMar>
+              <w:top w:w="80" w:type="dxa"/>
+              <w:left w:w="100" w:type="dxa"/>
+              <w:bottom w:w="80" w:type="dxa"/>
+              <w:right w:w="100" w:type="dxa"/>
+            </w:tcMar>
+            <w:vAlign w:val="center"/>
           </w:tcPr>
           <w:p>
             <w:pPr>
@@ -7282,6 +7503,13 @@
         <w:tc>
           <w:tcPr>
             <w:tcW w:w="2550" w:type="dxa"/>
+            <w:tcMar>
+              <w:top w:w="80" w:type="dxa"/>
+              <w:left w:w="100" w:type="dxa"/>
+              <w:bottom w:w="80" w:type="dxa"/>
+              <w:right w:w="100" w:type="dxa"/>
+            </w:tcMar>
+            <w:vAlign w:val="center"/>
           </w:tcPr>
           <w:p>
             <w:pPr>
@@ -7299,6 +7527,13 @@
         <w:tc>
           <w:tcPr>
             <w:tcW w:w="1617" w:type="dxa"/>
+            <w:tcMar>
+              <w:top w:w="80" w:type="dxa"/>
+              <w:left w:w="100" w:type="dxa"/>
+              <w:bottom w:w="80" w:type="dxa"/>
+              <w:right w:w="100" w:type="dxa"/>
+            </w:tcMar>
+            <w:vAlign w:val="center"/>
           </w:tcPr>
           <w:p>
             <w:pPr>
@@ -7316,6 +7551,13 @@
         <w:tc>
           <w:tcPr>
             <w:tcW w:w="1990" w:type="dxa"/>
+            <w:tcMar>
+              <w:top w:w="80" w:type="dxa"/>
+              <w:left w:w="100" w:type="dxa"/>
+              <w:bottom w:w="80" w:type="dxa"/>
+              <w:right w:w="100" w:type="dxa"/>
+            </w:tcMar>
+            <w:vAlign w:val="center"/>
           </w:tcPr>
           <w:p>
             <w:pPr>
@@ -7338,6 +7580,13 @@
         <w:tc>
           <w:tcPr>
             <w:tcW w:w="2301" w:type="dxa"/>
+            <w:tcMar>
+              <w:top w:w="80" w:type="dxa"/>
+              <w:left w:w="100" w:type="dxa"/>
+              <w:bottom w:w="80" w:type="dxa"/>
+              <w:right w:w="100" w:type="dxa"/>
+            </w:tcMar>
+            <w:vAlign w:val="center"/>
           </w:tcPr>
           <w:p>
             <w:pPr>
@@ -7355,6 +7604,13 @@
         <w:tc>
           <w:tcPr>
             <w:tcW w:w="2550" w:type="dxa"/>
+            <w:tcMar>
+              <w:top w:w="80" w:type="dxa"/>
+              <w:left w:w="100" w:type="dxa"/>
+              <w:bottom w:w="80" w:type="dxa"/>
+              <w:right w:w="100" w:type="dxa"/>
+            </w:tcMar>
+            <w:vAlign w:val="center"/>
           </w:tcPr>
           <w:p>
             <w:pPr>
@@ -7372,6 +7628,13 @@
         <w:tc>
           <w:tcPr>
             <w:tcW w:w="1617" w:type="dxa"/>
+            <w:tcMar>
+              <w:top w:w="80" w:type="dxa"/>
+              <w:left w:w="100" w:type="dxa"/>
+              <w:bottom w:w="80" w:type="dxa"/>
+              <w:right w:w="100" w:type="dxa"/>
+            </w:tcMar>
+            <w:vAlign w:val="center"/>
           </w:tcPr>
           <w:p>
             <w:pPr>
@@ -7389,6 +7652,13 @@
         <w:tc>
           <w:tcPr>
             <w:tcW w:w="1990" w:type="dxa"/>
+            <w:tcMar>
+              <w:top w:w="80" w:type="dxa"/>
+              <w:left w:w="100" w:type="dxa"/>
+              <w:bottom w:w="80" w:type="dxa"/>
+              <w:right w:w="100" w:type="dxa"/>
+            </w:tcMar>
+            <w:vAlign w:val="center"/>
           </w:tcPr>
           <w:p>
             <w:pPr>
@@ -7407,22 +7677,16 @@
     </w:tbl>
     <w:p>
       <w:pPr>
-        <w:spacing w:after="200"/>
+        <w:spacing w:before="40" w:after="200" w:line="240" w:lineRule="auto"/>
+        <w:jc w:val="left"/>
       </w:pPr>
-      <w:r>
-        <w:rPr>
-          <w:i/>
-          <w:sz w:val="20"/>
-        </w:rPr>
-        <w:t xml:space="preserve">Notes: Each row is a separate asymmetric ADL specification. The shock variable differs by layer: the rupee oil price for the headline WPI, WPI Fuel and Power, and headline CPI specifications; Brent for the retail petrol mechanism; and PPAC retail petrol for the CPI Fuel and Light bridge. The layered map </w:t>
-      </w:r>
       <w:r>
         <w:rPr>
           <w:i/>
           <w:sz w:val="20"/>
         </w:rPr>
         <w:lastRenderedPageBreak/>
-        <w:t>is therefore an attenuation map across naturally ordered points in the price chain rather than a structural decomposition of one identical shock.</w:t>
+        <w:t>Notes: Each row is a separate asymmetric ADL specification. The shock variable differs by layer: the rupee oil price for the headline WPI, WPI Fuel and Power, and headline CPI specifications; Brent for the retail petrol mechanism; and PPAC retail petrol for the CPI Fuel and Light bridge. The layered map is therefore an attenuation map across naturally ordered points in the price chain rather than a structural decomposition of one identical shock.</w:t>
       </w:r>
     </w:p>
     <w:p>
@@ -7430,7 +7694,7 @@
         <w:pStyle w:val="Heading2"/>
         <w:jc w:val="left"/>
       </w:pPr>
-      <w:bookmarkStart w:id="24" w:name="_Toc229010108"/>
+      <w:bookmarkStart w:id="24" w:name="_Toc229053803"/>
       <w:r>
         <w:rPr>
           <w:rFonts w:ascii="Times New Roman" w:hAnsi="Times New Roman"/>
@@ -7796,7 +8060,7 @@
         <w:pStyle w:val="Heading2"/>
         <w:jc w:val="left"/>
       </w:pPr>
-      <w:bookmarkStart w:id="25" w:name="_Toc229010109"/>
+      <w:bookmarkStart w:id="25" w:name="_Toc229053804"/>
       <w:r>
         <w:rPr>
           <w:rFonts w:ascii="Times New Roman" w:hAnsi="Times New Roman"/>
@@ -7807,11 +8071,11 @@
     </w:p>
     <w:p>
       <w:r>
-        <w:t xml:space="preserve">Lag selection follows the model-gate and lag-selection tables produced for each layer. The own-lag order is set to twelve in the long WPI specifications to capture annual seasonality even after month fixed effects are imposed. The distributed-lag order on the oil components is set to six for the wholesale specifications. The retail petrol, CPI Fuel and Light, and headline CPI specifications inherit a shorter own-lag order and a distributed-lag order of about three to four, consistent with the shorter samples and faster pass-through dynamics in the retail and consumer layers. AIC, BIC, and HQIC support these choices, and lag-sensitivity checks reported in Chapter 6 confirm that the </w:t>
+        <w:t xml:space="preserve">Lag selection follows the model-gate and lag-selection tables produced for each layer. The own-lag order is set to twelve in the long WPI specifications to capture annual seasonality even after month fixed effects are imposed. The distributed-lag order on the oil components is set to six for the wholesale specifications. The retail petrol, CPI Fuel and Light, and headline CPI specifications inherit a shorter own-lag order and a distributed-lag order of about three to four, consistent with the shorter samples and faster pass-through dynamics in the retail and consumer layers. AIC, BIC, and HQIC </w:t>
       </w:r>
       <w:r>
         <w:lastRenderedPageBreak/>
-        <w:t>main results are stable when the distributed-lag order is varied between four and eight in the wholesale specifications.</w:t>
+        <w:t>support these choices, and lag-sensitivity checks reported in Chapter 6 confirm that the main results are stable when the distributed-lag order is varied between four and eight in the wholesale specifications.</w:t>
       </w:r>
     </w:p>
     <w:p>
@@ -7819,7 +8083,7 @@
         <w:pStyle w:val="Heading2"/>
         <w:jc w:val="left"/>
       </w:pPr>
-      <w:bookmarkStart w:id="26" w:name="_Toc229010110"/>
+      <w:bookmarkStart w:id="26" w:name="_Toc229053805"/>
       <w:r>
         <w:rPr>
           <w:rFonts w:ascii="Times New Roman" w:hAnsi="Times New Roman"/>
@@ -7845,7 +8109,7 @@
       <w:pPr>
         <w:pStyle w:val="Heading1"/>
       </w:pPr>
-      <w:bookmarkStart w:id="27" w:name="_Toc229010111"/>
+      <w:bookmarkStart w:id="27" w:name="_Toc229053806"/>
       <w:r>
         <w:rPr>
           <w:rFonts w:ascii="Times New Roman" w:hAnsi="Times New Roman"/>
@@ -7867,7 +8131,7 @@
         <w:pStyle w:val="Heading2"/>
         <w:jc w:val="left"/>
       </w:pPr>
-      <w:bookmarkStart w:id="28" w:name="_Toc229010112"/>
+      <w:bookmarkStart w:id="28" w:name="_Toc229053807"/>
       <w:r>
         <w:rPr>
           <w:rFonts w:ascii="Times New Roman" w:hAnsi="Times New Roman"/>
@@ -7891,7 +8155,7 @@
         <w:pStyle w:val="Heading2"/>
         <w:jc w:val="left"/>
       </w:pPr>
-      <w:bookmarkStart w:id="29" w:name="_Toc229010113"/>
+      <w:bookmarkStart w:id="29" w:name="_Toc229053808"/>
       <w:r>
         <w:rPr>
           <w:rFonts w:ascii="Times New Roman" w:hAnsi="Times New Roman"/>
@@ -7950,6 +8214,13 @@
         <w:tc>
           <w:tcPr>
             <w:tcW w:w="1928" w:type="dxa"/>
+            <w:tcMar>
+              <w:top w:w="80" w:type="dxa"/>
+              <w:left w:w="100" w:type="dxa"/>
+              <w:bottom w:w="80" w:type="dxa"/>
+              <w:right w:w="100" w:type="dxa"/>
+            </w:tcMar>
+            <w:vAlign w:val="center"/>
           </w:tcPr>
           <w:p>
             <w:pPr>
@@ -7968,6 +8239,13 @@
         <w:tc>
           <w:tcPr>
             <w:tcW w:w="1928" w:type="dxa"/>
+            <w:tcMar>
+              <w:top w:w="80" w:type="dxa"/>
+              <w:left w:w="100" w:type="dxa"/>
+              <w:bottom w:w="80" w:type="dxa"/>
+              <w:right w:w="100" w:type="dxa"/>
+            </w:tcMar>
+            <w:vAlign w:val="center"/>
           </w:tcPr>
           <w:p>
             <w:pPr>
@@ -7986,6 +8264,13 @@
         <w:tc>
           <w:tcPr>
             <w:tcW w:w="560" w:type="dxa"/>
+            <w:tcMar>
+              <w:top w:w="80" w:type="dxa"/>
+              <w:left w:w="100" w:type="dxa"/>
+              <w:bottom w:w="80" w:type="dxa"/>
+              <w:right w:w="100" w:type="dxa"/>
+            </w:tcMar>
+            <w:vAlign w:val="center"/>
           </w:tcPr>
           <w:p>
             <w:pPr>
@@ -8004,6 +8289,13 @@
         <w:tc>
           <w:tcPr>
             <w:tcW w:w="1493" w:type="dxa"/>
+            <w:tcMar>
+              <w:top w:w="80" w:type="dxa"/>
+              <w:left w:w="100" w:type="dxa"/>
+              <w:bottom w:w="80" w:type="dxa"/>
+              <w:right w:w="100" w:type="dxa"/>
+            </w:tcMar>
+            <w:vAlign w:val="center"/>
           </w:tcPr>
           <w:p>
             <w:pPr>
@@ -8022,6 +8314,13 @@
         <w:tc>
           <w:tcPr>
             <w:tcW w:w="1493" w:type="dxa"/>
+            <w:tcMar>
+              <w:top w:w="80" w:type="dxa"/>
+              <w:left w:w="100" w:type="dxa"/>
+              <w:bottom w:w="80" w:type="dxa"/>
+              <w:right w:w="100" w:type="dxa"/>
+            </w:tcMar>
+            <w:vAlign w:val="center"/>
           </w:tcPr>
           <w:p>
             <w:pPr>
@@ -8040,6 +8339,13 @@
         <w:tc>
           <w:tcPr>
             <w:tcW w:w="1057" w:type="dxa"/>
+            <w:tcMar>
+              <w:top w:w="80" w:type="dxa"/>
+              <w:left w:w="100" w:type="dxa"/>
+              <w:bottom w:w="80" w:type="dxa"/>
+              <w:right w:w="100" w:type="dxa"/>
+            </w:tcMar>
+            <w:vAlign w:val="center"/>
           </w:tcPr>
           <w:p>
             <w:pPr>
@@ -8063,6 +8369,13 @@
         <w:tc>
           <w:tcPr>
             <w:tcW w:w="1928" w:type="dxa"/>
+            <w:tcMar>
+              <w:top w:w="80" w:type="dxa"/>
+              <w:left w:w="100" w:type="dxa"/>
+              <w:bottom w:w="80" w:type="dxa"/>
+              <w:right w:w="100" w:type="dxa"/>
+            </w:tcMar>
+            <w:vAlign w:val="center"/>
           </w:tcPr>
           <w:p>
             <w:pPr>
@@ -8080,6 +8393,13 @@
         <w:tc>
           <w:tcPr>
             <w:tcW w:w="1928" w:type="dxa"/>
+            <w:tcMar>
+              <w:top w:w="80" w:type="dxa"/>
+              <w:left w:w="100" w:type="dxa"/>
+              <w:bottom w:w="80" w:type="dxa"/>
+              <w:right w:w="100" w:type="dxa"/>
+            </w:tcMar>
+            <w:vAlign w:val="center"/>
           </w:tcPr>
           <w:p>
             <w:pPr>
@@ -8097,6 +8417,13 @@
         <w:tc>
           <w:tcPr>
             <w:tcW w:w="560" w:type="dxa"/>
+            <w:tcMar>
+              <w:top w:w="80" w:type="dxa"/>
+              <w:left w:w="100" w:type="dxa"/>
+              <w:bottom w:w="80" w:type="dxa"/>
+              <w:right w:w="100" w:type="dxa"/>
+            </w:tcMar>
+            <w:vAlign w:val="center"/>
           </w:tcPr>
           <w:p>
             <w:pPr>
@@ -8114,6 +8441,13 @@
         <w:tc>
           <w:tcPr>
             <w:tcW w:w="1493" w:type="dxa"/>
+            <w:tcMar>
+              <w:top w:w="80" w:type="dxa"/>
+              <w:left w:w="100" w:type="dxa"/>
+              <w:bottom w:w="80" w:type="dxa"/>
+              <w:right w:w="100" w:type="dxa"/>
+            </w:tcMar>
+            <w:vAlign w:val="center"/>
           </w:tcPr>
           <w:p>
             <w:pPr>
@@ -8131,6 +8465,13 @@
         <w:tc>
           <w:tcPr>
             <w:tcW w:w="1493" w:type="dxa"/>
+            <w:tcMar>
+              <w:top w:w="80" w:type="dxa"/>
+              <w:left w:w="100" w:type="dxa"/>
+              <w:bottom w:w="80" w:type="dxa"/>
+              <w:right w:w="100" w:type="dxa"/>
+            </w:tcMar>
+            <w:vAlign w:val="center"/>
           </w:tcPr>
           <w:p>
             <w:pPr>
@@ -8148,6 +8489,13 @@
         <w:tc>
           <w:tcPr>
             <w:tcW w:w="1057" w:type="dxa"/>
+            <w:tcMar>
+              <w:top w:w="80" w:type="dxa"/>
+              <w:left w:w="100" w:type="dxa"/>
+              <w:bottom w:w="80" w:type="dxa"/>
+              <w:right w:w="100" w:type="dxa"/>
+            </w:tcMar>
+            <w:vAlign w:val="center"/>
           </w:tcPr>
           <w:p>
             <w:pPr>
@@ -8170,6 +8518,13 @@
         <w:tc>
           <w:tcPr>
             <w:tcW w:w="1928" w:type="dxa"/>
+            <w:tcMar>
+              <w:top w:w="80" w:type="dxa"/>
+              <w:left w:w="100" w:type="dxa"/>
+              <w:bottom w:w="80" w:type="dxa"/>
+              <w:right w:w="100" w:type="dxa"/>
+            </w:tcMar>
+            <w:vAlign w:val="center"/>
           </w:tcPr>
           <w:p>
             <w:pPr>
@@ -8187,6 +8542,13 @@
         <w:tc>
           <w:tcPr>
             <w:tcW w:w="1928" w:type="dxa"/>
+            <w:tcMar>
+              <w:top w:w="80" w:type="dxa"/>
+              <w:left w:w="100" w:type="dxa"/>
+              <w:bottom w:w="80" w:type="dxa"/>
+              <w:right w:w="100" w:type="dxa"/>
+            </w:tcMar>
+            <w:vAlign w:val="center"/>
           </w:tcPr>
           <w:p>
             <w:pPr>
@@ -8204,6 +8566,13 @@
         <w:tc>
           <w:tcPr>
             <w:tcW w:w="560" w:type="dxa"/>
+            <w:tcMar>
+              <w:top w:w="80" w:type="dxa"/>
+              <w:left w:w="100" w:type="dxa"/>
+              <w:bottom w:w="80" w:type="dxa"/>
+              <w:right w:w="100" w:type="dxa"/>
+            </w:tcMar>
+            <w:vAlign w:val="center"/>
           </w:tcPr>
           <w:p>
             <w:pPr>
@@ -8221,6 +8590,13 @@
         <w:tc>
           <w:tcPr>
             <w:tcW w:w="1493" w:type="dxa"/>
+            <w:tcMar>
+              <w:top w:w="80" w:type="dxa"/>
+              <w:left w:w="100" w:type="dxa"/>
+              <w:bottom w:w="80" w:type="dxa"/>
+              <w:right w:w="100" w:type="dxa"/>
+            </w:tcMar>
+            <w:vAlign w:val="center"/>
           </w:tcPr>
           <w:p>
             <w:pPr>
@@ -8238,6 +8614,13 @@
         <w:tc>
           <w:tcPr>
             <w:tcW w:w="1493" w:type="dxa"/>
+            <w:tcMar>
+              <w:top w:w="80" w:type="dxa"/>
+              <w:left w:w="100" w:type="dxa"/>
+              <w:bottom w:w="80" w:type="dxa"/>
+              <w:right w:w="100" w:type="dxa"/>
+            </w:tcMar>
+            <w:vAlign w:val="center"/>
           </w:tcPr>
           <w:p>
             <w:pPr>
@@ -8255,6 +8638,13 @@
         <w:tc>
           <w:tcPr>
             <w:tcW w:w="1057" w:type="dxa"/>
+            <w:tcMar>
+              <w:top w:w="80" w:type="dxa"/>
+              <w:left w:w="100" w:type="dxa"/>
+              <w:bottom w:w="80" w:type="dxa"/>
+              <w:right w:w="100" w:type="dxa"/>
+            </w:tcMar>
+            <w:vAlign w:val="center"/>
           </w:tcPr>
           <w:p>
             <w:pPr>
@@ -8273,7 +8663,8 @@
     </w:tbl>
     <w:p>
       <w:pPr>
-        <w:spacing w:after="200"/>
+        <w:spacing w:before="40" w:after="200" w:line="240" w:lineRule="auto"/>
+        <w:jc w:val="left"/>
       </w:pPr>
       <w:r>
         <w:rPr>
@@ -8293,7 +8684,7 @@
           <w:noProof/>
         </w:rPr>
         <w:drawing>
-          <wp:inline distT="0" distB="0" distL="0" distR="0" wp14:anchorId="01ECBD5E" wp14:editId="72297073">
+          <wp:inline distT="0" distB="0" distL="0" distR="0" wp14:anchorId="3031EF2B" wp14:editId="06B10789">
             <wp:extent cx="5029200" cy="3771900"/>
             <wp:effectExtent l="0" t="0" r="0" b="0"/>
             <wp:docPr id="3" name="Picture 3" descr="Figure 5.1: Wholesale cumulative pass-through for headline WPI, the Brent plus exchange-rate check, and WPI Fuel and Power." title="fig_04_cumulative_passthrough.png"/>
@@ -8308,7 +8699,7 @@
                     <pic:cNvPicPr/>
                   </pic:nvPicPr>
                   <pic:blipFill>
-                    <a:blip r:embed="rId12"/>
+                    <a:blip r:embed="rId14"/>
                     <a:stretch>
                       <a:fillRect/>
                     </a:stretch>
@@ -8346,7 +8737,7 @@
         <w:pStyle w:val="Heading2"/>
         <w:jc w:val="left"/>
       </w:pPr>
-      <w:bookmarkStart w:id="30" w:name="_Toc229010114"/>
+      <w:bookmarkStart w:id="30" w:name="_Toc229053809"/>
       <w:r>
         <w:rPr>
           <w:rFonts w:ascii="Times New Roman" w:hAnsi="Times New Roman"/>
@@ -8374,7 +8765,7 @@
         <w:pStyle w:val="Heading2"/>
         <w:jc w:val="left"/>
       </w:pPr>
-      <w:bookmarkStart w:id="31" w:name="_Toc229010115"/>
+      <w:bookmarkStart w:id="31" w:name="_Toc229053810"/>
       <w:r>
         <w:rPr>
           <w:rFonts w:ascii="Times New Roman" w:hAnsi="Times New Roman"/>
@@ -8429,6 +8820,13 @@
         <w:tc>
           <w:tcPr>
             <w:tcW w:w="2204" w:type="dxa"/>
+            <w:tcMar>
+              <w:top w:w="80" w:type="dxa"/>
+              <w:left w:w="100" w:type="dxa"/>
+              <w:bottom w:w="80" w:type="dxa"/>
+              <w:right w:w="100" w:type="dxa"/>
+            </w:tcMar>
+            <w:vAlign w:val="center"/>
           </w:tcPr>
           <w:p>
             <w:pPr>
@@ -8447,6 +8845,13 @@
         <w:tc>
           <w:tcPr>
             <w:tcW w:w="1847" w:type="dxa"/>
+            <w:tcMar>
+              <w:top w:w="80" w:type="dxa"/>
+              <w:left w:w="100" w:type="dxa"/>
+              <w:bottom w:w="80" w:type="dxa"/>
+              <w:right w:w="100" w:type="dxa"/>
+            </w:tcMar>
+            <w:vAlign w:val="center"/>
           </w:tcPr>
           <w:p>
             <w:pPr>
@@ -8465,6 +8870,13 @@
         <w:tc>
           <w:tcPr>
             <w:tcW w:w="536" w:type="dxa"/>
+            <w:tcMar>
+              <w:top w:w="80" w:type="dxa"/>
+              <w:left w:w="100" w:type="dxa"/>
+              <w:bottom w:w="80" w:type="dxa"/>
+              <w:right w:w="100" w:type="dxa"/>
+            </w:tcMar>
+            <w:vAlign w:val="center"/>
           </w:tcPr>
           <w:p>
             <w:pPr>
@@ -8483,6 +8895,13 @@
         <w:tc>
           <w:tcPr>
             <w:tcW w:w="1430" w:type="dxa"/>
+            <w:tcMar>
+              <w:top w:w="80" w:type="dxa"/>
+              <w:left w:w="100" w:type="dxa"/>
+              <w:bottom w:w="80" w:type="dxa"/>
+              <w:right w:w="100" w:type="dxa"/>
+            </w:tcMar>
+            <w:vAlign w:val="center"/>
           </w:tcPr>
           <w:p>
             <w:pPr>
@@ -8501,6 +8920,13 @@
         <w:tc>
           <w:tcPr>
             <w:tcW w:w="1430" w:type="dxa"/>
+            <w:tcMar>
+              <w:top w:w="80" w:type="dxa"/>
+              <w:left w:w="100" w:type="dxa"/>
+              <w:bottom w:w="80" w:type="dxa"/>
+              <w:right w:w="100" w:type="dxa"/>
+            </w:tcMar>
+            <w:vAlign w:val="center"/>
           </w:tcPr>
           <w:p>
             <w:pPr>
@@ -8519,6 +8945,13 @@
         <w:tc>
           <w:tcPr>
             <w:tcW w:w="1013" w:type="dxa"/>
+            <w:tcMar>
+              <w:top w:w="80" w:type="dxa"/>
+              <w:left w:w="100" w:type="dxa"/>
+              <w:bottom w:w="80" w:type="dxa"/>
+              <w:right w:w="100" w:type="dxa"/>
+            </w:tcMar>
+            <w:vAlign w:val="center"/>
           </w:tcPr>
           <w:p>
             <w:pPr>
@@ -8542,6 +8975,13 @@
         <w:tc>
           <w:tcPr>
             <w:tcW w:w="2204" w:type="dxa"/>
+            <w:tcMar>
+              <w:top w:w="80" w:type="dxa"/>
+              <w:left w:w="100" w:type="dxa"/>
+              <w:bottom w:w="80" w:type="dxa"/>
+              <w:right w:w="100" w:type="dxa"/>
+            </w:tcMar>
+            <w:vAlign w:val="center"/>
           </w:tcPr>
           <w:p>
             <w:pPr>
@@ -8559,6 +8999,13 @@
         <w:tc>
           <w:tcPr>
             <w:tcW w:w="1847" w:type="dxa"/>
+            <w:tcMar>
+              <w:top w:w="80" w:type="dxa"/>
+              <w:left w:w="100" w:type="dxa"/>
+              <w:bottom w:w="80" w:type="dxa"/>
+              <w:right w:w="100" w:type="dxa"/>
+            </w:tcMar>
+            <w:vAlign w:val="center"/>
           </w:tcPr>
           <w:p>
             <w:pPr>
@@ -8576,6 +9023,13 @@
         <w:tc>
           <w:tcPr>
             <w:tcW w:w="536" w:type="dxa"/>
+            <w:tcMar>
+              <w:top w:w="80" w:type="dxa"/>
+              <w:left w:w="100" w:type="dxa"/>
+              <w:bottom w:w="80" w:type="dxa"/>
+              <w:right w:w="100" w:type="dxa"/>
+            </w:tcMar>
+            <w:vAlign w:val="center"/>
           </w:tcPr>
           <w:p>
             <w:pPr>
@@ -8593,6 +9047,13 @@
         <w:tc>
           <w:tcPr>
             <w:tcW w:w="1430" w:type="dxa"/>
+            <w:tcMar>
+              <w:top w:w="80" w:type="dxa"/>
+              <w:left w:w="100" w:type="dxa"/>
+              <w:bottom w:w="80" w:type="dxa"/>
+              <w:right w:w="100" w:type="dxa"/>
+            </w:tcMar>
+            <w:vAlign w:val="center"/>
           </w:tcPr>
           <w:p>
             <w:pPr>
@@ -8610,6 +9071,13 @@
         <w:tc>
           <w:tcPr>
             <w:tcW w:w="1430" w:type="dxa"/>
+            <w:tcMar>
+              <w:top w:w="80" w:type="dxa"/>
+              <w:left w:w="100" w:type="dxa"/>
+              <w:bottom w:w="80" w:type="dxa"/>
+              <w:right w:w="100" w:type="dxa"/>
+            </w:tcMar>
+            <w:vAlign w:val="center"/>
           </w:tcPr>
           <w:p>
             <w:pPr>
@@ -8627,6 +9095,13 @@
         <w:tc>
           <w:tcPr>
             <w:tcW w:w="1013" w:type="dxa"/>
+            <w:tcMar>
+              <w:top w:w="80" w:type="dxa"/>
+              <w:left w:w="100" w:type="dxa"/>
+              <w:bottom w:w="80" w:type="dxa"/>
+              <w:right w:w="100" w:type="dxa"/>
+            </w:tcMar>
+            <w:vAlign w:val="center"/>
           </w:tcPr>
           <w:p>
             <w:pPr>
@@ -8649,6 +9124,13 @@
         <w:tc>
           <w:tcPr>
             <w:tcW w:w="2204" w:type="dxa"/>
+            <w:tcMar>
+              <w:top w:w="80" w:type="dxa"/>
+              <w:left w:w="100" w:type="dxa"/>
+              <w:bottom w:w="80" w:type="dxa"/>
+              <w:right w:w="100" w:type="dxa"/>
+            </w:tcMar>
+            <w:vAlign w:val="center"/>
           </w:tcPr>
           <w:p>
             <w:pPr>
@@ -8666,6 +9148,13 @@
         <w:tc>
           <w:tcPr>
             <w:tcW w:w="1847" w:type="dxa"/>
+            <w:tcMar>
+              <w:top w:w="80" w:type="dxa"/>
+              <w:left w:w="100" w:type="dxa"/>
+              <w:bottom w:w="80" w:type="dxa"/>
+              <w:right w:w="100" w:type="dxa"/>
+            </w:tcMar>
+            <w:vAlign w:val="center"/>
           </w:tcPr>
           <w:p>
             <w:pPr>
@@ -8683,6 +9172,13 @@
         <w:tc>
           <w:tcPr>
             <w:tcW w:w="536" w:type="dxa"/>
+            <w:tcMar>
+              <w:top w:w="80" w:type="dxa"/>
+              <w:left w:w="100" w:type="dxa"/>
+              <w:bottom w:w="80" w:type="dxa"/>
+              <w:right w:w="100" w:type="dxa"/>
+            </w:tcMar>
+            <w:vAlign w:val="center"/>
           </w:tcPr>
           <w:p>
             <w:pPr>
@@ -8700,6 +9196,13 @@
         <w:tc>
           <w:tcPr>
             <w:tcW w:w="1430" w:type="dxa"/>
+            <w:tcMar>
+              <w:top w:w="80" w:type="dxa"/>
+              <w:left w:w="100" w:type="dxa"/>
+              <w:bottom w:w="80" w:type="dxa"/>
+              <w:right w:w="100" w:type="dxa"/>
+            </w:tcMar>
+            <w:vAlign w:val="center"/>
           </w:tcPr>
           <w:p>
             <w:pPr>
@@ -8717,6 +9220,13 @@
         <w:tc>
           <w:tcPr>
             <w:tcW w:w="1430" w:type="dxa"/>
+            <w:tcMar>
+              <w:top w:w="80" w:type="dxa"/>
+              <w:left w:w="100" w:type="dxa"/>
+              <w:bottom w:w="80" w:type="dxa"/>
+              <w:right w:w="100" w:type="dxa"/>
+            </w:tcMar>
+            <w:vAlign w:val="center"/>
           </w:tcPr>
           <w:p>
             <w:pPr>
@@ -8734,6 +9244,13 @@
         <w:tc>
           <w:tcPr>
             <w:tcW w:w="1013" w:type="dxa"/>
+            <w:tcMar>
+              <w:top w:w="80" w:type="dxa"/>
+              <w:left w:w="100" w:type="dxa"/>
+              <w:bottom w:w="80" w:type="dxa"/>
+              <w:right w:w="100" w:type="dxa"/>
+            </w:tcMar>
+            <w:vAlign w:val="center"/>
           </w:tcPr>
           <w:p>
             <w:pPr>
@@ -8752,7 +9269,8 @@
     </w:tbl>
     <w:p>
       <w:pPr>
-        <w:spacing w:after="200"/>
+        <w:spacing w:before="40" w:after="200" w:line="240" w:lineRule="auto"/>
+        <w:jc w:val="left"/>
       </w:pPr>
       <w:r>
         <w:rPr>
@@ -8775,7 +9293,7 @@
         <w:pStyle w:val="Heading2"/>
         <w:jc w:val="left"/>
       </w:pPr>
-      <w:bookmarkStart w:id="32" w:name="_Toc229010116"/>
+      <w:bookmarkStart w:id="32" w:name="_Toc229053811"/>
       <w:r>
         <w:rPr>
           <w:rFonts w:ascii="Times New Roman" w:hAnsi="Times New Roman"/>
@@ -8831,6 +9349,13 @@
         <w:tc>
           <w:tcPr>
             <w:tcW w:w="1791" w:type="dxa"/>
+            <w:tcMar>
+              <w:top w:w="80" w:type="dxa"/>
+              <w:left w:w="100" w:type="dxa"/>
+              <w:bottom w:w="80" w:type="dxa"/>
+              <w:right w:w="100" w:type="dxa"/>
+            </w:tcMar>
+            <w:vAlign w:val="center"/>
           </w:tcPr>
           <w:p>
             <w:pPr>
@@ -8849,6 +9374,13 @@
         <w:tc>
           <w:tcPr>
             <w:tcW w:w="1914" w:type="dxa"/>
+            <w:tcMar>
+              <w:top w:w="80" w:type="dxa"/>
+              <w:left w:w="100" w:type="dxa"/>
+              <w:bottom w:w="80" w:type="dxa"/>
+              <w:right w:w="100" w:type="dxa"/>
+            </w:tcMar>
+            <w:vAlign w:val="center"/>
           </w:tcPr>
           <w:p>
             <w:pPr>
@@ -8867,6 +9399,13 @@
         <w:tc>
           <w:tcPr>
             <w:tcW w:w="556" w:type="dxa"/>
+            <w:tcMar>
+              <w:top w:w="80" w:type="dxa"/>
+              <w:left w:w="100" w:type="dxa"/>
+              <w:bottom w:w="80" w:type="dxa"/>
+              <w:right w:w="100" w:type="dxa"/>
+            </w:tcMar>
+            <w:vAlign w:val="center"/>
           </w:tcPr>
           <w:p>
             <w:pPr>
@@ -8885,6 +9424,13 @@
         <w:tc>
           <w:tcPr>
             <w:tcW w:w="803" w:type="dxa"/>
+            <w:tcMar>
+              <w:top w:w="80" w:type="dxa"/>
+              <w:left w:w="100" w:type="dxa"/>
+              <w:bottom w:w="80" w:type="dxa"/>
+              <w:right w:w="100" w:type="dxa"/>
+            </w:tcMar>
+            <w:vAlign w:val="center"/>
           </w:tcPr>
           <w:p>
             <w:pPr>
@@ -8903,6 +9449,13 @@
         <w:tc>
           <w:tcPr>
             <w:tcW w:w="1358" w:type="dxa"/>
+            <w:tcMar>
+              <w:top w:w="80" w:type="dxa"/>
+              <w:left w:w="100" w:type="dxa"/>
+              <w:bottom w:w="80" w:type="dxa"/>
+              <w:right w:w="100" w:type="dxa"/>
+            </w:tcMar>
+            <w:vAlign w:val="center"/>
           </w:tcPr>
           <w:p>
             <w:pPr>
@@ -8921,6 +9474,13 @@
         <w:tc>
           <w:tcPr>
             <w:tcW w:w="1358" w:type="dxa"/>
+            <w:tcMar>
+              <w:top w:w="80" w:type="dxa"/>
+              <w:left w:w="100" w:type="dxa"/>
+              <w:bottom w:w="80" w:type="dxa"/>
+              <w:right w:w="100" w:type="dxa"/>
+            </w:tcMar>
+            <w:vAlign w:val="center"/>
           </w:tcPr>
           <w:p>
             <w:pPr>
@@ -8939,6 +9499,13 @@
         <w:tc>
           <w:tcPr>
             <w:tcW w:w="679" w:type="dxa"/>
+            <w:tcMar>
+              <w:top w:w="80" w:type="dxa"/>
+              <w:left w:w="100" w:type="dxa"/>
+              <w:bottom w:w="80" w:type="dxa"/>
+              <w:right w:w="100" w:type="dxa"/>
+            </w:tcMar>
+            <w:vAlign w:val="center"/>
           </w:tcPr>
           <w:p>
             <w:pPr>
@@ -8962,6 +9529,13 @@
         <w:tc>
           <w:tcPr>
             <w:tcW w:w="1791" w:type="dxa"/>
+            <w:tcMar>
+              <w:top w:w="80" w:type="dxa"/>
+              <w:left w:w="100" w:type="dxa"/>
+              <w:bottom w:w="80" w:type="dxa"/>
+              <w:right w:w="100" w:type="dxa"/>
+            </w:tcMar>
+            <w:vAlign w:val="center"/>
           </w:tcPr>
           <w:p>
             <w:pPr>
@@ -8979,6 +9553,13 @@
         <w:tc>
           <w:tcPr>
             <w:tcW w:w="1914" w:type="dxa"/>
+            <w:tcMar>
+              <w:top w:w="80" w:type="dxa"/>
+              <w:left w:w="100" w:type="dxa"/>
+              <w:bottom w:w="80" w:type="dxa"/>
+              <w:right w:w="100" w:type="dxa"/>
+            </w:tcMar>
+            <w:vAlign w:val="center"/>
           </w:tcPr>
           <w:p>
             <w:pPr>
@@ -8996,6 +9577,13 @@
         <w:tc>
           <w:tcPr>
             <w:tcW w:w="556" w:type="dxa"/>
+            <w:tcMar>
+              <w:top w:w="80" w:type="dxa"/>
+              <w:left w:w="100" w:type="dxa"/>
+              <w:bottom w:w="80" w:type="dxa"/>
+              <w:right w:w="100" w:type="dxa"/>
+            </w:tcMar>
+            <w:vAlign w:val="center"/>
           </w:tcPr>
           <w:p>
             <w:pPr>
@@ -9013,6 +9601,13 @@
         <w:tc>
           <w:tcPr>
             <w:tcW w:w="803" w:type="dxa"/>
+            <w:tcMar>
+              <w:top w:w="80" w:type="dxa"/>
+              <w:left w:w="100" w:type="dxa"/>
+              <w:bottom w:w="80" w:type="dxa"/>
+              <w:right w:w="100" w:type="dxa"/>
+            </w:tcMar>
+            <w:vAlign w:val="center"/>
           </w:tcPr>
           <w:p>
             <w:pPr>
@@ -9030,6 +9625,13 @@
         <w:tc>
           <w:tcPr>
             <w:tcW w:w="1358" w:type="dxa"/>
+            <w:tcMar>
+              <w:top w:w="80" w:type="dxa"/>
+              <w:left w:w="100" w:type="dxa"/>
+              <w:bottom w:w="80" w:type="dxa"/>
+              <w:right w:w="100" w:type="dxa"/>
+            </w:tcMar>
+            <w:vAlign w:val="center"/>
           </w:tcPr>
           <w:p>
             <w:pPr>
@@ -9047,6 +9649,13 @@
         <w:tc>
           <w:tcPr>
             <w:tcW w:w="1358" w:type="dxa"/>
+            <w:tcMar>
+              <w:top w:w="80" w:type="dxa"/>
+              <w:left w:w="100" w:type="dxa"/>
+              <w:bottom w:w="80" w:type="dxa"/>
+              <w:right w:w="100" w:type="dxa"/>
+            </w:tcMar>
+            <w:vAlign w:val="center"/>
           </w:tcPr>
           <w:p>
             <w:pPr>
@@ -9064,6 +9673,13 @@
         <w:tc>
           <w:tcPr>
             <w:tcW w:w="679" w:type="dxa"/>
+            <w:tcMar>
+              <w:top w:w="80" w:type="dxa"/>
+              <w:left w:w="100" w:type="dxa"/>
+              <w:bottom w:w="80" w:type="dxa"/>
+              <w:right w:w="100" w:type="dxa"/>
+            </w:tcMar>
+            <w:vAlign w:val="center"/>
           </w:tcPr>
           <w:p>
             <w:pPr>
@@ -9082,7 +9698,8 @@
     </w:tbl>
     <w:p>
       <w:pPr>
-        <w:spacing w:after="200"/>
+        <w:spacing w:before="40" w:after="200" w:line="240" w:lineRule="auto"/>
+        <w:jc w:val="left"/>
       </w:pPr>
       <w:r>
         <w:rPr>
@@ -9097,7 +9714,7 @@
         <w:pStyle w:val="Heading2"/>
         <w:jc w:val="left"/>
       </w:pPr>
-      <w:bookmarkStart w:id="33" w:name="_Toc229010117"/>
+      <w:bookmarkStart w:id="33" w:name="_Toc229053812"/>
       <w:r>
         <w:rPr>
           <w:rFonts w:ascii="Times New Roman" w:hAnsi="Times New Roman"/>
@@ -9115,6 +9732,11 @@
       <w:r>
         <w:lastRenderedPageBreak/>
         <w:t>A useful supporting view is the common-sample CPI chain, in which all three stages are estimated on the overlapping sample. Stage 1 (Brent to PPAC petrol) gives CPT+ = 0.4007 with p = 0.0001. Stage 2 (PPAC petrol to CPI Fuel and Light) gives CPT+ = 0.1777 with p = 0.0021. Stage 3 (oil to headline CPI) gives CPT+ = 0.0064 with p = 0.6355. A formal Wald test of equality between Stage 1 and Stage 3 is rejected, with F = 14.3499 and p = 0.0002. The verdict is that attenuation is present along the common-sample chain.</w:t>
+      </w:r>
+    </w:p>
+    <w:p>
+      <w:r>
+        <w:t>Table 5.4 should be read as a map, not as one mechanical equation. The rows use different dependent variables, shock variables, and active samples. The common-sample rows narrow the CPI-chain comparison, but the safest interpretation remains an attenuation map across related layers.</w:t>
       </w:r>
     </w:p>
     <w:p>
@@ -9126,7 +9748,7 @@
         <w:rPr>
           <w:sz w:val="22"/>
         </w:rPr>
-        <w:t>Table 5.4: Integrated attenuation across the layered chain</w:t>
+        <w:t>Table 5.4: Integrated attenuation map across the layered chain</w:t>
       </w:r>
     </w:p>
     <w:tbl>
@@ -9152,6 +9774,13 @@
         <w:tc>
           <w:tcPr>
             <w:tcW w:w="3528" w:type="dxa"/>
+            <w:tcMar>
+              <w:top w:w="80" w:type="dxa"/>
+              <w:left w:w="100" w:type="dxa"/>
+              <w:bottom w:w="80" w:type="dxa"/>
+              <w:right w:w="100" w:type="dxa"/>
+            </w:tcMar>
+            <w:vAlign w:val="center"/>
           </w:tcPr>
           <w:p>
             <w:pPr>
@@ -9170,6 +9799,13 @@
         <w:tc>
           <w:tcPr>
             <w:tcW w:w="792" w:type="dxa"/>
+            <w:tcMar>
+              <w:top w:w="80" w:type="dxa"/>
+              <w:left w:w="100" w:type="dxa"/>
+              <w:bottom w:w="80" w:type="dxa"/>
+              <w:right w:w="100" w:type="dxa"/>
+            </w:tcMar>
+            <w:vAlign w:val="center"/>
           </w:tcPr>
           <w:p>
             <w:pPr>
@@ -9188,6 +9824,13 @@
         <w:tc>
           <w:tcPr>
             <w:tcW w:w="1728" w:type="dxa"/>
+            <w:tcMar>
+              <w:top w:w="80" w:type="dxa"/>
+              <w:left w:w="100" w:type="dxa"/>
+              <w:bottom w:w="80" w:type="dxa"/>
+              <w:right w:w="100" w:type="dxa"/>
+            </w:tcMar>
+            <w:vAlign w:val="center"/>
           </w:tcPr>
           <w:p>
             <w:pPr>
@@ -9206,6 +9849,13 @@
         <w:tc>
           <w:tcPr>
             <w:tcW w:w="1584" w:type="dxa"/>
+            <w:tcMar>
+              <w:top w:w="80" w:type="dxa"/>
+              <w:left w:w="100" w:type="dxa"/>
+              <w:bottom w:w="80" w:type="dxa"/>
+              <w:right w:w="100" w:type="dxa"/>
+            </w:tcMar>
+            <w:vAlign w:val="center"/>
           </w:tcPr>
           <w:p>
             <w:pPr>
@@ -9224,6 +9874,13 @@
         <w:tc>
           <w:tcPr>
             <w:tcW w:w="720" w:type="dxa"/>
+            <w:tcMar>
+              <w:top w:w="80" w:type="dxa"/>
+              <w:left w:w="100" w:type="dxa"/>
+              <w:bottom w:w="80" w:type="dxa"/>
+              <w:right w:w="100" w:type="dxa"/>
+            </w:tcMar>
+            <w:vAlign w:val="center"/>
           </w:tcPr>
           <w:p>
             <w:pPr>
@@ -9247,6 +9904,13 @@
         <w:tc>
           <w:tcPr>
             <w:tcW w:w="3528" w:type="dxa"/>
+            <w:tcMar>
+              <w:top w:w="80" w:type="dxa"/>
+              <w:left w:w="100" w:type="dxa"/>
+              <w:bottom w:w="80" w:type="dxa"/>
+              <w:right w:w="100" w:type="dxa"/>
+            </w:tcMar>
+            <w:vAlign w:val="center"/>
           </w:tcPr>
           <w:p>
             <w:pPr>
@@ -9264,6 +9928,13 @@
         <w:tc>
           <w:tcPr>
             <w:tcW w:w="792" w:type="dxa"/>
+            <w:tcMar>
+              <w:top w:w="80" w:type="dxa"/>
+              <w:left w:w="100" w:type="dxa"/>
+              <w:bottom w:w="80" w:type="dxa"/>
+              <w:right w:w="100" w:type="dxa"/>
+            </w:tcMar>
+            <w:vAlign w:val="center"/>
           </w:tcPr>
           <w:p>
             <w:pPr>
@@ -9281,6 +9952,13 @@
         <w:tc>
           <w:tcPr>
             <w:tcW w:w="1728" w:type="dxa"/>
+            <w:tcMar>
+              <w:top w:w="80" w:type="dxa"/>
+              <w:left w:w="100" w:type="dxa"/>
+              <w:bottom w:w="80" w:type="dxa"/>
+              <w:right w:w="100" w:type="dxa"/>
+            </w:tcMar>
+            <w:vAlign w:val="center"/>
           </w:tcPr>
           <w:p>
             <w:pPr>
@@ -9298,6 +9976,13 @@
         <w:tc>
           <w:tcPr>
             <w:tcW w:w="1584" w:type="dxa"/>
+            <w:tcMar>
+              <w:top w:w="80" w:type="dxa"/>
+              <w:left w:w="100" w:type="dxa"/>
+              <w:bottom w:w="80" w:type="dxa"/>
+              <w:right w:w="100" w:type="dxa"/>
+            </w:tcMar>
+            <w:vAlign w:val="center"/>
           </w:tcPr>
           <w:p>
             <w:pPr>
@@ -9315,6 +10000,13 @@
         <w:tc>
           <w:tcPr>
             <w:tcW w:w="720" w:type="dxa"/>
+            <w:tcMar>
+              <w:top w:w="80" w:type="dxa"/>
+              <w:left w:w="100" w:type="dxa"/>
+              <w:bottom w:w="80" w:type="dxa"/>
+              <w:right w:w="100" w:type="dxa"/>
+            </w:tcMar>
+            <w:vAlign w:val="center"/>
           </w:tcPr>
           <w:p>
             <w:pPr>
@@ -9337,6 +10029,13 @@
         <w:tc>
           <w:tcPr>
             <w:tcW w:w="3528" w:type="dxa"/>
+            <w:tcMar>
+              <w:top w:w="80" w:type="dxa"/>
+              <w:left w:w="100" w:type="dxa"/>
+              <w:bottom w:w="80" w:type="dxa"/>
+              <w:right w:w="100" w:type="dxa"/>
+            </w:tcMar>
+            <w:vAlign w:val="center"/>
           </w:tcPr>
           <w:p>
             <w:pPr>
@@ -9354,6 +10053,13 @@
         <w:tc>
           <w:tcPr>
             <w:tcW w:w="792" w:type="dxa"/>
+            <w:tcMar>
+              <w:top w:w="80" w:type="dxa"/>
+              <w:left w:w="100" w:type="dxa"/>
+              <w:bottom w:w="80" w:type="dxa"/>
+              <w:right w:w="100" w:type="dxa"/>
+            </w:tcMar>
+            <w:vAlign w:val="center"/>
           </w:tcPr>
           <w:p>
             <w:pPr>
@@ -9371,6 +10077,13 @@
         <w:tc>
           <w:tcPr>
             <w:tcW w:w="1728" w:type="dxa"/>
+            <w:tcMar>
+              <w:top w:w="80" w:type="dxa"/>
+              <w:left w:w="100" w:type="dxa"/>
+              <w:bottom w:w="80" w:type="dxa"/>
+              <w:right w:w="100" w:type="dxa"/>
+            </w:tcMar>
+            <w:vAlign w:val="center"/>
           </w:tcPr>
           <w:p>
             <w:pPr>
@@ -9388,6 +10101,13 @@
         <w:tc>
           <w:tcPr>
             <w:tcW w:w="1584" w:type="dxa"/>
+            <w:tcMar>
+              <w:top w:w="80" w:type="dxa"/>
+              <w:left w:w="100" w:type="dxa"/>
+              <w:bottom w:w="80" w:type="dxa"/>
+              <w:right w:w="100" w:type="dxa"/>
+            </w:tcMar>
+            <w:vAlign w:val="center"/>
           </w:tcPr>
           <w:p>
             <w:pPr>
@@ -9405,6 +10125,13 @@
         <w:tc>
           <w:tcPr>
             <w:tcW w:w="720" w:type="dxa"/>
+            <w:tcMar>
+              <w:top w:w="80" w:type="dxa"/>
+              <w:left w:w="100" w:type="dxa"/>
+              <w:bottom w:w="80" w:type="dxa"/>
+              <w:right w:w="100" w:type="dxa"/>
+            </w:tcMar>
+            <w:vAlign w:val="center"/>
           </w:tcPr>
           <w:p>
             <w:pPr>
@@ -9427,6 +10154,13 @@
         <w:tc>
           <w:tcPr>
             <w:tcW w:w="3528" w:type="dxa"/>
+            <w:tcMar>
+              <w:top w:w="80" w:type="dxa"/>
+              <w:left w:w="100" w:type="dxa"/>
+              <w:bottom w:w="80" w:type="dxa"/>
+              <w:right w:w="100" w:type="dxa"/>
+            </w:tcMar>
+            <w:vAlign w:val="center"/>
           </w:tcPr>
           <w:p>
             <w:pPr>
@@ -9444,6 +10178,13 @@
         <w:tc>
           <w:tcPr>
             <w:tcW w:w="792" w:type="dxa"/>
+            <w:tcMar>
+              <w:top w:w="80" w:type="dxa"/>
+              <w:left w:w="100" w:type="dxa"/>
+              <w:bottom w:w="80" w:type="dxa"/>
+              <w:right w:w="100" w:type="dxa"/>
+            </w:tcMar>
+            <w:vAlign w:val="center"/>
           </w:tcPr>
           <w:p>
             <w:pPr>
@@ -9461,6 +10202,13 @@
         <w:tc>
           <w:tcPr>
             <w:tcW w:w="1728" w:type="dxa"/>
+            <w:tcMar>
+              <w:top w:w="80" w:type="dxa"/>
+              <w:left w:w="100" w:type="dxa"/>
+              <w:bottom w:w="80" w:type="dxa"/>
+              <w:right w:w="100" w:type="dxa"/>
+            </w:tcMar>
+            <w:vAlign w:val="center"/>
           </w:tcPr>
           <w:p>
             <w:pPr>
@@ -9478,6 +10226,13 @@
         <w:tc>
           <w:tcPr>
             <w:tcW w:w="1584" w:type="dxa"/>
+            <w:tcMar>
+              <w:top w:w="80" w:type="dxa"/>
+              <w:left w:w="100" w:type="dxa"/>
+              <w:bottom w:w="80" w:type="dxa"/>
+              <w:right w:w="100" w:type="dxa"/>
+            </w:tcMar>
+            <w:vAlign w:val="center"/>
           </w:tcPr>
           <w:p>
             <w:pPr>
@@ -9495,6 +10250,13 @@
         <w:tc>
           <w:tcPr>
             <w:tcW w:w="720" w:type="dxa"/>
+            <w:tcMar>
+              <w:top w:w="80" w:type="dxa"/>
+              <w:left w:w="100" w:type="dxa"/>
+              <w:bottom w:w="80" w:type="dxa"/>
+              <w:right w:w="100" w:type="dxa"/>
+            </w:tcMar>
+            <w:vAlign w:val="center"/>
           </w:tcPr>
           <w:p>
             <w:pPr>
@@ -9517,6 +10279,13 @@
         <w:tc>
           <w:tcPr>
             <w:tcW w:w="3528" w:type="dxa"/>
+            <w:tcMar>
+              <w:top w:w="80" w:type="dxa"/>
+              <w:left w:w="100" w:type="dxa"/>
+              <w:bottom w:w="80" w:type="dxa"/>
+              <w:right w:w="100" w:type="dxa"/>
+            </w:tcMar>
+            <w:vAlign w:val="center"/>
           </w:tcPr>
           <w:p>
             <w:pPr>
@@ -9534,6 +10303,13 @@
         <w:tc>
           <w:tcPr>
             <w:tcW w:w="792" w:type="dxa"/>
+            <w:tcMar>
+              <w:top w:w="80" w:type="dxa"/>
+              <w:left w:w="100" w:type="dxa"/>
+              <w:bottom w:w="80" w:type="dxa"/>
+              <w:right w:w="100" w:type="dxa"/>
+            </w:tcMar>
+            <w:vAlign w:val="center"/>
           </w:tcPr>
           <w:p>
             <w:pPr>
@@ -9551,6 +10327,13 @@
         <w:tc>
           <w:tcPr>
             <w:tcW w:w="1728" w:type="dxa"/>
+            <w:tcMar>
+              <w:top w:w="80" w:type="dxa"/>
+              <w:left w:w="100" w:type="dxa"/>
+              <w:bottom w:w="80" w:type="dxa"/>
+              <w:right w:w="100" w:type="dxa"/>
+            </w:tcMar>
+            <w:vAlign w:val="center"/>
           </w:tcPr>
           <w:p>
             <w:pPr>
@@ -9568,6 +10351,13 @@
         <w:tc>
           <w:tcPr>
             <w:tcW w:w="1584" w:type="dxa"/>
+            <w:tcMar>
+              <w:top w:w="80" w:type="dxa"/>
+              <w:left w:w="100" w:type="dxa"/>
+              <w:bottom w:w="80" w:type="dxa"/>
+              <w:right w:w="100" w:type="dxa"/>
+            </w:tcMar>
+            <w:vAlign w:val="center"/>
           </w:tcPr>
           <w:p>
             <w:pPr>
@@ -9585,6 +10375,13 @@
         <w:tc>
           <w:tcPr>
             <w:tcW w:w="720" w:type="dxa"/>
+            <w:tcMar>
+              <w:top w:w="80" w:type="dxa"/>
+              <w:left w:w="100" w:type="dxa"/>
+              <w:bottom w:w="80" w:type="dxa"/>
+              <w:right w:w="100" w:type="dxa"/>
+            </w:tcMar>
+            <w:vAlign w:val="center"/>
           </w:tcPr>
           <w:p>
             <w:pPr>
@@ -9607,6 +10404,13 @@
         <w:tc>
           <w:tcPr>
             <w:tcW w:w="3528" w:type="dxa"/>
+            <w:tcMar>
+              <w:top w:w="80" w:type="dxa"/>
+              <w:left w:w="100" w:type="dxa"/>
+              <w:bottom w:w="80" w:type="dxa"/>
+              <w:right w:w="100" w:type="dxa"/>
+            </w:tcMar>
+            <w:vAlign w:val="center"/>
           </w:tcPr>
           <w:p>
             <w:pPr>
@@ -9624,6 +10428,13 @@
         <w:tc>
           <w:tcPr>
             <w:tcW w:w="792" w:type="dxa"/>
+            <w:tcMar>
+              <w:top w:w="80" w:type="dxa"/>
+              <w:left w:w="100" w:type="dxa"/>
+              <w:bottom w:w="80" w:type="dxa"/>
+              <w:right w:w="100" w:type="dxa"/>
+            </w:tcMar>
+            <w:vAlign w:val="center"/>
           </w:tcPr>
           <w:p>
             <w:pPr>
@@ -9641,6 +10452,13 @@
         <w:tc>
           <w:tcPr>
             <w:tcW w:w="1728" w:type="dxa"/>
+            <w:tcMar>
+              <w:top w:w="80" w:type="dxa"/>
+              <w:left w:w="100" w:type="dxa"/>
+              <w:bottom w:w="80" w:type="dxa"/>
+              <w:right w:w="100" w:type="dxa"/>
+            </w:tcMar>
+            <w:vAlign w:val="center"/>
           </w:tcPr>
           <w:p>
             <w:pPr>
@@ -9658,6 +10476,13 @@
         <w:tc>
           <w:tcPr>
             <w:tcW w:w="1584" w:type="dxa"/>
+            <w:tcMar>
+              <w:top w:w="80" w:type="dxa"/>
+              <w:left w:w="100" w:type="dxa"/>
+              <w:bottom w:w="80" w:type="dxa"/>
+              <w:right w:w="100" w:type="dxa"/>
+            </w:tcMar>
+            <w:vAlign w:val="center"/>
           </w:tcPr>
           <w:p>
             <w:pPr>
@@ -9675,6 +10500,13 @@
         <w:tc>
           <w:tcPr>
             <w:tcW w:w="720" w:type="dxa"/>
+            <w:tcMar>
+              <w:top w:w="80" w:type="dxa"/>
+              <w:left w:w="100" w:type="dxa"/>
+              <w:bottom w:w="80" w:type="dxa"/>
+              <w:right w:w="100" w:type="dxa"/>
+            </w:tcMar>
+            <w:vAlign w:val="center"/>
           </w:tcPr>
           <w:p>
             <w:pPr>
@@ -9697,6 +10529,13 @@
         <w:tc>
           <w:tcPr>
             <w:tcW w:w="3528" w:type="dxa"/>
+            <w:tcMar>
+              <w:top w:w="80" w:type="dxa"/>
+              <w:left w:w="100" w:type="dxa"/>
+              <w:bottom w:w="80" w:type="dxa"/>
+              <w:right w:w="100" w:type="dxa"/>
+            </w:tcMar>
+            <w:vAlign w:val="center"/>
           </w:tcPr>
           <w:p>
             <w:pPr>
@@ -9714,6 +10553,13 @@
         <w:tc>
           <w:tcPr>
             <w:tcW w:w="792" w:type="dxa"/>
+            <w:tcMar>
+              <w:top w:w="80" w:type="dxa"/>
+              <w:left w:w="100" w:type="dxa"/>
+              <w:bottom w:w="80" w:type="dxa"/>
+              <w:right w:w="100" w:type="dxa"/>
+            </w:tcMar>
+            <w:vAlign w:val="center"/>
           </w:tcPr>
           <w:p>
             <w:pPr>
@@ -9731,6 +10577,13 @@
         <w:tc>
           <w:tcPr>
             <w:tcW w:w="1728" w:type="dxa"/>
+            <w:tcMar>
+              <w:top w:w="80" w:type="dxa"/>
+              <w:left w:w="100" w:type="dxa"/>
+              <w:bottom w:w="80" w:type="dxa"/>
+              <w:right w:w="100" w:type="dxa"/>
+            </w:tcMar>
+            <w:vAlign w:val="center"/>
           </w:tcPr>
           <w:p>
             <w:pPr>
@@ -9748,6 +10601,13 @@
         <w:tc>
           <w:tcPr>
             <w:tcW w:w="1584" w:type="dxa"/>
+            <w:tcMar>
+              <w:top w:w="80" w:type="dxa"/>
+              <w:left w:w="100" w:type="dxa"/>
+              <w:bottom w:w="80" w:type="dxa"/>
+              <w:right w:w="100" w:type="dxa"/>
+            </w:tcMar>
+            <w:vAlign w:val="center"/>
           </w:tcPr>
           <w:p>
             <w:pPr>
@@ -9765,6 +10625,13 @@
         <w:tc>
           <w:tcPr>
             <w:tcW w:w="720" w:type="dxa"/>
+            <w:tcMar>
+              <w:top w:w="80" w:type="dxa"/>
+              <w:left w:w="100" w:type="dxa"/>
+              <w:bottom w:w="80" w:type="dxa"/>
+              <w:right w:w="100" w:type="dxa"/>
+            </w:tcMar>
+            <w:vAlign w:val="center"/>
           </w:tcPr>
           <w:p>
             <w:pPr>
@@ -9787,6 +10654,13 @@
         <w:tc>
           <w:tcPr>
             <w:tcW w:w="3528" w:type="dxa"/>
+            <w:tcMar>
+              <w:top w:w="80" w:type="dxa"/>
+              <w:left w:w="100" w:type="dxa"/>
+              <w:bottom w:w="80" w:type="dxa"/>
+              <w:right w:w="100" w:type="dxa"/>
+            </w:tcMar>
+            <w:vAlign w:val="center"/>
           </w:tcPr>
           <w:p>
             <w:pPr>
@@ -9804,6 +10678,13 @@
         <w:tc>
           <w:tcPr>
             <w:tcW w:w="792" w:type="dxa"/>
+            <w:tcMar>
+              <w:top w:w="80" w:type="dxa"/>
+              <w:left w:w="100" w:type="dxa"/>
+              <w:bottom w:w="80" w:type="dxa"/>
+              <w:right w:w="100" w:type="dxa"/>
+            </w:tcMar>
+            <w:vAlign w:val="center"/>
           </w:tcPr>
           <w:p>
             <w:pPr>
@@ -9821,6 +10702,13 @@
         <w:tc>
           <w:tcPr>
             <w:tcW w:w="1728" w:type="dxa"/>
+            <w:tcMar>
+              <w:top w:w="80" w:type="dxa"/>
+              <w:left w:w="100" w:type="dxa"/>
+              <w:bottom w:w="80" w:type="dxa"/>
+              <w:right w:w="100" w:type="dxa"/>
+            </w:tcMar>
+            <w:vAlign w:val="center"/>
           </w:tcPr>
           <w:p>
             <w:pPr>
@@ -9838,6 +10726,13 @@
         <w:tc>
           <w:tcPr>
             <w:tcW w:w="1584" w:type="dxa"/>
+            <w:tcMar>
+              <w:top w:w="80" w:type="dxa"/>
+              <w:left w:w="100" w:type="dxa"/>
+              <w:bottom w:w="80" w:type="dxa"/>
+              <w:right w:w="100" w:type="dxa"/>
+            </w:tcMar>
+            <w:vAlign w:val="center"/>
           </w:tcPr>
           <w:p>
             <w:pPr>
@@ -9855,6 +10750,13 @@
         <w:tc>
           <w:tcPr>
             <w:tcW w:w="720" w:type="dxa"/>
+            <w:tcMar>
+              <w:top w:w="80" w:type="dxa"/>
+              <w:left w:w="100" w:type="dxa"/>
+              <w:bottom w:w="80" w:type="dxa"/>
+              <w:right w:w="100" w:type="dxa"/>
+            </w:tcMar>
+            <w:vAlign w:val="center"/>
           </w:tcPr>
           <w:p>
             <w:pPr>
@@ -9877,6 +10779,13 @@
         <w:tc>
           <w:tcPr>
             <w:tcW w:w="3528" w:type="dxa"/>
+            <w:tcMar>
+              <w:top w:w="80" w:type="dxa"/>
+              <w:left w:w="100" w:type="dxa"/>
+              <w:bottom w:w="80" w:type="dxa"/>
+              <w:right w:w="100" w:type="dxa"/>
+            </w:tcMar>
+            <w:vAlign w:val="center"/>
           </w:tcPr>
           <w:p>
             <w:pPr>
@@ -9894,6 +10803,13 @@
         <w:tc>
           <w:tcPr>
             <w:tcW w:w="792" w:type="dxa"/>
+            <w:tcMar>
+              <w:top w:w="80" w:type="dxa"/>
+              <w:left w:w="100" w:type="dxa"/>
+              <w:bottom w:w="80" w:type="dxa"/>
+              <w:right w:w="100" w:type="dxa"/>
+            </w:tcMar>
+            <w:vAlign w:val="center"/>
           </w:tcPr>
           <w:p>
             <w:pPr>
@@ -9911,6 +10827,13 @@
         <w:tc>
           <w:tcPr>
             <w:tcW w:w="1728" w:type="dxa"/>
+            <w:tcMar>
+              <w:top w:w="80" w:type="dxa"/>
+              <w:left w:w="100" w:type="dxa"/>
+              <w:bottom w:w="80" w:type="dxa"/>
+              <w:right w:w="100" w:type="dxa"/>
+            </w:tcMar>
+            <w:vAlign w:val="center"/>
           </w:tcPr>
           <w:p>
             <w:pPr>
@@ -9928,6 +10851,13 @@
         <w:tc>
           <w:tcPr>
             <w:tcW w:w="1584" w:type="dxa"/>
+            <w:tcMar>
+              <w:top w:w="80" w:type="dxa"/>
+              <w:left w:w="100" w:type="dxa"/>
+              <w:bottom w:w="80" w:type="dxa"/>
+              <w:right w:w="100" w:type="dxa"/>
+            </w:tcMar>
+            <w:vAlign w:val="center"/>
           </w:tcPr>
           <w:p>
             <w:pPr>
@@ -9945,6 +10875,13 @@
         <w:tc>
           <w:tcPr>
             <w:tcW w:w="720" w:type="dxa"/>
+            <w:tcMar>
+              <w:top w:w="80" w:type="dxa"/>
+              <w:left w:w="100" w:type="dxa"/>
+              <w:bottom w:w="80" w:type="dxa"/>
+              <w:right w:w="100" w:type="dxa"/>
+            </w:tcMar>
+            <w:vAlign w:val="center"/>
           </w:tcPr>
           <w:p>
             <w:pPr>
@@ -9967,6 +10904,13 @@
         <w:tc>
           <w:tcPr>
             <w:tcW w:w="3528" w:type="dxa"/>
+            <w:tcMar>
+              <w:top w:w="80" w:type="dxa"/>
+              <w:left w:w="100" w:type="dxa"/>
+              <w:bottom w:w="80" w:type="dxa"/>
+              <w:right w:w="100" w:type="dxa"/>
+            </w:tcMar>
+            <w:vAlign w:val="center"/>
           </w:tcPr>
           <w:p>
             <w:pPr>
@@ -9984,6 +10928,13 @@
         <w:tc>
           <w:tcPr>
             <w:tcW w:w="792" w:type="dxa"/>
+            <w:tcMar>
+              <w:top w:w="80" w:type="dxa"/>
+              <w:left w:w="100" w:type="dxa"/>
+              <w:bottom w:w="80" w:type="dxa"/>
+              <w:right w:w="100" w:type="dxa"/>
+            </w:tcMar>
+            <w:vAlign w:val="center"/>
           </w:tcPr>
           <w:p>
             <w:pPr>
@@ -10001,6 +10952,13 @@
         <w:tc>
           <w:tcPr>
             <w:tcW w:w="1728" w:type="dxa"/>
+            <w:tcMar>
+              <w:top w:w="80" w:type="dxa"/>
+              <w:left w:w="100" w:type="dxa"/>
+              <w:bottom w:w="80" w:type="dxa"/>
+              <w:right w:w="100" w:type="dxa"/>
+            </w:tcMar>
+            <w:vAlign w:val="center"/>
           </w:tcPr>
           <w:p>
             <w:pPr>
@@ -10018,6 +10976,13 @@
         <w:tc>
           <w:tcPr>
             <w:tcW w:w="1584" w:type="dxa"/>
+            <w:tcMar>
+              <w:top w:w="80" w:type="dxa"/>
+              <w:left w:w="100" w:type="dxa"/>
+              <w:bottom w:w="80" w:type="dxa"/>
+              <w:right w:w="100" w:type="dxa"/>
+            </w:tcMar>
+            <w:vAlign w:val="center"/>
           </w:tcPr>
           <w:p>
             <w:pPr>
@@ -10035,6 +11000,13 @@
         <w:tc>
           <w:tcPr>
             <w:tcW w:w="720" w:type="dxa"/>
+            <w:tcMar>
+              <w:top w:w="80" w:type="dxa"/>
+              <w:left w:w="100" w:type="dxa"/>
+              <w:bottom w:w="80" w:type="dxa"/>
+              <w:right w:w="100" w:type="dxa"/>
+            </w:tcMar>
+            <w:vAlign w:val="center"/>
           </w:tcPr>
           <w:p>
             <w:pPr>
@@ -10053,7 +11025,8 @@
     </w:tbl>
     <w:p>
       <w:pPr>
-        <w:spacing w:after="200"/>
+        <w:spacing w:before="40" w:after="200" w:line="240" w:lineRule="auto"/>
+        <w:jc w:val="left"/>
       </w:pPr>
       <w:r>
         <w:rPr>
@@ -10074,7 +11047,7 @@
         </w:rPr>
         <w:lastRenderedPageBreak/>
         <w:drawing>
-          <wp:inline distT="0" distB="0" distL="0" distR="0" wp14:anchorId="3ACBD98D" wp14:editId="3965C4AC">
+          <wp:inline distT="0" distB="0" distL="0" distR="0" wp14:anchorId="507ACE1D" wp14:editId="124202FC">
             <wp:extent cx="5029200" cy="3017520"/>
             <wp:effectExtent l="0" t="0" r="0" b="0"/>
             <wp:docPr id="4" name="Picture 4" descr="Figure 5.2: CPI attenuation chain from Brent to PPAC petrol, CPI Fuel and Light, and headline CPI." title="fig_13_dilution_chain.png"/>
@@ -10086,155 +11059,6 @@
                 <pic:pic xmlns:pic="http://schemas.openxmlformats.org/drawingml/2006/picture">
                   <pic:nvPicPr>
                     <pic:cNvPr id="0" name="fig_13_dilution_chain.png"/>
-                    <pic:cNvPicPr/>
-                  </pic:nvPicPr>
-                  <pic:blipFill>
-                    <a:blip r:embed="rId13"/>
-                    <a:stretch>
-                      <a:fillRect/>
-                    </a:stretch>
-                  </pic:blipFill>
-                  <pic:spPr>
-                    <a:xfrm>
-                      <a:off x="0" y="0"/>
-                      <a:ext cx="5029200" cy="3017520"/>
-                    </a:xfrm>
-                    <a:prstGeom prst="rect">
-                      <a:avLst/>
-                    </a:prstGeom>
-                  </pic:spPr>
-                </pic:pic>
-              </a:graphicData>
-            </a:graphic>
-          </wp:inline>
-        </w:drawing>
-      </w:r>
-    </w:p>
-    <w:p>
-      <w:pPr>
-        <w:pStyle w:val="Caption"/>
-        <w:jc w:val="center"/>
-      </w:pPr>
-      <w:r>
-        <w:rPr>
-          <w:i/>
-        </w:rPr>
-        <w:t>Figure 5.2: CPI attenuation chain from Brent to PPAC petrol, CPI Fuel and Light, and headline CPI.</w:t>
-      </w:r>
-    </w:p>
-    <w:p>
-      <w:pPr>
-        <w:spacing w:after="40"/>
-        <w:jc w:val="center"/>
-      </w:pPr>
-      <w:r>
-        <w:rPr>
-          <w:noProof/>
-        </w:rPr>
-        <w:drawing>
-          <wp:inline distT="0" distB="0" distL="0" distR="0" wp14:anchorId="1036DB25" wp14:editId="2381DA0F">
-            <wp:extent cx="5029200" cy="3017520"/>
-            <wp:effectExtent l="0" t="0" r="0" b="0"/>
-            <wp:docPr id="5" name="Picture 5" descr="Figure 5.3: Common-sample CPI chain from Brent to headline CPI." title="fig_13b_dilution_common_sample.png"/>
-            <wp:cNvGraphicFramePr>
-              <a:graphicFrameLocks xmlns:a="http://schemas.openxmlformats.org/drawingml/2006/main" noChangeAspect="1"/>
-            </wp:cNvGraphicFramePr>
-            <a:graphic xmlns:a="http://schemas.openxmlformats.org/drawingml/2006/main">
-              <a:graphicData uri="http://schemas.openxmlformats.org/drawingml/2006/picture">
-                <pic:pic xmlns:pic="http://schemas.openxmlformats.org/drawingml/2006/picture">
-                  <pic:nvPicPr>
-                    <pic:cNvPr id="0" name="fig_13b_dilution_common_sample.png"/>
-                    <pic:cNvPicPr/>
-                  </pic:nvPicPr>
-                  <pic:blipFill>
-                    <a:blip r:embed="rId14"/>
-                    <a:stretch>
-                      <a:fillRect/>
-                    </a:stretch>
-                  </pic:blipFill>
-                  <pic:spPr>
-                    <a:xfrm>
-                      <a:off x="0" y="0"/>
-                      <a:ext cx="5029200" cy="3017520"/>
-                    </a:xfrm>
-                    <a:prstGeom prst="rect">
-                      <a:avLst/>
-                    </a:prstGeom>
-                  </pic:spPr>
-                </pic:pic>
-              </a:graphicData>
-            </a:graphic>
-          </wp:inline>
-        </w:drawing>
-      </w:r>
-    </w:p>
-    <w:p>
-      <w:pPr>
-        <w:pStyle w:val="Caption"/>
-        <w:jc w:val="center"/>
-      </w:pPr>
-      <w:r>
-        <w:rPr>
-          <w:i/>
-        </w:rPr>
-        <w:t>Figure 5.3: Common-sample CPI chain from Brent to headline CPI.</w:t>
-      </w:r>
-    </w:p>
-    <w:p>
-      <w:r>
-        <w:t xml:space="preserve">The layered pattern is clear. Oil-price shocks are strong in retail fuel and fuel-sensitive wholesale prices. They are still visible in CPI Fuel and Light. They are much smaller in the broad headline indices, especially headline CPI. This is attenuation, not absence. The cumulative coefficients in Table 5.4 are layer-specific responses, each estimated from its own ADL specification with its own dependent variable, its own shock variable, and its own sample. They are not five identical estimates of the same shock passing through five layers in sequence. The PPAC retail petrol equation uses Brent as the shock; the headline WPI, WPI Fuel and Power, and headline CPI equations use the </w:t>
-      </w:r>
-      <w:r>
-        <w:lastRenderedPageBreak/>
-        <w:t>rupee oil price; the CPI Fuel and Light bridge uses the PPAC retail petrol price. The table is therefore best read as an attenuation map across naturally ordered points in the price chain rather than as a structural decomposition of one elasticity. With that qualification, the evidence supports the attenuation interpretation.</w:t>
-      </w:r>
-    </w:p>
-    <w:p>
-      <w:pPr>
-        <w:pStyle w:val="Heading2"/>
-        <w:jc w:val="left"/>
-      </w:pPr>
-      <w:bookmarkStart w:id="34" w:name="_Toc229010118"/>
-      <w:r>
-        <w:rPr>
-          <w:rFonts w:ascii="Times New Roman" w:hAnsi="Times New Roman"/>
-        </w:rPr>
-        <w:t>5.7 Pre/post-2010 wholesale split</w:t>
-      </w:r>
-      <w:bookmarkEnd w:id="34"/>
-    </w:p>
-    <w:p>
-      <w:r>
-        <w:t>The pre/post-2010 split uses an April 2010 cutoff around the petrol deregulation episode. For headline WPI, the pre-2010 cumulative pass-through is CPT+ = 0.0117 with p = 0.3812, while the post-2010 cumulative pass-through is CPT+ = 0.0741 with p = 0.0043. For WPI Fuel and Power, the pre-2010 cumulative pass-through is CPT+ = 0.0922 with p = 0.1679, while the post-2010 cumulative pass-through is CPT+ = 0.5241 with p &lt; 0.001. The post-2010 estimates are materially larger and statistically stronger than the pre-2010 estimates in both layers.</w:t>
-      </w:r>
-    </w:p>
-    <w:p>
-      <w:r>
-        <w:t>The post-2010 wholesale estimates are consistent with stronger pass-through under more market-linked fuel pricing, in which oil marketing companies revise retail prices much more frequently and pass on more of a given shock within the model's lag window. The split is not a clean causal estimate of deregulation. Other changes occurred in the post-2010 period as well, including the new CPI series in 2011, the move to flexible inflation targeting in 2016, the Goods and Services Tax in 2017, and a sequence of fuel-tax episodes.</w:t>
-      </w:r>
-    </w:p>
-    <w:p>
-      <w:pPr>
-        <w:spacing w:after="40"/>
-        <w:jc w:val="center"/>
-      </w:pPr>
-      <w:r>
-        <w:rPr>
-          <w:noProof/>
-        </w:rPr>
-        <w:drawing>
-          <wp:inline distT="0" distB="0" distL="0" distR="0" wp14:anchorId="47972D18" wp14:editId="0DA9BBAD">
-            <wp:extent cx="5029200" cy="3017520"/>
-            <wp:effectExtent l="0" t="0" r="0" b="0"/>
-            <wp:docPr id="6" name="Picture 6" descr="Figure 5.4: Pre/post-2010 cumulative pass-through for headline WPI and WPI Fuel and Power." title="fig_05_subsample_comparison.png"/>
-            <wp:cNvGraphicFramePr>
-              <a:graphicFrameLocks xmlns:a="http://schemas.openxmlformats.org/drawingml/2006/main" noChangeAspect="1"/>
-            </wp:cNvGraphicFramePr>
-            <a:graphic xmlns:a="http://schemas.openxmlformats.org/drawingml/2006/main">
-              <a:graphicData uri="http://schemas.openxmlformats.org/drawingml/2006/picture">
-                <pic:pic xmlns:pic="http://schemas.openxmlformats.org/drawingml/2006/picture">
-                  <pic:nvPicPr>
-                    <pic:cNvPr id="0" name="fig_05_subsample_comparison.png"/>
                     <pic:cNvPicPr/>
                   </pic:nvPicPr>
                   <pic:blipFill>
@@ -10268,6 +11092,155 @@
         <w:rPr>
           <w:i/>
         </w:rPr>
+        <w:t>Figure 5.2: CPI attenuation chain from Brent to PPAC petrol, CPI Fuel and Light, and headline CPI.</w:t>
+      </w:r>
+    </w:p>
+    <w:p>
+      <w:pPr>
+        <w:spacing w:after="40"/>
+        <w:jc w:val="center"/>
+      </w:pPr>
+      <w:r>
+        <w:rPr>
+          <w:noProof/>
+        </w:rPr>
+        <w:drawing>
+          <wp:inline distT="0" distB="0" distL="0" distR="0" wp14:anchorId="097925DD" wp14:editId="07AE3820">
+            <wp:extent cx="5029200" cy="3017520"/>
+            <wp:effectExtent l="0" t="0" r="0" b="0"/>
+            <wp:docPr id="5" name="Picture 5" descr="Figure 5.3: Common-sample CPI chain from Brent to headline CPI." title="fig_13b_dilution_common_sample.png"/>
+            <wp:cNvGraphicFramePr>
+              <a:graphicFrameLocks xmlns:a="http://schemas.openxmlformats.org/drawingml/2006/main" noChangeAspect="1"/>
+            </wp:cNvGraphicFramePr>
+            <a:graphic xmlns:a="http://schemas.openxmlformats.org/drawingml/2006/main">
+              <a:graphicData uri="http://schemas.openxmlformats.org/drawingml/2006/picture">
+                <pic:pic xmlns:pic="http://schemas.openxmlformats.org/drawingml/2006/picture">
+                  <pic:nvPicPr>
+                    <pic:cNvPr id="0" name="fig_13b_dilution_common_sample.png"/>
+                    <pic:cNvPicPr/>
+                  </pic:nvPicPr>
+                  <pic:blipFill>
+                    <a:blip r:embed="rId16"/>
+                    <a:stretch>
+                      <a:fillRect/>
+                    </a:stretch>
+                  </pic:blipFill>
+                  <pic:spPr>
+                    <a:xfrm>
+                      <a:off x="0" y="0"/>
+                      <a:ext cx="5029200" cy="3017520"/>
+                    </a:xfrm>
+                    <a:prstGeom prst="rect">
+                      <a:avLst/>
+                    </a:prstGeom>
+                  </pic:spPr>
+                </pic:pic>
+              </a:graphicData>
+            </a:graphic>
+          </wp:inline>
+        </w:drawing>
+      </w:r>
+    </w:p>
+    <w:p>
+      <w:pPr>
+        <w:pStyle w:val="Caption"/>
+        <w:jc w:val="center"/>
+      </w:pPr>
+      <w:r>
+        <w:rPr>
+          <w:i/>
+        </w:rPr>
+        <w:t>Figure 5.3: Common-sample CPI chain from Brent to headline CPI.</w:t>
+      </w:r>
+    </w:p>
+    <w:p>
+      <w:r>
+        <w:t xml:space="preserve">The layered pattern is clear. Oil-price shocks are strong in retail fuel and fuel-sensitive wholesale prices. They are still visible in CPI Fuel and Light. They are much smaller in the broad headline indices, especially headline CPI. This is attenuation, not absence. The cumulative coefficients in Table 5.4 are layer-specific responses, each estimated from its own ADL specification with its own dependent variable, its own shock variable, and its own sample. They are not five identical estimates of the same shock passing through five layers in sequence. The PPAC retail petrol equation uses Brent as the shock; the headline WPI, WPI Fuel and Power, and headline CPI equations use the </w:t>
+      </w:r>
+      <w:r>
+        <w:lastRenderedPageBreak/>
+        <w:t>rupee oil price; the CPI Fuel and Light bridge uses the PPAC retail petrol price. The table is therefore best read as an attenuation map across naturally ordered points in the price chain rather than as a structural decomposition of one elasticity. With that qualification, the evidence supports the attenuation interpretation.</w:t>
+      </w:r>
+    </w:p>
+    <w:p>
+      <w:pPr>
+        <w:pStyle w:val="Heading2"/>
+        <w:jc w:val="left"/>
+      </w:pPr>
+      <w:bookmarkStart w:id="34" w:name="_Toc229053813"/>
+      <w:r>
+        <w:rPr>
+          <w:rFonts w:ascii="Times New Roman" w:hAnsi="Times New Roman"/>
+        </w:rPr>
+        <w:t>5.7 Pre/post-2010 wholesale split</w:t>
+      </w:r>
+      <w:bookmarkEnd w:id="34"/>
+    </w:p>
+    <w:p>
+      <w:r>
+        <w:t>The pre/post-2010 split uses an April 2010 cutoff around the petrol deregulation episode. For headline WPI, the pre-2010 cumulative pass-through is CPT+ = 0.0117 with p = 0.3812, while the post-2010 cumulative pass-through is CPT+ = 0.0741 with p = 0.0043. For WPI Fuel and Power, the pre-2010 cumulative pass-through is CPT+ = 0.0922 with p = 0.1679, while the post-2010 cumulative pass-through is CPT+ = 0.5241 with p &lt; 0.001. The post-2010 estimates are materially larger and statistically stronger than the pre-2010 estimates in both layers.</w:t>
+      </w:r>
+    </w:p>
+    <w:p>
+      <w:r>
+        <w:t>The post-2010 wholesale estimates are consistent with stronger pass-through under more market-linked fuel pricing, in which oil marketing companies revise retail prices much more frequently and pass on more of a given shock within the model's lag window. The split is not a clean causal estimate of deregulation. Other changes occurred in the post-2010 period as well, including the new CPI series in 2011, the move to flexible inflation targeting in 2016, the Goods and Services Tax in 2017, and a sequence of fuel-tax episodes.</w:t>
+      </w:r>
+    </w:p>
+    <w:p>
+      <w:pPr>
+        <w:spacing w:after="40"/>
+        <w:jc w:val="center"/>
+      </w:pPr>
+      <w:r>
+        <w:rPr>
+          <w:noProof/>
+        </w:rPr>
+        <w:drawing>
+          <wp:inline distT="0" distB="0" distL="0" distR="0" wp14:anchorId="41ABD6E0" wp14:editId="785F3281">
+            <wp:extent cx="5029200" cy="3017520"/>
+            <wp:effectExtent l="0" t="0" r="0" b="0"/>
+            <wp:docPr id="6" name="Picture 6" descr="Figure 5.4: Pre/post-2010 cumulative pass-through for headline WPI and WPI Fuel and Power." title="fig_05_subsample_comparison.png"/>
+            <wp:cNvGraphicFramePr>
+              <a:graphicFrameLocks xmlns:a="http://schemas.openxmlformats.org/drawingml/2006/main" noChangeAspect="1"/>
+            </wp:cNvGraphicFramePr>
+            <a:graphic xmlns:a="http://schemas.openxmlformats.org/drawingml/2006/main">
+              <a:graphicData uri="http://schemas.openxmlformats.org/drawingml/2006/picture">
+                <pic:pic xmlns:pic="http://schemas.openxmlformats.org/drawingml/2006/picture">
+                  <pic:nvPicPr>
+                    <pic:cNvPr id="0" name="fig_05_subsample_comparison.png"/>
+                    <pic:cNvPicPr/>
+                  </pic:nvPicPr>
+                  <pic:blipFill>
+                    <a:blip r:embed="rId17"/>
+                    <a:stretch>
+                      <a:fillRect/>
+                    </a:stretch>
+                  </pic:blipFill>
+                  <pic:spPr>
+                    <a:xfrm>
+                      <a:off x="0" y="0"/>
+                      <a:ext cx="5029200" cy="3017520"/>
+                    </a:xfrm>
+                    <a:prstGeom prst="rect">
+                      <a:avLst/>
+                    </a:prstGeom>
+                  </pic:spPr>
+                </pic:pic>
+              </a:graphicData>
+            </a:graphic>
+          </wp:inline>
+        </w:drawing>
+      </w:r>
+    </w:p>
+    <w:p>
+      <w:pPr>
+        <w:pStyle w:val="Caption"/>
+        <w:jc w:val="center"/>
+      </w:pPr>
+      <w:r>
+        <w:rPr>
+          <w:i/>
+        </w:rPr>
         <w:t>Figure 5.4: Pre/post-2010 cumulative pass-through for headline WPI and WPI Fuel and Power.</w:t>
       </w:r>
       <w:r>
@@ -10278,7 +11251,7 @@
       <w:pPr>
         <w:pStyle w:val="Heading1"/>
       </w:pPr>
-      <w:bookmarkStart w:id="35" w:name="_Toc229010119"/>
+      <w:bookmarkStart w:id="35" w:name="_Toc229053814"/>
       <w:r>
         <w:rPr>
           <w:rFonts w:ascii="Times New Roman" w:hAnsi="Times New Roman"/>
@@ -10300,7 +11273,7 @@
         <w:pStyle w:val="Heading2"/>
         <w:jc w:val="left"/>
       </w:pPr>
-      <w:bookmarkStart w:id="36" w:name="_Toc229010120"/>
+      <w:bookmarkStart w:id="36" w:name="_Toc229053815"/>
       <w:r>
         <w:rPr>
           <w:rFonts w:ascii="Times New Roman" w:hAnsi="Times New Roman"/>
@@ -10331,6 +11304,11 @@
       <w:r>
         <w:lastRenderedPageBreak/>
         <w:t>significant at conventional levels. Lag-sensitivity checks at oil lags from zero to four and from zero to eight do not change the qualitative ordering of Table 5.4. Rolling-window estimates of the headline CPI cumulative pass-through hover around the central estimate without crossing into a significant range at conventional levels.</w:t>
+      </w:r>
+    </w:p>
+    <w:p>
+      <w:r>
+        <w:t>The model-upgrade audit supports staying with the conservative headline specifications. In the CPI results, the Brent plus exchange-rate decomposition with q = 3 gives a somewhat larger positive coefficient, but its diagnostics fail; the AIC-favoured q = 0 version is safer but carries no meaningful oil signal. In the WPI results, the Brent plus exchange-rate decomposition confirms the headline WPI result, while WPI Fuel and Power remains a mechanism estimate that needs the functional-form caveat.</w:t>
       </w:r>
     </w:p>
     <w:p>
@@ -10368,6 +11346,13 @@
         <w:tc>
           <w:tcPr>
             <w:tcW w:w="2484" w:type="dxa"/>
+            <w:tcMar>
+              <w:top w:w="80" w:type="dxa"/>
+              <w:left w:w="100" w:type="dxa"/>
+              <w:bottom w:w="80" w:type="dxa"/>
+              <w:right w:w="100" w:type="dxa"/>
+            </w:tcMar>
+            <w:vAlign w:val="center"/>
           </w:tcPr>
           <w:p>
             <w:pPr>
@@ -10386,6 +11371,13 @@
         <w:tc>
           <w:tcPr>
             <w:tcW w:w="1074" w:type="dxa"/>
+            <w:tcMar>
+              <w:top w:w="80" w:type="dxa"/>
+              <w:left w:w="100" w:type="dxa"/>
+              <w:bottom w:w="80" w:type="dxa"/>
+              <w:right w:w="100" w:type="dxa"/>
+            </w:tcMar>
+            <w:vAlign w:val="center"/>
           </w:tcPr>
           <w:p>
             <w:pPr>
@@ -10404,6 +11396,13 @@
         <w:tc>
           <w:tcPr>
             <w:tcW w:w="1477" w:type="dxa"/>
+            <w:tcMar>
+              <w:top w:w="80" w:type="dxa"/>
+              <w:left w:w="100" w:type="dxa"/>
+              <w:bottom w:w="80" w:type="dxa"/>
+              <w:right w:w="100" w:type="dxa"/>
+            </w:tcMar>
+            <w:vAlign w:val="center"/>
           </w:tcPr>
           <w:p>
             <w:pPr>
@@ -10422,6 +11421,13 @@
         <w:tc>
           <w:tcPr>
             <w:tcW w:w="1477" w:type="dxa"/>
+            <w:tcMar>
+              <w:top w:w="80" w:type="dxa"/>
+              <w:left w:w="100" w:type="dxa"/>
+              <w:bottom w:w="80" w:type="dxa"/>
+              <w:right w:w="100" w:type="dxa"/>
+            </w:tcMar>
+            <w:vAlign w:val="center"/>
           </w:tcPr>
           <w:p>
             <w:pPr>
@@ -10440,6 +11446,13 @@
         <w:tc>
           <w:tcPr>
             <w:tcW w:w="1947" w:type="dxa"/>
+            <w:tcMar>
+              <w:top w:w="80" w:type="dxa"/>
+              <w:left w:w="100" w:type="dxa"/>
+              <w:bottom w:w="80" w:type="dxa"/>
+              <w:right w:w="100" w:type="dxa"/>
+            </w:tcMar>
+            <w:vAlign w:val="center"/>
           </w:tcPr>
           <w:p>
             <w:pPr>
@@ -10463,6 +11476,13 @@
         <w:tc>
           <w:tcPr>
             <w:tcW w:w="2484" w:type="dxa"/>
+            <w:tcMar>
+              <w:top w:w="80" w:type="dxa"/>
+              <w:left w:w="100" w:type="dxa"/>
+              <w:bottom w:w="80" w:type="dxa"/>
+              <w:right w:w="100" w:type="dxa"/>
+            </w:tcMar>
+            <w:vAlign w:val="center"/>
           </w:tcPr>
           <w:p>
             <w:pPr>
@@ -10480,6 +11500,13 @@
         <w:tc>
           <w:tcPr>
             <w:tcW w:w="1074" w:type="dxa"/>
+            <w:tcMar>
+              <w:top w:w="80" w:type="dxa"/>
+              <w:left w:w="100" w:type="dxa"/>
+              <w:bottom w:w="80" w:type="dxa"/>
+              <w:right w:w="100" w:type="dxa"/>
+            </w:tcMar>
+            <w:vAlign w:val="center"/>
           </w:tcPr>
           <w:p>
             <w:pPr>
@@ -10497,6 +11524,13 @@
         <w:tc>
           <w:tcPr>
             <w:tcW w:w="1477" w:type="dxa"/>
+            <w:tcMar>
+              <w:top w:w="80" w:type="dxa"/>
+              <w:left w:w="100" w:type="dxa"/>
+              <w:bottom w:w="80" w:type="dxa"/>
+              <w:right w:w="100" w:type="dxa"/>
+            </w:tcMar>
+            <w:vAlign w:val="center"/>
           </w:tcPr>
           <w:p>
             <w:pPr>
@@ -10514,6 +11548,13 @@
         <w:tc>
           <w:tcPr>
             <w:tcW w:w="1477" w:type="dxa"/>
+            <w:tcMar>
+              <w:top w:w="80" w:type="dxa"/>
+              <w:left w:w="100" w:type="dxa"/>
+              <w:bottom w:w="80" w:type="dxa"/>
+              <w:right w:w="100" w:type="dxa"/>
+            </w:tcMar>
+            <w:vAlign w:val="center"/>
           </w:tcPr>
           <w:p>
             <w:pPr>
@@ -10531,6 +11572,13 @@
         <w:tc>
           <w:tcPr>
             <w:tcW w:w="1947" w:type="dxa"/>
+            <w:tcMar>
+              <w:top w:w="80" w:type="dxa"/>
+              <w:left w:w="100" w:type="dxa"/>
+              <w:bottom w:w="80" w:type="dxa"/>
+              <w:right w:w="100" w:type="dxa"/>
+            </w:tcMar>
+            <w:vAlign w:val="center"/>
           </w:tcPr>
           <w:p>
             <w:pPr>
@@ -10553,6 +11601,13 @@
         <w:tc>
           <w:tcPr>
             <w:tcW w:w="2484" w:type="dxa"/>
+            <w:tcMar>
+              <w:top w:w="80" w:type="dxa"/>
+              <w:left w:w="100" w:type="dxa"/>
+              <w:bottom w:w="80" w:type="dxa"/>
+              <w:right w:w="100" w:type="dxa"/>
+            </w:tcMar>
+            <w:vAlign w:val="center"/>
           </w:tcPr>
           <w:p>
             <w:pPr>
@@ -10570,6 +11625,13 @@
         <w:tc>
           <w:tcPr>
             <w:tcW w:w="1074" w:type="dxa"/>
+            <w:tcMar>
+              <w:top w:w="80" w:type="dxa"/>
+              <w:left w:w="100" w:type="dxa"/>
+              <w:bottom w:w="80" w:type="dxa"/>
+              <w:right w:w="100" w:type="dxa"/>
+            </w:tcMar>
+            <w:vAlign w:val="center"/>
           </w:tcPr>
           <w:p>
             <w:pPr>
@@ -10587,6 +11649,13 @@
         <w:tc>
           <w:tcPr>
             <w:tcW w:w="1477" w:type="dxa"/>
+            <w:tcMar>
+              <w:top w:w="80" w:type="dxa"/>
+              <w:left w:w="100" w:type="dxa"/>
+              <w:bottom w:w="80" w:type="dxa"/>
+              <w:right w:w="100" w:type="dxa"/>
+            </w:tcMar>
+            <w:vAlign w:val="center"/>
           </w:tcPr>
           <w:p>
             <w:pPr>
@@ -10604,6 +11673,13 @@
         <w:tc>
           <w:tcPr>
             <w:tcW w:w="1477" w:type="dxa"/>
+            <w:tcMar>
+              <w:top w:w="80" w:type="dxa"/>
+              <w:left w:w="100" w:type="dxa"/>
+              <w:bottom w:w="80" w:type="dxa"/>
+              <w:right w:w="100" w:type="dxa"/>
+            </w:tcMar>
+            <w:vAlign w:val="center"/>
           </w:tcPr>
           <w:p>
             <w:pPr>
@@ -10621,6 +11697,13 @@
         <w:tc>
           <w:tcPr>
             <w:tcW w:w="1947" w:type="dxa"/>
+            <w:tcMar>
+              <w:top w:w="80" w:type="dxa"/>
+              <w:left w:w="100" w:type="dxa"/>
+              <w:bottom w:w="80" w:type="dxa"/>
+              <w:right w:w="100" w:type="dxa"/>
+            </w:tcMar>
+            <w:vAlign w:val="center"/>
           </w:tcPr>
           <w:p>
             <w:pPr>
@@ -10643,6 +11726,13 @@
         <w:tc>
           <w:tcPr>
             <w:tcW w:w="2484" w:type="dxa"/>
+            <w:tcMar>
+              <w:top w:w="80" w:type="dxa"/>
+              <w:left w:w="100" w:type="dxa"/>
+              <w:bottom w:w="80" w:type="dxa"/>
+              <w:right w:w="100" w:type="dxa"/>
+            </w:tcMar>
+            <w:vAlign w:val="center"/>
           </w:tcPr>
           <w:p>
             <w:pPr>
@@ -10660,6 +11750,13 @@
         <w:tc>
           <w:tcPr>
             <w:tcW w:w="1074" w:type="dxa"/>
+            <w:tcMar>
+              <w:top w:w="80" w:type="dxa"/>
+              <w:left w:w="100" w:type="dxa"/>
+              <w:bottom w:w="80" w:type="dxa"/>
+              <w:right w:w="100" w:type="dxa"/>
+            </w:tcMar>
+            <w:vAlign w:val="center"/>
           </w:tcPr>
           <w:p>
             <w:pPr>
@@ -10677,6 +11774,13 @@
         <w:tc>
           <w:tcPr>
             <w:tcW w:w="1477" w:type="dxa"/>
+            <w:tcMar>
+              <w:top w:w="80" w:type="dxa"/>
+              <w:left w:w="100" w:type="dxa"/>
+              <w:bottom w:w="80" w:type="dxa"/>
+              <w:right w:w="100" w:type="dxa"/>
+            </w:tcMar>
+            <w:vAlign w:val="center"/>
           </w:tcPr>
           <w:p>
             <w:pPr>
@@ -10694,6 +11798,13 @@
         <w:tc>
           <w:tcPr>
             <w:tcW w:w="1477" w:type="dxa"/>
+            <w:tcMar>
+              <w:top w:w="80" w:type="dxa"/>
+              <w:left w:w="100" w:type="dxa"/>
+              <w:bottom w:w="80" w:type="dxa"/>
+              <w:right w:w="100" w:type="dxa"/>
+            </w:tcMar>
+            <w:vAlign w:val="center"/>
           </w:tcPr>
           <w:p>
             <w:pPr>
@@ -10711,6 +11822,13 @@
         <w:tc>
           <w:tcPr>
             <w:tcW w:w="1947" w:type="dxa"/>
+            <w:tcMar>
+              <w:top w:w="80" w:type="dxa"/>
+              <w:left w:w="100" w:type="dxa"/>
+              <w:bottom w:w="80" w:type="dxa"/>
+              <w:right w:w="100" w:type="dxa"/>
+            </w:tcMar>
+            <w:vAlign w:val="center"/>
           </w:tcPr>
           <w:p>
             <w:pPr>
@@ -10729,7 +11847,8 @@
     </w:tbl>
     <w:p>
       <w:pPr>
-        <w:spacing w:after="200"/>
+        <w:spacing w:before="40" w:after="200" w:line="240" w:lineRule="auto"/>
+        <w:jc w:val="left"/>
       </w:pPr>
       <w:r>
         <w:rPr>
@@ -10744,7 +11863,7 @@
         <w:pStyle w:val="Heading2"/>
         <w:jc w:val="left"/>
       </w:pPr>
-      <w:bookmarkStart w:id="37" w:name="_Toc229010121"/>
+      <w:bookmarkStart w:id="37" w:name="_Toc229053816"/>
       <w:r>
         <w:rPr>
           <w:rFonts w:ascii="Times New Roman" w:hAnsi="Times New Roman"/>
@@ -10765,7 +11884,7 @@
       <w:pPr>
         <w:pStyle w:val="Heading1"/>
       </w:pPr>
-      <w:bookmarkStart w:id="38" w:name="_Toc229010122"/>
+      <w:bookmarkStart w:id="38" w:name="_Toc229053817"/>
       <w:r>
         <w:rPr>
           <w:rFonts w:ascii="Times New Roman" w:hAnsi="Times New Roman"/>
@@ -10777,12 +11896,12 @@
     </w:p>
     <w:p>
       <w:r>
-        <w:t>The dissertation set out to ask where oil-price pass-through weakens inside the Indian price system. The answer is that pass-through is layered, not flat. The shock is strongest at the points of the price system closest to direct fuel-price exposure, and it becomes weaker as the analysis moves toward broader household-facing aggregates.</w:t>
+        <w:t>The dissertation set out to ask where oil-price pass-through weakens inside the Indian price system. The answer is that pass-through is layered, not flat. The shock is strongest at the points of the price system closest to direct fuel-price exposure, and it becomes weaker as the analysis moves toward broader household-facing aggregates. This answer is a reduced-form attenuation map, not a structural claim that one identical shock travels through five mechanically linked equations.</w:t>
       </w:r>
     </w:p>
     <w:p>
       <w:r>
-        <w:t>The empirical map can be read in five steps. Retail petrol and WPI Fuel and Power show strong pass-through, with cumulative coefficients of 0.3459 and 0.2866 for positive shocks. CPI Fuel and Light provides bridge evidence that fuel movements enter a fuel-sensitive consumer layer at a cumulative coefficient of 0.1777 for positive shocks. Headline WPI shows statistically significant but modest pass-through at 0.0301. Headline CPI shows weak and statistically insignificant pass-through at 0.0213. Across all layers, short-run asymmetry is not the main finding. Where it is most plausibly located, in the retail petrol layer, the evidence is only marginal at the 10 percent level.</w:t>
+        <w:t>The empirical map can be read in five steps. Retail petrol and WPI Fuel and Power show strong pass-through, with cumulative coefficients of 0.3459 and 0.2866 for positive shocks. CPI Fuel and Light provides bridge evidence that fuel movements enter a fuel-sensitive consumer layer at a cumulative coefficient of 0.1777 for positive shocks. Headline WPI shows statistically significant but modest pass-through at 0.0301. Headline CPI shows weak and statistically insignificant pass-through at 0.0213 in the estimated post-2004 specification. Across all layers, short-run asymmetry is not the main finding. Where it is most plausibly located, in the retail petrol layer, the evidence is only marginal at the 10 percent level.</w:t>
       </w:r>
     </w:p>
     <w:p>
@@ -10792,16 +11911,16 @@
     </w:p>
     <w:p>
       <w:r>
-        <w:t>The policy interpretation is restrained. WPI is useful for tracking upstream cost pressure and is the index where oil shocks remain most clearly visible at the headline level, even after dilution. CPI is the household-facing index and the inflation-targeting anchor, and it is the index where the oil signal is weakest at the headline level. Neither index should be treated as a substitute for the other when the question is about oil shocks. A monetary policy framework that uses CPI as its anchor is not insulated from oil shocks, but it sees the shock through a heavily diluted layer. A fiscal or producer-side analysis that uses WPI sees the shock at a magnitude that is small at the headline level but large in the fuel-sensitive sub-indices that drive intermediate input costs.</w:t>
+        <w:t>The policy interpretation is restrained. WPI is useful for tracking upstream cost pressure and is the index where oil shocks remain most visible at the headline level, even after dilution. CPI is the household-facing index and the inflation-targeting anchor, and it is the index where the oil signal is weakest at the headline level. Neither index should be treated as a substitute for the other when the question is about oil shocks. A monetary policy framework that uses CPI as its anchor is not insulated from oil shocks, but it sees the shock through a heavily diluted layer. A fiscal or producer-</w:t>
+      </w:r>
+      <w:r>
+        <w:lastRenderedPageBreak/>
+        <w:t>side analysis that uses WPI sees the shock at a magnitude that is small at the headline level but large in the fuel-sensitive sub-indices that drive intermediate input costs.</w:t>
       </w:r>
     </w:p>
     <w:p>
       <w:r>
-        <w:t xml:space="preserve">Two extensions are realistic. The first is a more disaggregated CPI decomposition that moves below the headline aggregate to the transport, housing, and miscellaneous </w:t>
-      </w:r>
-      <w:r>
-        <w:lastRenderedPageBreak/>
-        <w:t>services components, in order to trace where the small headline CPI signal is concentrated. The second is a time-varying pass-through model that allows the cumulative coefficients to evolve smoothly with the pricing regime rather than as a single break at June 2010. Both extensions remain inside the same architectural framing used here. They would extend rather than replace the layered map presented in this dissertation.</w:t>
+        <w:t>Two extensions are realistic. The first is a more disaggregated CPI decomposition that moves below the headline aggregate to the transport, housing, and miscellaneous services components, in order to trace where the small headline CPI signal is concentrated. The second is a time-varying pass-through model that allows the cumulative coefficients to evolve smoothly with the pricing regime rather than as a single break at June 2010. Both extensions remain inside the same architectural framing used here. They would extend rather than replace the layered map presented in this dissertation.</w:t>
       </w:r>
     </w:p>
     <w:p>
@@ -10816,7 +11935,7 @@
       <w:pPr>
         <w:pStyle w:val="Heading1"/>
       </w:pPr>
-      <w:bookmarkStart w:id="39" w:name="_Toc229010123"/>
+      <w:bookmarkStart w:id="39" w:name="_Toc229053818"/>
       <w:r>
         <w:rPr>
           <w:rFonts w:ascii="Times New Roman" w:hAnsi="Times New Roman"/>
@@ -10830,8 +11949,16 @@
       <w:pPr>
         <w:ind w:left="576" w:hanging="576"/>
         <w:jc w:val="left"/>
+        <w:rPr>
+          <w:i/>
+          <w:iCs/>
+        </w:rPr>
       </w:pPr>
       <w:r>
+        <w:rPr>
+          <w:i/>
+          <w:iCs/>
+        </w:rPr>
         <w:t>Bai, J., &amp; Perron, P. (2003). Computation and analysis of multiple structural change models. Journal of Applied Econometrics, 18(1), 1-22. https://doi.org/10.1002/jae.659</w:t>
       </w:r>
     </w:p>
@@ -10839,8 +11966,16 @@
       <w:pPr>
         <w:ind w:left="576" w:hanging="576"/>
         <w:jc w:val="left"/>
+        <w:rPr>
+          <w:i/>
+          <w:iCs/>
+        </w:rPr>
       </w:pPr>
       <w:r>
+        <w:rPr>
+          <w:i/>
+          <w:iCs/>
+        </w:rPr>
         <w:t>Bhanumurthy, N. R., Das, S., &amp; Bose, S. (2012). Oil price shock, pass-through policy and its impact on India (NIPFP Working Paper No. 2012-99). National Institute of Public Finance and Policy.</w:t>
       </w:r>
     </w:p>
@@ -10848,8 +11983,16 @@
       <w:pPr>
         <w:ind w:left="576" w:hanging="576"/>
         <w:jc w:val="left"/>
+        <w:rPr>
+          <w:i/>
+          <w:iCs/>
+        </w:rPr>
       </w:pPr>
       <w:r>
+        <w:rPr>
+          <w:i/>
+          <w:iCs/>
+        </w:rPr>
         <w:t>Kwiatkowski, D., Phillips, P. C. B., Schmidt, P., &amp; Shin, Y. (1992). Testing the null hypothesis of stationarity against the alternative of a unit root. Journal of Econometrics, 54(1-3), 159-178. https://doi.org/10.1016/0304-4076(92)90104-Y</w:t>
       </w:r>
     </w:p>
@@ -10857,8 +12000,16 @@
       <w:pPr>
         <w:ind w:left="576" w:hanging="576"/>
         <w:jc w:val="left"/>
+        <w:rPr>
+          <w:i/>
+          <w:iCs/>
+        </w:rPr>
       </w:pPr>
       <w:r>
+        <w:rPr>
+          <w:i/>
+          <w:iCs/>
+        </w:rPr>
         <w:t>Mandal, K., Bhattacharyya, I., &amp; Bhoi, B. B. (2012). Is the oil price pass-through in India any different? Journal of Policy Modeling, 34(6), 832-848. https://doi.org/10.1016/j.jpolmod.2012.06.001</w:t>
       </w:r>
     </w:p>
@@ -10866,8 +12017,16 @@
       <w:pPr>
         <w:ind w:left="576" w:hanging="576"/>
         <w:jc w:val="left"/>
+        <w:rPr>
+          <w:i/>
+          <w:iCs/>
+        </w:rPr>
       </w:pPr>
       <w:r>
+        <w:rPr>
+          <w:i/>
+          <w:iCs/>
+        </w:rPr>
         <w:t>Ministry of Statistics and Programme Implementation. (2015). Consumer Price Index: Changes in the revised series. Government of India.</w:t>
       </w:r>
     </w:p>
@@ -10875,8 +12034,16 @@
       <w:pPr>
         <w:ind w:left="576" w:hanging="576"/>
         <w:jc w:val="left"/>
+        <w:rPr>
+          <w:i/>
+          <w:iCs/>
+        </w:rPr>
       </w:pPr>
       <w:r>
+        <w:rPr>
+          <w:i/>
+          <w:iCs/>
+        </w:rPr>
         <w:t>Newey, W. K., &amp; West, K. D. (1987). A simple, positive semi-definite, heteroskedasticity and autocorrelation consistent covariance matrix. Econometrica, 55(3), 703-708. https://doi.org/10.2307/1913610</w:t>
       </w:r>
     </w:p>
@@ -10884,8 +12051,16 @@
       <w:pPr>
         <w:ind w:left="576" w:hanging="576"/>
         <w:jc w:val="left"/>
+        <w:rPr>
+          <w:i/>
+          <w:iCs/>
+        </w:rPr>
       </w:pPr>
       <w:r>
+        <w:rPr>
+          <w:i/>
+          <w:iCs/>
+        </w:rPr>
         <w:t>Office of the Economic Adviser. (2017). Manual on Wholesale Price Index: Base 2011-12 = 100. Department for Promotion of Industry and Internal Trade, Ministry of Commerce and Industry, Government of India.</w:t>
       </w:r>
     </w:p>
@@ -10893,8 +12068,16 @@
       <w:pPr>
         <w:ind w:left="576" w:hanging="576"/>
         <w:jc w:val="left"/>
+        <w:rPr>
+          <w:i/>
+          <w:iCs/>
+        </w:rPr>
       </w:pPr>
       <w:r>
+        <w:rPr>
+          <w:i/>
+          <w:iCs/>
+        </w:rPr>
         <w:t>Petroleum Planning and Analysis Cell. (2024). Ready reckoner: India's oil and gas. Ministry of Petroleum and Natural Gas, Government of India.</w:t>
       </w:r>
     </w:p>
@@ -10902,8 +12085,16 @@
       <w:pPr>
         <w:ind w:left="576" w:hanging="576"/>
         <w:jc w:val="left"/>
+        <w:rPr>
+          <w:i/>
+          <w:iCs/>
+        </w:rPr>
       </w:pPr>
       <w:r>
+        <w:rPr>
+          <w:i/>
+          <w:iCs/>
+        </w:rPr>
         <w:t>Pradeep, S. (2022). Impact of diesel price reforms on asymmetricity of oil price pass-through to inflation: Indian perspective. The Journal of Economic Asymmetries, 26, e00249. https://doi.org/10.1016/j.jeca.2022.e00249</w:t>
       </w:r>
     </w:p>
@@ -10911,8 +12102,16 @@
       <w:pPr>
         <w:ind w:left="576" w:hanging="576"/>
         <w:jc w:val="left"/>
+        <w:rPr>
+          <w:i/>
+          <w:iCs/>
+        </w:rPr>
       </w:pPr>
       <w:r>
+        <w:rPr>
+          <w:i/>
+          <w:iCs/>
+        </w:rPr>
         <w:t>World Bank. (2026). Commodity price data: The Pink Sheet. World Bank Commodity Markets.</w:t>
       </w:r>
     </w:p>
@@ -10924,6 +12123,31 @@
     </w:sectPr>
   </w:body>
 </w:document>
+</file>
+
+<file path=word/endnotes.xml><?xml version="1.0" encoding="utf-8"?>
+<w:endnotes xmlns:wpc="http://schemas.microsoft.com/office/word/2010/wordprocessingCanvas" xmlns:cx="http://schemas.microsoft.com/office/drawing/2014/chartex" xmlns:cx1="http://schemas.microsoft.com/office/drawing/2015/9/8/chartex" xmlns:cx2="http://schemas.microsoft.com/office/drawing/2015/10/21/chartex" xmlns:cx3="http://schemas.microsoft.com/office/drawing/2016/5/9/chartex" xmlns:cx4="http://schemas.microsoft.com/office/drawing/2016/5/10/chartex" xmlns:cx5="http://schemas.microsoft.com/office/drawing/2016/5/11/chartex" xmlns:cx6="http://schemas.microsoft.com/office/drawing/2016/5/12/chartex" xmlns:cx7="http://schemas.microsoft.com/office/drawing/2016/5/13/chartex" xmlns:cx8="http://schemas.microsoft.com/office/drawing/2016/5/14/chartex" xmlns:mc="http://schemas.openxmlformats.org/markup-compatibility/2006" xmlns:aink="http://schemas.microsoft.com/office/drawing/2016/ink" xmlns:am3d="http://schemas.microsoft.com/office/drawing/2017/model3d" xmlns:o="urn:schemas-microsoft-com:office:office" xmlns:oel="http://schemas.microsoft.com/office/2019/extlst" xmlns:r="http://schemas.openxmlformats.org/officeDocument/2006/relationships" xmlns:m="http://schemas.openxmlformats.org/officeDocument/2006/math" xmlns:v="urn:schemas-microsoft-com:vml" xmlns:wp14="http://schemas.microsoft.com/office/word/2010/wordprocessingDrawing" xmlns:wp="http://schemas.openxmlformats.org/drawingml/2006/wordprocessingDrawing" xmlns:w10="urn:schemas-microsoft-com:office:word" xmlns:w="http://schemas.openxmlformats.org/wordprocessingml/2006/main" xmlns:w14="http://schemas.microsoft.com/office/word/2010/wordml" xmlns:w15="http://schemas.microsoft.com/office/word/2012/wordml" xmlns:w16cex="http://schemas.microsoft.com/office/word/2018/wordml/cex" xmlns:w16cid="http://schemas.microsoft.com/office/word/2016/wordml/cid" xmlns:w16="http://schemas.microsoft.com/office/word/2018/wordml" xmlns:w16du="http://schemas.microsoft.com/office/word/2023/wordml/word16du" xmlns:w16sdtdh="http://schemas.microsoft.com/office/word/2020/wordml/sdtdatahash" xmlns:w16sdtfl="http://schemas.microsoft.com/office/word/2024/wordml/sdtformatlock" xmlns:w16se="http://schemas.microsoft.com/office/word/2015/wordml/symex" xmlns:wpg="http://schemas.microsoft.com/office/word/2010/wordprocessingGroup" xmlns:wpi="http://schemas.microsoft.com/office/word/2010/wordprocessingInk" xmlns:wne="http://schemas.microsoft.com/office/word/2006/wordml" xmlns:wps="http://schemas.microsoft.com/office/word/2010/wordprocessingShape" mc:Ignorable="w14 w15 w16se w16cid w16 w16cex w16sdtdh w16sdtfl w16du wp14">
+  <w:endnote w:type="separator" w:id="-1">
+    <w:p>
+      <w:pPr>
+        <w:spacing w:after="0" w:line="240" w:lineRule="auto"/>
+      </w:pPr>
+      <w:r>
+        <w:separator/>
+      </w:r>
+    </w:p>
+  </w:endnote>
+  <w:endnote w:type="continuationSeparator" w:id="0">
+    <w:p>
+      <w:pPr>
+        <w:spacing w:after="0" w:line="240" w:lineRule="auto"/>
+      </w:pPr>
+      <w:r>
+        <w:continuationSeparator/>
+      </w:r>
+    </w:p>
+  </w:endnote>
+</w:endnotes>
 </file>
 
 <file path=word/footer1.xml><?xml version="1.0" encoding="utf-8"?>
@@ -11004,6 +12228,31 @@
     </w:pPr>
   </w:p>
 </w:ftr>
+</file>
+
+<file path=word/footnotes.xml><?xml version="1.0" encoding="utf-8"?>
+<w:footnotes xmlns:wpc="http://schemas.microsoft.com/office/word/2010/wordprocessingCanvas" xmlns:cx="http://schemas.microsoft.com/office/drawing/2014/chartex" xmlns:cx1="http://schemas.microsoft.com/office/drawing/2015/9/8/chartex" xmlns:cx2="http://schemas.microsoft.com/office/drawing/2015/10/21/chartex" xmlns:cx3="http://schemas.microsoft.com/office/drawing/2016/5/9/chartex" xmlns:cx4="http://schemas.microsoft.com/office/drawing/2016/5/10/chartex" xmlns:cx5="http://schemas.microsoft.com/office/drawing/2016/5/11/chartex" xmlns:cx6="http://schemas.microsoft.com/office/drawing/2016/5/12/chartex" xmlns:cx7="http://schemas.microsoft.com/office/drawing/2016/5/13/chartex" xmlns:cx8="http://schemas.microsoft.com/office/drawing/2016/5/14/chartex" xmlns:mc="http://schemas.openxmlformats.org/markup-compatibility/2006" xmlns:aink="http://schemas.microsoft.com/office/drawing/2016/ink" xmlns:am3d="http://schemas.microsoft.com/office/drawing/2017/model3d" xmlns:o="urn:schemas-microsoft-com:office:office" xmlns:oel="http://schemas.microsoft.com/office/2019/extlst" xmlns:r="http://schemas.openxmlformats.org/officeDocument/2006/relationships" xmlns:m="http://schemas.openxmlformats.org/officeDocument/2006/math" xmlns:v="urn:schemas-microsoft-com:vml" xmlns:wp14="http://schemas.microsoft.com/office/word/2010/wordprocessingDrawing" xmlns:wp="http://schemas.openxmlformats.org/drawingml/2006/wordprocessingDrawing" xmlns:w10="urn:schemas-microsoft-com:office:word" xmlns:w="http://schemas.openxmlformats.org/wordprocessingml/2006/main" xmlns:w14="http://schemas.microsoft.com/office/word/2010/wordml" xmlns:w15="http://schemas.microsoft.com/office/word/2012/wordml" xmlns:w16cex="http://schemas.microsoft.com/office/word/2018/wordml/cex" xmlns:w16cid="http://schemas.microsoft.com/office/word/2016/wordml/cid" xmlns:w16="http://schemas.microsoft.com/office/word/2018/wordml" xmlns:w16du="http://schemas.microsoft.com/office/word/2023/wordml/word16du" xmlns:w16sdtdh="http://schemas.microsoft.com/office/word/2020/wordml/sdtdatahash" xmlns:w16sdtfl="http://schemas.microsoft.com/office/word/2024/wordml/sdtformatlock" xmlns:w16se="http://schemas.microsoft.com/office/word/2015/wordml/symex" xmlns:wpg="http://schemas.microsoft.com/office/word/2010/wordprocessingGroup" xmlns:wpi="http://schemas.microsoft.com/office/word/2010/wordprocessingInk" xmlns:wne="http://schemas.microsoft.com/office/word/2006/wordml" xmlns:wps="http://schemas.microsoft.com/office/word/2010/wordprocessingShape" mc:Ignorable="w14 w15 w16se w16cid w16 w16cex w16sdtdh w16sdtfl w16du wp14">
+  <w:footnote w:type="separator" w:id="-1">
+    <w:p>
+      <w:pPr>
+        <w:spacing w:after="0" w:line="240" w:lineRule="auto"/>
+      </w:pPr>
+      <w:r>
+        <w:separator/>
+      </w:r>
+    </w:p>
+  </w:footnote>
+  <w:footnote w:type="continuationSeparator" w:id="0">
+    <w:p>
+      <w:pPr>
+        <w:spacing w:after="0" w:line="240" w:lineRule="auto"/>
+      </w:pPr>
+      <w:r>
+        <w:continuationSeparator/>
+      </w:r>
+    </w:p>
+  </w:footnote>
+</w:footnotes>
 </file>
 
 <file path=word/numbering.xml><?xml version="1.0" encoding="utf-8"?>
@@ -11179,31 +12428,31 @@
       </w:rPr>
     </w:lvl>
   </w:abstractNum>
-  <w:num w:numId="1" w16cid:durableId="964577587">
+  <w:num w:numId="1" w16cid:durableId="1701667851">
     <w:abstractNumId w:val="8"/>
   </w:num>
-  <w:num w:numId="2" w16cid:durableId="1375425121">
+  <w:num w:numId="2" w16cid:durableId="1846552842">
     <w:abstractNumId w:val="6"/>
   </w:num>
-  <w:num w:numId="3" w16cid:durableId="596602860">
+  <w:num w:numId="3" w16cid:durableId="156069903">
     <w:abstractNumId w:val="5"/>
   </w:num>
-  <w:num w:numId="4" w16cid:durableId="593906186">
+  <w:num w:numId="4" w16cid:durableId="1443836697">
     <w:abstractNumId w:val="4"/>
   </w:num>
-  <w:num w:numId="5" w16cid:durableId="216279956">
+  <w:num w:numId="5" w16cid:durableId="2013296289">
     <w:abstractNumId w:val="7"/>
   </w:num>
-  <w:num w:numId="6" w16cid:durableId="2047103237">
+  <w:num w:numId="6" w16cid:durableId="1065949497">
     <w:abstractNumId w:val="3"/>
   </w:num>
-  <w:num w:numId="7" w16cid:durableId="2139058106">
+  <w:num w:numId="7" w16cid:durableId="1298998837">
     <w:abstractNumId w:val="2"/>
   </w:num>
-  <w:num w:numId="8" w16cid:durableId="804665250">
+  <w:num w:numId="8" w16cid:durableId="1712456382">
     <w:abstractNumId w:val="1"/>
   </w:num>
-  <w:num w:numId="9" w16cid:durableId="1221133721">
+  <w:num w:numId="9" w16cid:durableId="532688670">
     <w:abstractNumId w:val="0"/>
   </w:num>
 </w:numbering>
@@ -11598,7 +12847,7 @@
   <w:style w:type="paragraph" w:default="1" w:styleId="Normal">
     <w:name w:val="Normal"/>
     <w:qFormat/>
-    <w:rsid w:val="00A53CFC"/>
+    <w:rsid w:val="00FC693F"/>
     <w:pPr>
       <w:spacing w:after="120" w:line="360" w:lineRule="auto"/>
       <w:jc w:val="both"/>
@@ -11821,6 +13070,7 @@
   <w:style w:type="character" w:default="1" w:styleId="DefaultParagraphFont">
     <w:name w:val="Default Paragraph Font"/>
     <w:uiPriority w:val="1"/>
+    <w:semiHidden/>
     <w:unhideWhenUsed/>
   </w:style>
   <w:style w:type="table" w:default="1" w:styleId="TableNormal">
@@ -22594,7 +23844,7 @@
     <w:autoRedefine/>
     <w:uiPriority w:val="39"/>
     <w:unhideWhenUsed/>
-    <w:rsid w:val="00A53CFC"/>
+    <w:rsid w:val="0058115A"/>
     <w:pPr>
       <w:spacing w:before="120"/>
       <w:jc w:val="left"/>
@@ -22615,7 +23865,7 @@
     <w:autoRedefine/>
     <w:uiPriority w:val="39"/>
     <w:unhideWhenUsed/>
-    <w:rsid w:val="00A53CFC"/>
+    <w:rsid w:val="0058115A"/>
     <w:pPr>
       <w:spacing w:after="0"/>
       <w:ind w:left="240"/>
@@ -22633,7 +23883,7 @@
     <w:basedOn w:val="DefaultParagraphFont"/>
     <w:uiPriority w:val="99"/>
     <w:unhideWhenUsed/>
-    <w:rsid w:val="00A53CFC"/>
+    <w:rsid w:val="0058115A"/>
     <w:rPr>
       <w:color w:val="0000FF" w:themeColor="hyperlink"/>
       <w:u w:val="single"/>
@@ -22647,7 +23897,7 @@
     <w:uiPriority w:val="39"/>
     <w:semiHidden/>
     <w:unhideWhenUsed/>
-    <w:rsid w:val="00A53CFC"/>
+    <w:rsid w:val="0058115A"/>
     <w:pPr>
       <w:spacing w:after="0"/>
       <w:ind w:left="480"/>
@@ -22669,7 +23919,7 @@
     <w:uiPriority w:val="39"/>
     <w:semiHidden/>
     <w:unhideWhenUsed/>
-    <w:rsid w:val="00A53CFC"/>
+    <w:rsid w:val="0058115A"/>
     <w:pPr>
       <w:spacing w:after="0"/>
       <w:ind w:left="720"/>
@@ -22689,7 +23939,7 @@
     <w:uiPriority w:val="39"/>
     <w:semiHidden/>
     <w:unhideWhenUsed/>
-    <w:rsid w:val="00A53CFC"/>
+    <w:rsid w:val="0058115A"/>
     <w:pPr>
       <w:spacing w:after="0"/>
       <w:ind w:left="960"/>
@@ -22709,7 +23959,7 @@
     <w:uiPriority w:val="39"/>
     <w:semiHidden/>
     <w:unhideWhenUsed/>
-    <w:rsid w:val="00A53CFC"/>
+    <w:rsid w:val="0058115A"/>
     <w:pPr>
       <w:spacing w:after="0"/>
       <w:ind w:left="1200"/>
@@ -22729,7 +23979,7 @@
     <w:uiPriority w:val="39"/>
     <w:semiHidden/>
     <w:unhideWhenUsed/>
-    <w:rsid w:val="00A53CFC"/>
+    <w:rsid w:val="0058115A"/>
     <w:pPr>
       <w:spacing w:after="0"/>
       <w:ind w:left="1440"/>
@@ -22749,7 +23999,7 @@
     <w:uiPriority w:val="39"/>
     <w:semiHidden/>
     <w:unhideWhenUsed/>
-    <w:rsid w:val="00A53CFC"/>
+    <w:rsid w:val="0058115A"/>
     <w:pPr>
       <w:spacing w:after="0"/>
       <w:ind w:left="1680"/>
@@ -22769,7 +24019,7 @@
     <w:uiPriority w:val="39"/>
     <w:semiHidden/>
     <w:unhideWhenUsed/>
-    <w:rsid w:val="00A53CFC"/>
+    <w:rsid w:val="0058115A"/>
     <w:pPr>
       <w:spacing w:after="0"/>
       <w:ind w:left="1920"/>

--- a/dissertation/aniket-dissertation.docx
+++ b/dissertation/aniket-dissertation.docx
@@ -6,28 +6,24 @@
       <w:pPr>
         <w:jc w:val="center"/>
         <w:rPr>
-          <w:rFonts w:ascii="Garamond" w:hAnsi="Garamond"/>
           <w:b/>
           <w:bCs/>
-          <w:i/>
+          <w:iCs/>
           <w:w w:val="110"/>
           <w:sz w:val="36"/>
           <w:szCs w:val="36"/>
-          <w:u w:val="single"/>
         </w:rPr>
       </w:pPr>
       <w:r>
         <w:rPr>
-          <w:rFonts w:ascii="Garamond" w:hAnsi="Garamond"/>
           <w:b/>
           <w:bCs/>
-          <w:i/>
+          <w:iCs/>
           <w:w w:val="110"/>
           <w:sz w:val="36"/>
           <w:szCs w:val="36"/>
-          <w:u w:val="single"/>
         </w:rPr>
-        <w:t>From wholesale prices to consumer inflation: layered pass-through of global oil shocks in India, 1983-2026</w:t>
+        <w:t>FROM WHOLESALE PRICES TO CONSUMER INFLATION: LAYERED PASS-THROUGH OF GLOBAL OIL SHOCKS IN INDIA, 1983-2026</w:t>
       </w:r>
     </w:p>
     <w:p>
@@ -1669,6 +1665,16 @@
           <w:lang w:bidi="en-US"/>
         </w:rPr>
       </w:pPr>
+      <w:r>
+        <w:rPr>
+          <w:b/>
+          <w:i/>
+          <w:szCs w:val="24"/>
+          <w:u w:val="single"/>
+          <w:lang w:bidi="en-US"/>
+        </w:rPr>
+        <w:t xml:space="preserve">Prof. </w:t>
+      </w:r>
       <w:r>
         <w:rPr>
           <w:b/>
